--- a/Lab1/ПрогОтчётЛаба1.docx
+++ b/Lab1/ПрогОтчётЛаба1.docx
@@ -1762,7 +1762,6 @@
         </w:rPr>
         <w:t>Цель работы</w:t>
       </w:r>
-      <w:proofErr w:type="gramStart"/>
       <w:r>
         <w:t>:</w:t>
       </w:r>
@@ -1772,7 +1771,6 @@
       <w:r>
         <w:t>Написать</w:t>
       </w:r>
-      <w:proofErr w:type="gramEnd"/>
       <w:r>
         <w:t xml:space="preserve"> классы для предметной области интернет-магазина электроники</w:t>
       </w:r>
@@ -1930,7 +1928,7 @@
         <w:jc w:val="both"/>
       </w:pPr>
       <w:r>
-        <w:t>Сервис draw.io (https://app.diagrams.net/) или аналог,</w:t>
+        <w:t>Сервис draw.io (https://app.diagrams.net/)</w:t>
       </w:r>
     </w:p>
     <w:p>
@@ -2127,7 +2125,6 @@
         <w:t xml:space="preserve"> </w:t>
       </w:r>
       <w:proofErr w:type="spellStart"/>
-      <w:proofErr w:type="gramStart"/>
       <w:r>
         <w:rPr>
           <w:rFonts w:ascii="Consolas" w:eastAsia="Times New Roman" w:hAnsi="Consolas" w:cs="Times New Roman"/>
@@ -2158,7 +2155,6 @@
         </w:rPr>
         <w:t>etree</w:t>
       </w:r>
-      <w:proofErr w:type="gramEnd"/>
       <w:r>
         <w:rPr>
           <w:rFonts w:ascii="Consolas" w:eastAsia="Times New Roman" w:hAnsi="Consolas" w:cs="Times New Roman"/>
@@ -2383,7 +2379,6 @@
         <w:t xml:space="preserve"> </w:t>
       </w:r>
       <w:proofErr w:type="spellStart"/>
-      <w:proofErr w:type="gramStart"/>
       <w:r>
         <w:rPr>
           <w:rFonts w:ascii="Consolas" w:eastAsia="Times New Roman" w:hAnsi="Consolas" w:cs="Times New Roman"/>
@@ -2405,7 +2400,6 @@
         </w:rPr>
         <w:t>(</w:t>
       </w:r>
-      <w:proofErr w:type="gramEnd"/>
       <w:r>
         <w:rPr>
           <w:rFonts w:ascii="Consolas" w:eastAsia="Times New Roman" w:hAnsi="Consolas" w:cs="Times New Roman"/>
@@ -2586,7 +2580,6 @@
         <w:t xml:space="preserve"> </w:t>
       </w:r>
       <w:proofErr w:type="spellStart"/>
-      <w:proofErr w:type="gramStart"/>
       <w:r>
         <w:rPr>
           <w:rFonts w:ascii="Consolas" w:eastAsia="Times New Roman" w:hAnsi="Consolas" w:cs="Times New Roman"/>
@@ -2608,7 +2601,6 @@
         </w:rPr>
         <w:t>(</w:t>
       </w:r>
-      <w:proofErr w:type="gramEnd"/>
       <w:r>
         <w:rPr>
           <w:rFonts w:ascii="Consolas" w:eastAsia="Times New Roman" w:hAnsi="Consolas" w:cs="Times New Roman"/>
@@ -2789,7 +2781,6 @@
         <w:t xml:space="preserve"> </w:t>
       </w:r>
       <w:proofErr w:type="spellStart"/>
-      <w:proofErr w:type="gramStart"/>
       <w:r>
         <w:rPr>
           <w:rFonts w:ascii="Consolas" w:eastAsia="Times New Roman" w:hAnsi="Consolas" w:cs="Times New Roman"/>
@@ -2811,7 +2802,6 @@
         </w:rPr>
         <w:t>(</w:t>
       </w:r>
-      <w:proofErr w:type="gramEnd"/>
       <w:r>
         <w:rPr>
           <w:rFonts w:ascii="Consolas" w:eastAsia="Times New Roman" w:hAnsi="Consolas" w:cs="Times New Roman"/>
@@ -3105,18 +3095,7 @@
           <w:szCs w:val="21"/>
           <w:lang w:val="en-US" w:eastAsia="ru-RU"/>
         </w:rPr>
-        <w:t>_</w:t>
-      </w:r>
-      <w:proofErr w:type="gramStart"/>
-      <w:r>
-        <w:rPr>
-          <w:rFonts w:ascii="Consolas" w:eastAsia="Times New Roman" w:hAnsi="Consolas" w:cs="Times New Roman"/>
-          <w:color w:val="DCDCAA"/>
-          <w:sz w:val="21"/>
-          <w:szCs w:val="21"/>
-          <w:lang w:val="en-US" w:eastAsia="ru-RU"/>
-        </w:rPr>
-        <w:t>_</w:t>
+        <w:t>__</w:t>
       </w:r>
       <w:r>
         <w:rPr>
@@ -3128,7 +3107,6 @@
         </w:rPr>
         <w:t>(</w:t>
       </w:r>
-      <w:proofErr w:type="gramEnd"/>
       <w:r>
         <w:rPr>
           <w:rFonts w:ascii="Consolas" w:eastAsia="Times New Roman" w:hAnsi="Consolas" w:cs="Times New Roman"/>
@@ -3559,7 +3537,6 @@
         <w:t xml:space="preserve">        </w:t>
       </w:r>
       <w:proofErr w:type="spellStart"/>
-      <w:proofErr w:type="gramStart"/>
       <w:r>
         <w:rPr>
           <w:rFonts w:ascii="Consolas" w:eastAsia="Times New Roman" w:hAnsi="Consolas" w:cs="Times New Roman"/>
@@ -3591,7 +3568,6 @@
         <w:t>category</w:t>
       </w:r>
       <w:proofErr w:type="spellEnd"/>
-      <w:proofErr w:type="gramEnd"/>
       <w:r>
         <w:rPr>
           <w:rFonts w:ascii="Consolas" w:eastAsia="Times New Roman" w:hAnsi="Consolas" w:cs="Times New Roman"/>
@@ -3656,7 +3632,6 @@
         <w:t xml:space="preserve">        </w:t>
       </w:r>
       <w:proofErr w:type="spellStart"/>
-      <w:proofErr w:type="gramStart"/>
       <w:r>
         <w:rPr>
           <w:rFonts w:ascii="Consolas" w:eastAsia="Times New Roman" w:hAnsi="Consolas" w:cs="Times New Roman"/>
@@ -3688,7 +3663,6 @@
         <w:t>price</w:t>
       </w:r>
       <w:proofErr w:type="spellEnd"/>
-      <w:proofErr w:type="gramEnd"/>
       <w:r>
         <w:rPr>
           <w:rFonts w:ascii="Consolas" w:eastAsia="Times New Roman" w:hAnsi="Consolas" w:cs="Times New Roman"/>
@@ -3753,7 +3727,6 @@
         <w:t xml:space="preserve">        </w:t>
       </w:r>
       <w:proofErr w:type="spellStart"/>
-      <w:proofErr w:type="gramStart"/>
       <w:r>
         <w:rPr>
           <w:rFonts w:ascii="Consolas" w:eastAsia="Times New Roman" w:hAnsi="Consolas" w:cs="Times New Roman"/>
@@ -3785,7 +3758,6 @@
         <w:t>stock</w:t>
       </w:r>
       <w:proofErr w:type="spellEnd"/>
-      <w:proofErr w:type="gramEnd"/>
       <w:r>
         <w:rPr>
           <w:rFonts w:ascii="Consolas" w:eastAsia="Times New Roman" w:hAnsi="Consolas" w:cs="Times New Roman"/>
@@ -3954,18 +3926,7 @@
           <w:szCs w:val="21"/>
           <w:lang w:val="en-US" w:eastAsia="ru-RU"/>
         </w:rPr>
-        <w:t>update_</w:t>
-      </w:r>
-      <w:proofErr w:type="gramStart"/>
-      <w:r>
-        <w:rPr>
-          <w:rFonts w:ascii="Consolas" w:eastAsia="Times New Roman" w:hAnsi="Consolas" w:cs="Times New Roman"/>
-          <w:color w:val="DCDCAA"/>
-          <w:sz w:val="21"/>
-          <w:szCs w:val="21"/>
-          <w:lang w:val="en-US" w:eastAsia="ru-RU"/>
-        </w:rPr>
-        <w:t>stock</w:t>
+        <w:t>update_stock</w:t>
       </w:r>
       <w:proofErr w:type="spellEnd"/>
       <w:r>
@@ -3978,7 +3939,6 @@
         </w:rPr>
         <w:t>(</w:t>
       </w:r>
-      <w:proofErr w:type="gramEnd"/>
       <w:r>
         <w:rPr>
           <w:rFonts w:ascii="Consolas" w:eastAsia="Times New Roman" w:hAnsi="Consolas" w:cs="Times New Roman"/>
@@ -4103,7 +4063,6 @@
         <w:t xml:space="preserve"> </w:t>
       </w:r>
       <w:proofErr w:type="spellStart"/>
-      <w:proofErr w:type="gramStart"/>
       <w:r>
         <w:rPr>
           <w:rFonts w:ascii="Consolas" w:eastAsia="Times New Roman" w:hAnsi="Consolas" w:cs="Times New Roman"/>
@@ -4135,7 +4094,6 @@
         <w:t>stock</w:t>
       </w:r>
       <w:proofErr w:type="spellEnd"/>
-      <w:proofErr w:type="gramEnd"/>
       <w:r>
         <w:rPr>
           <w:rFonts w:ascii="Consolas" w:eastAsia="Times New Roman" w:hAnsi="Consolas" w:cs="Times New Roman"/>
@@ -4270,7 +4228,6 @@
         <w:t xml:space="preserve"> </w:t>
       </w:r>
       <w:proofErr w:type="spellStart"/>
-      <w:proofErr w:type="gramStart"/>
       <w:r>
         <w:rPr>
           <w:rFonts w:ascii="Consolas" w:eastAsia="Times New Roman" w:hAnsi="Consolas" w:cs="Times New Roman"/>
@@ -4292,7 +4249,6 @@
         </w:rPr>
         <w:t>(</w:t>
       </w:r>
-      <w:proofErr w:type="gramEnd"/>
       <w:r>
         <w:rPr>
           <w:rFonts w:ascii="Consolas" w:eastAsia="Times New Roman" w:hAnsi="Consolas" w:cs="Times New Roman"/>
@@ -4487,7 +4443,6 @@
         <w:t xml:space="preserve">        </w:t>
       </w:r>
       <w:proofErr w:type="spellStart"/>
-      <w:proofErr w:type="gramStart"/>
       <w:r>
         <w:rPr>
           <w:rFonts w:ascii="Consolas" w:eastAsia="Times New Roman" w:hAnsi="Consolas" w:cs="Times New Roman"/>
@@ -4519,7 +4474,6 @@
         <w:t>stock</w:t>
       </w:r>
       <w:proofErr w:type="spellEnd"/>
-      <w:proofErr w:type="gramEnd"/>
       <w:r>
         <w:rPr>
           <w:rFonts w:ascii="Consolas" w:eastAsia="Times New Roman" w:hAnsi="Consolas" w:cs="Times New Roman"/>
@@ -4892,29 +4846,7 @@
           <w:szCs w:val="21"/>
           <w:lang w:eastAsia="ru-RU"/>
         </w:rPr>
-        <w:t xml:space="preserve"># словарь в </w:t>
-      </w:r>
-      <w:proofErr w:type="gramStart"/>
-      <w:r>
-        <w:rPr>
-          <w:rFonts w:ascii="Consolas" w:eastAsia="Times New Roman" w:hAnsi="Consolas" w:cs="Times New Roman"/>
-          <w:color w:val="6A9955"/>
-          <w:sz w:val="21"/>
-          <w:szCs w:val="21"/>
-          <w:lang w:eastAsia="ru-RU"/>
-        </w:rPr>
-        <w:t>объект(</w:t>
-      </w:r>
-      <w:proofErr w:type="gramEnd"/>
-      <w:r>
-        <w:rPr>
-          <w:rFonts w:ascii="Consolas" w:eastAsia="Times New Roman" w:hAnsi="Consolas" w:cs="Times New Roman"/>
-          <w:color w:val="6A9955"/>
-          <w:sz w:val="21"/>
-          <w:szCs w:val="21"/>
-          <w:lang w:eastAsia="ru-RU"/>
-        </w:rPr>
-        <w:t xml:space="preserve">для </w:t>
+        <w:t xml:space="preserve"># словарь в объект(для </w:t>
       </w:r>
       <w:proofErr w:type="spellStart"/>
       <w:r>
@@ -4993,7 +4925,6 @@
         </w:rPr>
         <w:t>@</w:t>
       </w:r>
-      <w:proofErr w:type="gramStart"/>
       <w:r>
         <w:rPr>
           <w:rFonts w:ascii="Consolas" w:eastAsia="Times New Roman" w:hAnsi="Consolas" w:cs="Times New Roman"/>
@@ -5004,7 +4935,6 @@
         </w:rPr>
         <w:t>staticmethod</w:t>
       </w:r>
-      <w:proofErr w:type="gramEnd"/>
     </w:p>
     <w:p>
       <w:pPr>
@@ -5057,18 +4987,7 @@
           <w:szCs w:val="21"/>
           <w:lang w:val="en-US" w:eastAsia="ru-RU"/>
         </w:rPr>
-        <w:t>from_</w:t>
-      </w:r>
-      <w:proofErr w:type="gramStart"/>
-      <w:r>
-        <w:rPr>
-          <w:rFonts w:ascii="Consolas" w:eastAsia="Times New Roman" w:hAnsi="Consolas" w:cs="Times New Roman"/>
-          <w:color w:val="DCDCAA"/>
-          <w:sz w:val="21"/>
-          <w:szCs w:val="21"/>
-          <w:lang w:val="en-US" w:eastAsia="ru-RU"/>
-        </w:rPr>
-        <w:t>dict</w:t>
+        <w:t>from_dict</w:t>
       </w:r>
       <w:proofErr w:type="spellEnd"/>
       <w:r>
@@ -5081,7 +5000,6 @@
         </w:rPr>
         <w:t>(</w:t>
       </w:r>
-      <w:proofErr w:type="gramEnd"/>
       <w:r>
         <w:rPr>
           <w:rFonts w:ascii="Consolas" w:eastAsia="Times New Roman" w:hAnsi="Consolas" w:cs="Times New Roman"/>
@@ -5442,18 +5360,7 @@
           <w:szCs w:val="21"/>
           <w:lang w:val="en-US" w:eastAsia="ru-RU"/>
         </w:rPr>
-        <w:t>_</w:t>
-      </w:r>
-      <w:proofErr w:type="gramStart"/>
-      <w:r>
-        <w:rPr>
-          <w:rFonts w:ascii="Consolas" w:eastAsia="Times New Roman" w:hAnsi="Consolas" w:cs="Times New Roman"/>
-          <w:color w:val="DCDCAA"/>
-          <w:sz w:val="21"/>
-          <w:szCs w:val="21"/>
-          <w:lang w:val="en-US" w:eastAsia="ru-RU"/>
-        </w:rPr>
-        <w:t>_</w:t>
+        <w:t>__</w:t>
       </w:r>
       <w:r>
         <w:rPr>
@@ -5465,7 +5372,6 @@
         </w:rPr>
         <w:t>(</w:t>
       </w:r>
-      <w:proofErr w:type="gramEnd"/>
       <w:r>
         <w:rPr>
           <w:rFonts w:ascii="Consolas" w:eastAsia="Times New Roman" w:hAnsi="Consolas" w:cs="Times New Roman"/>
@@ -5857,7 +5763,6 @@
         <w:t xml:space="preserve">        </w:t>
       </w:r>
       <w:proofErr w:type="spellStart"/>
-      <w:proofErr w:type="gramStart"/>
       <w:r>
         <w:rPr>
           <w:rFonts w:ascii="Consolas" w:eastAsia="Times New Roman" w:hAnsi="Consolas" w:cs="Times New Roman"/>
@@ -5889,7 +5794,6 @@
         <w:t>email</w:t>
       </w:r>
       <w:proofErr w:type="spellEnd"/>
-      <w:proofErr w:type="gramEnd"/>
       <w:r>
         <w:rPr>
           <w:rFonts w:ascii="Consolas" w:eastAsia="Times New Roman" w:hAnsi="Consolas" w:cs="Times New Roman"/>
@@ -5954,7 +5858,6 @@
         <w:t xml:space="preserve">        </w:t>
       </w:r>
       <w:proofErr w:type="spellStart"/>
-      <w:proofErr w:type="gramStart"/>
       <w:r>
         <w:rPr>
           <w:rFonts w:ascii="Consolas" w:eastAsia="Times New Roman" w:hAnsi="Consolas" w:cs="Times New Roman"/>
@@ -5986,7 +5889,6 @@
         <w:t>address</w:t>
       </w:r>
       <w:proofErr w:type="spellEnd"/>
-      <w:proofErr w:type="gramEnd"/>
       <w:r>
         <w:rPr>
           <w:rFonts w:ascii="Consolas" w:eastAsia="Times New Roman" w:hAnsi="Consolas" w:cs="Times New Roman"/>
@@ -6276,7 +6178,6 @@
         </w:rPr>
         <w:t>@</w:t>
       </w:r>
-      <w:proofErr w:type="gramStart"/>
       <w:r>
         <w:rPr>
           <w:rFonts w:ascii="Consolas" w:eastAsia="Times New Roman" w:hAnsi="Consolas" w:cs="Times New Roman"/>
@@ -6287,7 +6188,6 @@
         </w:rPr>
         <w:t>staticmethod</w:t>
       </w:r>
-      <w:proofErr w:type="gramEnd"/>
     </w:p>
     <w:p>
       <w:pPr>
@@ -6340,18 +6240,7 @@
           <w:szCs w:val="21"/>
           <w:lang w:val="en-US" w:eastAsia="ru-RU"/>
         </w:rPr>
-        <w:t>from_</w:t>
-      </w:r>
-      <w:proofErr w:type="gramStart"/>
-      <w:r>
-        <w:rPr>
-          <w:rFonts w:ascii="Consolas" w:eastAsia="Times New Roman" w:hAnsi="Consolas" w:cs="Times New Roman"/>
-          <w:color w:val="DCDCAA"/>
-          <w:sz w:val="21"/>
-          <w:szCs w:val="21"/>
-          <w:lang w:val="en-US" w:eastAsia="ru-RU"/>
-        </w:rPr>
-        <w:t>dict</w:t>
+        <w:t>from_dict</w:t>
       </w:r>
       <w:proofErr w:type="spellEnd"/>
       <w:r>
@@ -6364,7 +6253,6 @@
         </w:rPr>
         <w:t>(</w:t>
       </w:r>
-      <w:proofErr w:type="gramEnd"/>
       <w:r>
         <w:rPr>
           <w:rFonts w:ascii="Consolas" w:eastAsia="Times New Roman" w:hAnsi="Consolas" w:cs="Times New Roman"/>
@@ -6749,18 +6637,7 @@
           <w:szCs w:val="21"/>
           <w:lang w:val="en-US" w:eastAsia="ru-RU"/>
         </w:rPr>
-        <w:t>_</w:t>
-      </w:r>
-      <w:proofErr w:type="gramStart"/>
-      <w:r>
-        <w:rPr>
-          <w:rFonts w:ascii="Consolas" w:eastAsia="Times New Roman" w:hAnsi="Consolas" w:cs="Times New Roman"/>
-          <w:color w:val="DCDCAA"/>
-          <w:sz w:val="21"/>
-          <w:szCs w:val="21"/>
-          <w:lang w:val="en-US" w:eastAsia="ru-RU"/>
-        </w:rPr>
-        <w:t>_</w:t>
+        <w:t>__</w:t>
       </w:r>
       <w:r>
         <w:rPr>
@@ -6772,7 +6649,6 @@
         </w:rPr>
         <w:t>(</w:t>
       </w:r>
-      <w:proofErr w:type="gramEnd"/>
       <w:r>
         <w:rPr>
           <w:rFonts w:ascii="Consolas" w:eastAsia="Times New Roman" w:hAnsi="Consolas" w:cs="Times New Roman"/>
@@ -6897,7 +6773,6 @@
         <w:t xml:space="preserve">        </w:t>
       </w:r>
       <w:proofErr w:type="spellStart"/>
-      <w:proofErr w:type="gramStart"/>
       <w:r>
         <w:rPr>
           <w:rFonts w:ascii="Consolas" w:eastAsia="Times New Roman" w:hAnsi="Consolas" w:cs="Times New Roman"/>
@@ -6929,7 +6804,6 @@
         <w:t>product</w:t>
       </w:r>
       <w:proofErr w:type="spellEnd"/>
-      <w:proofErr w:type="gramEnd"/>
       <w:r>
         <w:rPr>
           <w:rFonts w:ascii="Consolas" w:eastAsia="Times New Roman" w:hAnsi="Consolas" w:cs="Times New Roman"/>
@@ -6994,7 +6868,6 @@
         <w:t xml:space="preserve">        </w:t>
       </w:r>
       <w:proofErr w:type="spellStart"/>
-      <w:proofErr w:type="gramStart"/>
       <w:r>
         <w:rPr>
           <w:rFonts w:ascii="Consolas" w:eastAsia="Times New Roman" w:hAnsi="Consolas" w:cs="Times New Roman"/>
@@ -7026,7 +6899,6 @@
         <w:t>quantity</w:t>
       </w:r>
       <w:proofErr w:type="spellEnd"/>
-      <w:proofErr w:type="gramEnd"/>
       <w:r>
         <w:rPr>
           <w:rFonts w:ascii="Consolas" w:eastAsia="Times New Roman" w:hAnsi="Consolas" w:cs="Times New Roman"/>
@@ -7227,7 +7099,6 @@
         <w:t xml:space="preserve"> </w:t>
       </w:r>
       <w:proofErr w:type="spellStart"/>
-      <w:proofErr w:type="gramStart"/>
       <w:r>
         <w:rPr>
           <w:rFonts w:ascii="Consolas" w:eastAsia="Times New Roman" w:hAnsi="Consolas" w:cs="Times New Roman"/>
@@ -7258,7 +7129,6 @@
         </w:rPr>
         <w:t>product</w:t>
       </w:r>
-      <w:proofErr w:type="gramEnd"/>
       <w:r>
         <w:rPr>
           <w:rFonts w:ascii="Consolas" w:eastAsia="Times New Roman" w:hAnsi="Consolas" w:cs="Times New Roman"/>
@@ -7553,18 +7423,7 @@
           <w:szCs w:val="21"/>
           <w:lang w:val="en-US" w:eastAsia="ru-RU"/>
         </w:rPr>
-        <w:t>_</w:t>
-      </w:r>
-      <w:proofErr w:type="gramStart"/>
-      <w:r>
-        <w:rPr>
-          <w:rFonts w:ascii="Consolas" w:eastAsia="Times New Roman" w:hAnsi="Consolas" w:cs="Times New Roman"/>
-          <w:color w:val="DCDCAA"/>
-          <w:sz w:val="21"/>
-          <w:szCs w:val="21"/>
-          <w:lang w:val="en-US" w:eastAsia="ru-RU"/>
-        </w:rPr>
-        <w:t>_</w:t>
+        <w:t>__</w:t>
       </w:r>
       <w:r>
         <w:rPr>
@@ -7576,7 +7435,6 @@
         </w:rPr>
         <w:t>(</w:t>
       </w:r>
-      <w:proofErr w:type="gramEnd"/>
       <w:r>
         <w:rPr>
           <w:rFonts w:ascii="Consolas" w:eastAsia="Times New Roman" w:hAnsi="Consolas" w:cs="Times New Roman"/>
@@ -7661,7 +7519,6 @@
         <w:t xml:space="preserve">        </w:t>
       </w:r>
       <w:proofErr w:type="spellStart"/>
-      <w:proofErr w:type="gramStart"/>
       <w:r>
         <w:rPr>
           <w:rFonts w:ascii="Consolas" w:eastAsia="Times New Roman" w:hAnsi="Consolas" w:cs="Times New Roman"/>
@@ -7693,7 +7550,6 @@
         <w:t>customer</w:t>
       </w:r>
       <w:proofErr w:type="spellEnd"/>
-      <w:proofErr w:type="gramEnd"/>
       <w:r>
         <w:rPr>
           <w:rFonts w:ascii="Consolas" w:eastAsia="Times New Roman" w:hAnsi="Consolas" w:cs="Times New Roman"/>
@@ -7758,7 +7614,6 @@
         <w:t xml:space="preserve">        </w:t>
       </w:r>
       <w:proofErr w:type="spellStart"/>
-      <w:proofErr w:type="gramStart"/>
       <w:r>
         <w:rPr>
           <w:rFonts w:ascii="Consolas" w:eastAsia="Times New Roman" w:hAnsi="Consolas" w:cs="Times New Roman"/>
@@ -7790,7 +7645,6 @@
         <w:t>items</w:t>
       </w:r>
       <w:proofErr w:type="spellEnd"/>
-      <w:proofErr w:type="gramEnd"/>
       <w:r>
         <w:rPr>
           <w:rFonts w:ascii="Consolas" w:eastAsia="Times New Roman" w:hAnsi="Consolas" w:cs="Times New Roman"/>
@@ -7928,18 +7782,7 @@
           <w:szCs w:val="21"/>
           <w:lang w:val="en-US" w:eastAsia="ru-RU"/>
         </w:rPr>
-        <w:t>add_</w:t>
-      </w:r>
-      <w:proofErr w:type="gramStart"/>
-      <w:r>
-        <w:rPr>
-          <w:rFonts w:ascii="Consolas" w:eastAsia="Times New Roman" w:hAnsi="Consolas" w:cs="Times New Roman"/>
-          <w:color w:val="DCDCAA"/>
-          <w:sz w:val="21"/>
-          <w:szCs w:val="21"/>
-          <w:lang w:val="en-US" w:eastAsia="ru-RU"/>
-        </w:rPr>
-        <w:t>item</w:t>
+        <w:t>add_item</w:t>
       </w:r>
       <w:proofErr w:type="spellEnd"/>
       <w:r>
@@ -7952,7 +7795,6 @@
         </w:rPr>
         <w:t>(</w:t>
       </w:r>
-      <w:proofErr w:type="gramEnd"/>
       <w:r>
         <w:rPr>
           <w:rFonts w:ascii="Consolas" w:eastAsia="Times New Roman" w:hAnsi="Consolas" w:cs="Times New Roman"/>
@@ -8157,7 +7999,6 @@
         <w:t xml:space="preserve"> </w:t>
       </w:r>
       <w:proofErr w:type="spellStart"/>
-      <w:proofErr w:type="gramStart"/>
       <w:r>
         <w:rPr>
           <w:rFonts w:ascii="Consolas" w:eastAsia="Times New Roman" w:hAnsi="Consolas" w:cs="Times New Roman"/>
@@ -8189,7 +8030,6 @@
         <w:t>items</w:t>
       </w:r>
       <w:proofErr w:type="spellEnd"/>
-      <w:proofErr w:type="gramEnd"/>
       <w:r>
         <w:rPr>
           <w:rFonts w:ascii="Consolas" w:eastAsia="Times New Roman" w:hAnsi="Consolas" w:cs="Times New Roman"/>
@@ -8387,7 +8227,6 @@
         <w:t xml:space="preserve">                </w:t>
       </w:r>
       <w:proofErr w:type="spellStart"/>
-      <w:proofErr w:type="gramStart"/>
       <w:r>
         <w:rPr>
           <w:rFonts w:ascii="Consolas" w:eastAsia="Times New Roman" w:hAnsi="Consolas" w:cs="Times New Roman"/>
@@ -8419,7 +8258,6 @@
         <w:t>quantity</w:t>
       </w:r>
       <w:proofErr w:type="spellEnd"/>
-      <w:proofErr w:type="gramEnd"/>
       <w:r>
         <w:rPr>
           <w:rFonts w:ascii="Consolas" w:eastAsia="Times New Roman" w:hAnsi="Consolas" w:cs="Times New Roman"/>
@@ -8517,7 +8355,6 @@
         <w:t xml:space="preserve">        </w:t>
       </w:r>
       <w:proofErr w:type="spellStart"/>
-      <w:proofErr w:type="gramStart"/>
       <w:r>
         <w:rPr>
           <w:rFonts w:ascii="Consolas" w:eastAsia="Times New Roman" w:hAnsi="Consolas" w:cs="Times New Roman"/>
@@ -8548,7 +8385,6 @@
         </w:rPr>
         <w:t>items</w:t>
       </w:r>
-      <w:proofErr w:type="gramEnd"/>
       <w:r>
         <w:rPr>
           <w:rFonts w:ascii="Consolas" w:eastAsia="Times New Roman" w:hAnsi="Consolas" w:cs="Times New Roman"/>
@@ -8707,18 +8543,7 @@
           <w:szCs w:val="21"/>
           <w:lang w:val="en-US" w:eastAsia="ru-RU"/>
         </w:rPr>
-        <w:t>remove_</w:t>
-      </w:r>
-      <w:proofErr w:type="gramStart"/>
-      <w:r>
-        <w:rPr>
-          <w:rFonts w:ascii="Consolas" w:eastAsia="Times New Roman" w:hAnsi="Consolas" w:cs="Times New Roman"/>
-          <w:color w:val="DCDCAA"/>
-          <w:sz w:val="21"/>
-          <w:szCs w:val="21"/>
-          <w:lang w:val="en-US" w:eastAsia="ru-RU"/>
-        </w:rPr>
-        <w:t>item</w:t>
+        <w:t>remove_item</w:t>
       </w:r>
       <w:proofErr w:type="spellEnd"/>
       <w:r>
@@ -8731,7 +8556,6 @@
         </w:rPr>
         <w:t>(</w:t>
       </w:r>
-      <w:proofErr w:type="gramEnd"/>
       <w:r>
         <w:rPr>
           <w:rFonts w:ascii="Consolas" w:eastAsia="Times New Roman" w:hAnsi="Consolas" w:cs="Times New Roman"/>
@@ -8838,7 +8662,6 @@
         <w:t xml:space="preserve">        </w:t>
       </w:r>
       <w:proofErr w:type="spellStart"/>
-      <w:proofErr w:type="gramStart"/>
       <w:r>
         <w:rPr>
           <w:rFonts w:ascii="Consolas" w:eastAsia="Times New Roman" w:hAnsi="Consolas" w:cs="Times New Roman"/>
@@ -8870,7 +8693,6 @@
         <w:t>items</w:t>
       </w:r>
       <w:proofErr w:type="spellEnd"/>
-      <w:proofErr w:type="gramEnd"/>
       <w:r>
         <w:rPr>
           <w:rFonts w:ascii="Consolas" w:eastAsia="Times New Roman" w:hAnsi="Consolas" w:cs="Times New Roman"/>
@@ -9331,7 +9153,6 @@
         <w:t>(</w:t>
       </w:r>
       <w:proofErr w:type="spellStart"/>
-      <w:proofErr w:type="gramStart"/>
       <w:r>
         <w:rPr>
           <w:rFonts w:ascii="Consolas" w:eastAsia="Times New Roman" w:hAnsi="Consolas" w:cs="Times New Roman"/>
@@ -9363,7 +9184,6 @@
         <w:t>subtotal</w:t>
       </w:r>
       <w:proofErr w:type="spellEnd"/>
-      <w:proofErr w:type="gramEnd"/>
       <w:r>
         <w:rPr>
           <w:rFonts w:ascii="Consolas" w:eastAsia="Times New Roman" w:hAnsi="Consolas" w:cs="Times New Roman"/>
@@ -9654,18 +9474,7 @@
           <w:szCs w:val="21"/>
           <w:lang w:val="en-US" w:eastAsia="ru-RU"/>
         </w:rPr>
-        <w:t>_</w:t>
-      </w:r>
-      <w:proofErr w:type="gramStart"/>
-      <w:r>
-        <w:rPr>
-          <w:rFonts w:ascii="Consolas" w:eastAsia="Times New Roman" w:hAnsi="Consolas" w:cs="Times New Roman"/>
-          <w:color w:val="DCDCAA"/>
-          <w:sz w:val="21"/>
-          <w:szCs w:val="21"/>
-          <w:lang w:val="en-US" w:eastAsia="ru-RU"/>
-        </w:rPr>
-        <w:t>_</w:t>
+        <w:t>__</w:t>
       </w:r>
       <w:r>
         <w:rPr>
@@ -9677,7 +9486,6 @@
         </w:rPr>
         <w:t>(</w:t>
       </w:r>
-      <w:proofErr w:type="gramEnd"/>
       <w:r>
         <w:rPr>
           <w:rFonts w:ascii="Consolas" w:eastAsia="Times New Roman" w:hAnsi="Consolas" w:cs="Times New Roman"/>
@@ -9957,7 +9765,6 @@
         <w:t xml:space="preserve">        </w:t>
       </w:r>
       <w:proofErr w:type="spellStart"/>
-      <w:proofErr w:type="gramStart"/>
       <w:r>
         <w:rPr>
           <w:rFonts w:ascii="Consolas" w:eastAsia="Times New Roman" w:hAnsi="Consolas" w:cs="Times New Roman"/>
@@ -9989,7 +9796,6 @@
         <w:t>customer</w:t>
       </w:r>
       <w:proofErr w:type="spellEnd"/>
-      <w:proofErr w:type="gramEnd"/>
       <w:r>
         <w:rPr>
           <w:rFonts w:ascii="Consolas" w:eastAsia="Times New Roman" w:hAnsi="Consolas" w:cs="Times New Roman"/>
@@ -10054,7 +9860,6 @@
         <w:t xml:space="preserve">        </w:t>
       </w:r>
       <w:proofErr w:type="spellStart"/>
-      <w:proofErr w:type="gramStart"/>
       <w:r>
         <w:rPr>
           <w:rFonts w:ascii="Consolas" w:eastAsia="Times New Roman" w:hAnsi="Consolas" w:cs="Times New Roman"/>
@@ -10086,7 +9891,6 @@
         <w:t>items</w:t>
       </w:r>
       <w:proofErr w:type="spellEnd"/>
-      <w:proofErr w:type="gramEnd"/>
       <w:r>
         <w:rPr>
           <w:rFonts w:ascii="Consolas" w:eastAsia="Times New Roman" w:hAnsi="Consolas" w:cs="Times New Roman"/>
@@ -10152,7 +9956,6 @@
         <w:t xml:space="preserve">        </w:t>
       </w:r>
       <w:proofErr w:type="spellStart"/>
-      <w:proofErr w:type="gramStart"/>
       <w:r>
         <w:rPr>
           <w:rFonts w:ascii="Consolas" w:eastAsia="Times New Roman" w:hAnsi="Consolas" w:cs="Times New Roman"/>
@@ -10184,7 +9987,6 @@
         <w:t>status</w:t>
       </w:r>
       <w:proofErr w:type="spellEnd"/>
-      <w:proofErr w:type="gramEnd"/>
       <w:r>
         <w:rPr>
           <w:rFonts w:ascii="Consolas" w:eastAsia="Times New Roman" w:hAnsi="Consolas" w:cs="Times New Roman"/>
@@ -10269,7 +10071,6 @@
         <w:t xml:space="preserve">        </w:t>
       </w:r>
       <w:proofErr w:type="spellStart"/>
-      <w:proofErr w:type="gramStart"/>
       <w:r>
         <w:rPr>
           <w:rFonts w:ascii="Consolas" w:eastAsia="Times New Roman" w:hAnsi="Consolas" w:cs="Times New Roman"/>
@@ -10301,7 +10102,6 @@
         <w:t>total</w:t>
       </w:r>
       <w:proofErr w:type="spellEnd"/>
-      <w:proofErr w:type="gramEnd"/>
       <w:r>
         <w:rPr>
           <w:rFonts w:ascii="Consolas" w:eastAsia="Times New Roman" w:hAnsi="Consolas" w:cs="Times New Roman"/>
@@ -10754,7 +10554,6 @@
         <w:t>"</w:t>
       </w:r>
       <w:proofErr w:type="spellStart"/>
-      <w:proofErr w:type="gramStart"/>
       <w:r>
         <w:rPr>
           <w:rFonts w:ascii="Consolas" w:eastAsia="Times New Roman" w:hAnsi="Consolas" w:cs="Times New Roman"/>
@@ -10763,18 +10562,7 @@
           <w:szCs w:val="21"/>
           <w:lang w:val="en-US" w:eastAsia="ru-RU"/>
         </w:rPr>
-        <w:t>customer</w:t>
-      </w:r>
-      <w:proofErr w:type="gramEnd"/>
-      <w:r>
-        <w:rPr>
-          <w:rFonts w:ascii="Consolas" w:eastAsia="Times New Roman" w:hAnsi="Consolas" w:cs="Times New Roman"/>
-          <w:color w:val="CE9178"/>
-          <w:sz w:val="21"/>
-          <w:szCs w:val="21"/>
-          <w:lang w:val="en-US" w:eastAsia="ru-RU"/>
-        </w:rPr>
-        <w:t>_id</w:t>
+        <w:t>customer_id</w:t>
       </w:r>
       <w:proofErr w:type="spellEnd"/>
       <w:r>
@@ -10942,7 +10730,6 @@
         </w:rPr>
         <w:t xml:space="preserve">: </w:t>
       </w:r>
-      <w:proofErr w:type="gramStart"/>
       <w:r>
         <w:rPr>
           <w:rFonts w:ascii="Consolas" w:eastAsia="Times New Roman" w:hAnsi="Consolas" w:cs="Times New Roman"/>
@@ -10993,7 +10780,6 @@
         </w:rPr>
         <w:t>id</w:t>
       </w:r>
-      <w:proofErr w:type="gramEnd"/>
       <w:r>
         <w:rPr>
           <w:rFonts w:ascii="Consolas" w:eastAsia="Times New Roman" w:hAnsi="Consolas" w:cs="Times New Roman"/>
@@ -11214,7 +11000,6 @@
         <w:t xml:space="preserve">: </w:t>
       </w:r>
       <w:proofErr w:type="spellStart"/>
-      <w:proofErr w:type="gramStart"/>
       <w:r>
         <w:rPr>
           <w:rFonts w:ascii="Consolas" w:eastAsia="Times New Roman" w:hAnsi="Consolas" w:cs="Times New Roman"/>
@@ -11246,7 +11031,6 @@
         <w:t>status</w:t>
       </w:r>
       <w:proofErr w:type="spellEnd"/>
-      <w:proofErr w:type="gramEnd"/>
       <w:r>
         <w:rPr>
           <w:rFonts w:ascii="Consolas" w:eastAsia="Times New Roman" w:hAnsi="Consolas" w:cs="Times New Roman"/>
@@ -11301,7 +11085,6 @@
         <w:t xml:space="preserve">: </w:t>
       </w:r>
       <w:proofErr w:type="spellStart"/>
-      <w:proofErr w:type="gramStart"/>
       <w:r>
         <w:rPr>
           <w:rFonts w:ascii="Consolas" w:eastAsia="Times New Roman" w:hAnsi="Consolas" w:cs="Times New Roman"/>
@@ -11333,7 +11116,6 @@
         <w:t>total</w:t>
       </w:r>
       <w:proofErr w:type="spellEnd"/>
-      <w:proofErr w:type="gramEnd"/>
     </w:p>
     <w:p>
       <w:pPr>
@@ -11403,7 +11185,6 @@
         </w:rPr>
         <w:t>@</w:t>
       </w:r>
-      <w:proofErr w:type="gramStart"/>
       <w:r>
         <w:rPr>
           <w:rFonts w:ascii="Consolas" w:eastAsia="Times New Roman" w:hAnsi="Consolas" w:cs="Times New Roman"/>
@@ -11414,7 +11195,6 @@
         </w:rPr>
         <w:t>staticmethod</w:t>
       </w:r>
-      <w:proofErr w:type="gramEnd"/>
     </w:p>
     <w:p>
       <w:pPr>
@@ -11467,18 +11247,7 @@
           <w:szCs w:val="21"/>
           <w:lang w:val="en-US" w:eastAsia="ru-RU"/>
         </w:rPr>
-        <w:t>from_</w:t>
-      </w:r>
-      <w:proofErr w:type="gramStart"/>
-      <w:r>
-        <w:rPr>
-          <w:rFonts w:ascii="Consolas" w:eastAsia="Times New Roman" w:hAnsi="Consolas" w:cs="Times New Roman"/>
-          <w:color w:val="DCDCAA"/>
-          <w:sz w:val="21"/>
-          <w:szCs w:val="21"/>
-          <w:lang w:val="en-US" w:eastAsia="ru-RU"/>
-        </w:rPr>
-        <w:t>dict</w:t>
+        <w:t>from_dict</w:t>
       </w:r>
       <w:proofErr w:type="spellEnd"/>
       <w:r>
@@ -11491,7 +11260,6 @@
         </w:rPr>
         <w:t>(</w:t>
       </w:r>
-      <w:proofErr w:type="gramEnd"/>
       <w:r>
         <w:rPr>
           <w:rFonts w:ascii="Consolas" w:eastAsia="Times New Roman" w:hAnsi="Consolas" w:cs="Times New Roman"/>
@@ -11757,7 +11525,6 @@
         </w:rPr>
         <w:t xml:space="preserve"> </w:t>
       </w:r>
-      <w:proofErr w:type="gramStart"/>
       <w:r>
         <w:rPr>
           <w:rFonts w:ascii="Consolas" w:eastAsia="Times New Roman" w:hAnsi="Consolas" w:cs="Times New Roman"/>
@@ -11778,7 +11545,6 @@
         </w:rPr>
         <w:t>(</w:t>
       </w:r>
-      <w:proofErr w:type="gramEnd"/>
       <w:r>
         <w:rPr>
           <w:rFonts w:ascii="Consolas" w:eastAsia="Times New Roman" w:hAnsi="Consolas" w:cs="Times New Roman"/>
@@ -12272,7 +12038,6 @@
         </w:rPr>
         <w:t xml:space="preserve"> </w:t>
       </w:r>
-      <w:proofErr w:type="gramStart"/>
       <w:r>
         <w:rPr>
           <w:rFonts w:ascii="Consolas" w:eastAsia="Times New Roman" w:hAnsi="Consolas" w:cs="Times New Roman"/>
@@ -12293,7 +12058,6 @@
         </w:rPr>
         <w:t>(</w:t>
       </w:r>
-      <w:proofErr w:type="gramEnd"/>
       <w:r>
         <w:rPr>
           <w:rFonts w:ascii="Consolas" w:eastAsia="Times New Roman" w:hAnsi="Consolas" w:cs="Times New Roman"/>
@@ -12562,7 +12326,6 @@
         <w:t xml:space="preserve">            </w:t>
       </w:r>
       <w:proofErr w:type="spellStart"/>
-      <w:proofErr w:type="gramStart"/>
       <w:r>
         <w:rPr>
           <w:rFonts w:ascii="Consolas" w:eastAsia="Times New Roman" w:hAnsi="Consolas" w:cs="Times New Roman"/>
@@ -12594,7 +12357,6 @@
         <w:t>append</w:t>
       </w:r>
       <w:proofErr w:type="spellEnd"/>
-      <w:proofErr w:type="gramEnd"/>
       <w:r>
         <w:rPr>
           <w:rFonts w:ascii="Consolas" w:eastAsia="Times New Roman" w:hAnsi="Consolas" w:cs="Times New Roman"/>
@@ -12876,7 +12638,6 @@
         <w:t xml:space="preserve">        </w:t>
       </w:r>
       <w:proofErr w:type="spellStart"/>
-      <w:proofErr w:type="gramStart"/>
       <w:r>
         <w:rPr>
           <w:rFonts w:ascii="Consolas" w:eastAsia="Times New Roman" w:hAnsi="Consolas" w:cs="Times New Roman"/>
@@ -12908,7 +12669,6 @@
         <w:t>status</w:t>
       </w:r>
       <w:proofErr w:type="spellEnd"/>
-      <w:proofErr w:type="gramEnd"/>
       <w:r>
         <w:rPr>
           <w:rFonts w:ascii="Consolas" w:eastAsia="Times New Roman" w:hAnsi="Consolas" w:cs="Times New Roman"/>
@@ -13065,7 +12825,6 @@
         <w:t xml:space="preserve">        </w:t>
       </w:r>
       <w:proofErr w:type="spellStart"/>
-      <w:proofErr w:type="gramStart"/>
       <w:r>
         <w:rPr>
           <w:rFonts w:ascii="Consolas" w:eastAsia="Times New Roman" w:hAnsi="Consolas" w:cs="Times New Roman"/>
@@ -13097,7 +12856,6 @@
         <w:t>total</w:t>
       </w:r>
       <w:proofErr w:type="spellEnd"/>
-      <w:proofErr w:type="gramEnd"/>
       <w:r>
         <w:rPr>
           <w:rFonts w:ascii="Consolas" w:eastAsia="Times New Roman" w:hAnsi="Consolas" w:cs="Times New Roman"/>
@@ -13632,18 +13390,7 @@
           <w:szCs w:val="21"/>
           <w:lang w:val="en-US" w:eastAsia="ru-RU"/>
         </w:rPr>
-        <w:t>_</w:t>
-      </w:r>
-      <w:proofErr w:type="gramStart"/>
-      <w:r>
-        <w:rPr>
-          <w:rFonts w:ascii="Consolas" w:eastAsia="Times New Roman" w:hAnsi="Consolas" w:cs="Times New Roman"/>
-          <w:color w:val="DCDCAA"/>
-          <w:sz w:val="21"/>
-          <w:szCs w:val="21"/>
-          <w:lang w:val="en-US" w:eastAsia="ru-RU"/>
-        </w:rPr>
-        <w:t>_</w:t>
+        <w:t>__</w:t>
       </w:r>
       <w:r>
         <w:rPr>
@@ -13655,7 +13402,6 @@
         </w:rPr>
         <w:t>(</w:t>
       </w:r>
-      <w:proofErr w:type="gramEnd"/>
       <w:r>
         <w:rPr>
           <w:rFonts w:ascii="Consolas" w:eastAsia="Times New Roman" w:hAnsi="Consolas" w:cs="Times New Roman"/>
@@ -13922,7 +13668,6 @@
         <w:t xml:space="preserve">        </w:t>
       </w:r>
       <w:proofErr w:type="spellStart"/>
-      <w:proofErr w:type="gramStart"/>
       <w:r>
         <w:rPr>
           <w:rFonts w:ascii="Consolas" w:eastAsia="Times New Roman" w:hAnsi="Consolas" w:cs="Times New Roman"/>
@@ -13951,18 +13696,7 @@
           <w:szCs w:val="21"/>
           <w:lang w:val="en-US" w:eastAsia="ru-RU"/>
         </w:rPr>
-        <w:t>order</w:t>
-      </w:r>
-      <w:proofErr w:type="gramEnd"/>
-      <w:r>
-        <w:rPr>
-          <w:rFonts w:ascii="Consolas" w:eastAsia="Times New Roman" w:hAnsi="Consolas" w:cs="Times New Roman"/>
-          <w:color w:val="9CDCFE"/>
-          <w:sz w:val="21"/>
-          <w:szCs w:val="21"/>
-          <w:lang w:val="en-US" w:eastAsia="ru-RU"/>
-        </w:rPr>
-        <w:t>_id</w:t>
+        <w:t>order_id</w:t>
       </w:r>
       <w:proofErr w:type="spellEnd"/>
       <w:r>
@@ -14031,7 +13765,6 @@
         <w:t xml:space="preserve">        </w:t>
       </w:r>
       <w:proofErr w:type="spellStart"/>
-      <w:proofErr w:type="gramStart"/>
       <w:r>
         <w:rPr>
           <w:rFonts w:ascii="Consolas" w:eastAsia="Times New Roman" w:hAnsi="Consolas" w:cs="Times New Roman"/>
@@ -14063,7 +13796,6 @@
         <w:t>amount</w:t>
       </w:r>
       <w:proofErr w:type="spellEnd"/>
-      <w:proofErr w:type="gramEnd"/>
       <w:r>
         <w:rPr>
           <w:rFonts w:ascii="Consolas" w:eastAsia="Times New Roman" w:hAnsi="Consolas" w:cs="Times New Roman"/>
@@ -14128,7 +13860,6 @@
         <w:t xml:space="preserve">        </w:t>
       </w:r>
       <w:proofErr w:type="spellStart"/>
-      <w:proofErr w:type="gramStart"/>
       <w:r>
         <w:rPr>
           <w:rFonts w:ascii="Consolas" w:eastAsia="Times New Roman" w:hAnsi="Consolas" w:cs="Times New Roman"/>
@@ -14160,7 +13891,6 @@
         <w:t>method</w:t>
       </w:r>
       <w:proofErr w:type="spellEnd"/>
-      <w:proofErr w:type="gramEnd"/>
       <w:r>
         <w:rPr>
           <w:rFonts w:ascii="Consolas" w:eastAsia="Times New Roman" w:hAnsi="Consolas" w:cs="Times New Roman"/>
@@ -14225,7 +13955,6 @@
         <w:t xml:space="preserve">        </w:t>
       </w:r>
       <w:proofErr w:type="spellStart"/>
-      <w:proofErr w:type="gramStart"/>
       <w:r>
         <w:rPr>
           <w:rFonts w:ascii="Consolas" w:eastAsia="Times New Roman" w:hAnsi="Consolas" w:cs="Times New Roman"/>
@@ -14257,7 +13986,6 @@
         <w:t>status</w:t>
       </w:r>
       <w:proofErr w:type="spellEnd"/>
-      <w:proofErr w:type="gramEnd"/>
       <w:r>
         <w:rPr>
           <w:rFonts w:ascii="Consolas" w:eastAsia="Times New Roman" w:hAnsi="Consolas" w:cs="Times New Roman"/>
@@ -14557,7 +14285,6 @@
         </w:rPr>
         <w:t>@</w:t>
       </w:r>
-      <w:proofErr w:type="gramStart"/>
       <w:r>
         <w:rPr>
           <w:rFonts w:ascii="Consolas" w:eastAsia="Times New Roman" w:hAnsi="Consolas" w:cs="Times New Roman"/>
@@ -14568,7 +14295,6 @@
         </w:rPr>
         <w:t>staticmethod</w:t>
       </w:r>
-      <w:proofErr w:type="gramEnd"/>
     </w:p>
     <w:p>
       <w:pPr>
@@ -14621,18 +14347,7 @@
           <w:szCs w:val="21"/>
           <w:lang w:val="en-US" w:eastAsia="ru-RU"/>
         </w:rPr>
-        <w:t>from_</w:t>
-      </w:r>
-      <w:proofErr w:type="gramStart"/>
-      <w:r>
-        <w:rPr>
-          <w:rFonts w:ascii="Consolas" w:eastAsia="Times New Roman" w:hAnsi="Consolas" w:cs="Times New Roman"/>
-          <w:color w:val="DCDCAA"/>
-          <w:sz w:val="21"/>
-          <w:szCs w:val="21"/>
-          <w:lang w:val="en-US" w:eastAsia="ru-RU"/>
-        </w:rPr>
-        <w:t>dict</w:t>
+        <w:t>from_dict</w:t>
       </w:r>
       <w:proofErr w:type="spellEnd"/>
       <w:r>
@@ -14645,7 +14360,6 @@
         </w:rPr>
         <w:t>(</w:t>
       </w:r>
-      <w:proofErr w:type="gramEnd"/>
       <w:r>
         <w:rPr>
           <w:rFonts w:ascii="Consolas" w:eastAsia="Times New Roman" w:hAnsi="Consolas" w:cs="Times New Roman"/>
@@ -15053,18 +14767,7 @@
           <w:szCs w:val="21"/>
           <w:lang w:val="en-US" w:eastAsia="ru-RU"/>
         </w:rPr>
-        <w:t>_</w:t>
-      </w:r>
-      <w:proofErr w:type="gramStart"/>
-      <w:r>
-        <w:rPr>
-          <w:rFonts w:ascii="Consolas" w:eastAsia="Times New Roman" w:hAnsi="Consolas" w:cs="Times New Roman"/>
-          <w:color w:val="DCDCAA"/>
-          <w:sz w:val="21"/>
-          <w:szCs w:val="21"/>
-          <w:lang w:val="en-US" w:eastAsia="ru-RU"/>
-        </w:rPr>
-        <w:t>_</w:t>
+        <w:t>__</w:t>
       </w:r>
       <w:r>
         <w:rPr>
@@ -15076,7 +14779,6 @@
         </w:rPr>
         <w:t>(</w:t>
       </w:r>
-      <w:proofErr w:type="gramEnd"/>
       <w:r>
         <w:rPr>
           <w:rFonts w:ascii="Consolas" w:eastAsia="Times New Roman" w:hAnsi="Consolas" w:cs="Times New Roman"/>
@@ -15323,7 +15025,6 @@
         <w:t xml:space="preserve">        </w:t>
       </w:r>
       <w:proofErr w:type="spellStart"/>
-      <w:proofErr w:type="gramStart"/>
       <w:r>
         <w:rPr>
           <w:rFonts w:ascii="Consolas" w:eastAsia="Times New Roman" w:hAnsi="Consolas" w:cs="Times New Roman"/>
@@ -15352,18 +15053,7 @@
           <w:szCs w:val="21"/>
           <w:lang w:val="en-US" w:eastAsia="ru-RU"/>
         </w:rPr>
-        <w:t>order</w:t>
-      </w:r>
-      <w:proofErr w:type="gramEnd"/>
-      <w:r>
-        <w:rPr>
-          <w:rFonts w:ascii="Consolas" w:eastAsia="Times New Roman" w:hAnsi="Consolas" w:cs="Times New Roman"/>
-          <w:color w:val="9CDCFE"/>
-          <w:sz w:val="21"/>
-          <w:szCs w:val="21"/>
-          <w:lang w:val="en-US" w:eastAsia="ru-RU"/>
-        </w:rPr>
-        <w:t>_id</w:t>
+        <w:t>order_id</w:t>
       </w:r>
       <w:proofErr w:type="spellEnd"/>
       <w:r>
@@ -15432,7 +15122,6 @@
         <w:t xml:space="preserve">        </w:t>
       </w:r>
       <w:proofErr w:type="spellStart"/>
-      <w:proofErr w:type="gramStart"/>
       <w:r>
         <w:rPr>
           <w:rFonts w:ascii="Consolas" w:eastAsia="Times New Roman" w:hAnsi="Consolas" w:cs="Times New Roman"/>
@@ -15464,7 +15153,6 @@
         <w:t>address</w:t>
       </w:r>
       <w:proofErr w:type="spellEnd"/>
-      <w:proofErr w:type="gramEnd"/>
       <w:r>
         <w:rPr>
           <w:rFonts w:ascii="Consolas" w:eastAsia="Times New Roman" w:hAnsi="Consolas" w:cs="Times New Roman"/>
@@ -15529,7 +15217,6 @@
         <w:t xml:space="preserve">        </w:t>
       </w:r>
       <w:proofErr w:type="spellStart"/>
-      <w:proofErr w:type="gramStart"/>
       <w:r>
         <w:rPr>
           <w:rFonts w:ascii="Consolas" w:eastAsia="Times New Roman" w:hAnsi="Consolas" w:cs="Times New Roman"/>
@@ -15561,7 +15248,6 @@
         <w:t>status</w:t>
       </w:r>
       <w:proofErr w:type="spellEnd"/>
-      <w:proofErr w:type="gramEnd"/>
       <w:r>
         <w:rPr>
           <w:rFonts w:ascii="Consolas" w:eastAsia="Times New Roman" w:hAnsi="Consolas" w:cs="Times New Roman"/>
@@ -15861,7 +15547,6 @@
         </w:rPr>
         <w:t>@</w:t>
       </w:r>
-      <w:proofErr w:type="gramStart"/>
       <w:r>
         <w:rPr>
           <w:rFonts w:ascii="Consolas" w:eastAsia="Times New Roman" w:hAnsi="Consolas" w:cs="Times New Roman"/>
@@ -15872,7 +15557,6 @@
         </w:rPr>
         <w:t>staticmethod</w:t>
       </w:r>
-      <w:proofErr w:type="gramEnd"/>
     </w:p>
     <w:p>
       <w:pPr>
@@ -15925,18 +15609,7 @@
           <w:szCs w:val="21"/>
           <w:lang w:val="en-US" w:eastAsia="ru-RU"/>
         </w:rPr>
-        <w:t>from_</w:t>
-      </w:r>
-      <w:proofErr w:type="gramStart"/>
-      <w:r>
-        <w:rPr>
-          <w:rFonts w:ascii="Consolas" w:eastAsia="Times New Roman" w:hAnsi="Consolas" w:cs="Times New Roman"/>
-          <w:color w:val="DCDCAA"/>
-          <w:sz w:val="21"/>
-          <w:szCs w:val="21"/>
-          <w:lang w:val="en-US" w:eastAsia="ru-RU"/>
-        </w:rPr>
-        <w:t>dict</w:t>
+        <w:t>from_dict</w:t>
       </w:r>
       <w:proofErr w:type="spellEnd"/>
       <w:r>
@@ -15949,7 +15622,6 @@
         </w:rPr>
         <w:t>(</w:t>
       </w:r>
-      <w:proofErr w:type="gramEnd"/>
       <w:r>
         <w:rPr>
           <w:rFonts w:ascii="Consolas" w:eastAsia="Times New Roman" w:hAnsi="Consolas" w:cs="Times New Roman"/>
@@ -16413,18 +16085,7 @@
           <w:szCs w:val="21"/>
           <w:lang w:val="en-US" w:eastAsia="ru-RU"/>
         </w:rPr>
-        <w:t>_</w:t>
-      </w:r>
-      <w:proofErr w:type="gramStart"/>
-      <w:r>
-        <w:rPr>
-          <w:rFonts w:ascii="Consolas" w:eastAsia="Times New Roman" w:hAnsi="Consolas" w:cs="Times New Roman"/>
-          <w:color w:val="DCDCAA"/>
-          <w:sz w:val="21"/>
-          <w:szCs w:val="21"/>
-          <w:lang w:val="en-US" w:eastAsia="ru-RU"/>
-        </w:rPr>
-        <w:t>_</w:t>
+        <w:t>__</w:t>
       </w:r>
       <w:r>
         <w:rPr>
@@ -16436,7 +16097,6 @@
         </w:rPr>
         <w:t>(</w:t>
       </w:r>
-      <w:proofErr w:type="gramEnd"/>
       <w:r>
         <w:rPr>
           <w:rFonts w:ascii="Consolas" w:eastAsia="Times New Roman" w:hAnsi="Consolas" w:cs="Times New Roman"/>
@@ -16778,7 +16438,6 @@
         <w:t xml:space="preserve">        </w:t>
       </w:r>
       <w:proofErr w:type="spellStart"/>
-      <w:proofErr w:type="gramStart"/>
       <w:r>
         <w:rPr>
           <w:rFonts w:ascii="Consolas" w:eastAsia="Times New Roman" w:hAnsi="Consolas" w:cs="Times New Roman"/>
@@ -16807,18 +16466,7 @@
           <w:szCs w:val="21"/>
           <w:lang w:val="en-US" w:eastAsia="ru-RU"/>
         </w:rPr>
-        <w:t>product</w:t>
-      </w:r>
-      <w:proofErr w:type="gramEnd"/>
-      <w:r>
-        <w:rPr>
-          <w:rFonts w:ascii="Consolas" w:eastAsia="Times New Roman" w:hAnsi="Consolas" w:cs="Times New Roman"/>
-          <w:color w:val="9CDCFE"/>
-          <w:sz w:val="21"/>
-          <w:szCs w:val="21"/>
-          <w:lang w:val="en-US" w:eastAsia="ru-RU"/>
-        </w:rPr>
-        <w:t>_id</w:t>
+        <w:t>product_id</w:t>
       </w:r>
       <w:proofErr w:type="spellEnd"/>
       <w:r>
@@ -16887,7 +16535,6 @@
         <w:t xml:space="preserve">        </w:t>
       </w:r>
       <w:proofErr w:type="spellStart"/>
-      <w:proofErr w:type="gramStart"/>
       <w:r>
         <w:rPr>
           <w:rFonts w:ascii="Consolas" w:eastAsia="Times New Roman" w:hAnsi="Consolas" w:cs="Times New Roman"/>
@@ -16916,18 +16563,7 @@
           <w:szCs w:val="21"/>
           <w:lang w:val="en-US" w:eastAsia="ru-RU"/>
         </w:rPr>
-        <w:t>customer</w:t>
-      </w:r>
-      <w:proofErr w:type="gramEnd"/>
-      <w:r>
-        <w:rPr>
-          <w:rFonts w:ascii="Consolas" w:eastAsia="Times New Roman" w:hAnsi="Consolas" w:cs="Times New Roman"/>
-          <w:color w:val="9CDCFE"/>
-          <w:sz w:val="21"/>
-          <w:szCs w:val="21"/>
-          <w:lang w:val="en-US" w:eastAsia="ru-RU"/>
-        </w:rPr>
-        <w:t>_id</w:t>
+        <w:t>customer_id</w:t>
       </w:r>
       <w:proofErr w:type="spellEnd"/>
       <w:r>
@@ -16996,7 +16632,6 @@
         <w:t xml:space="preserve">        </w:t>
       </w:r>
       <w:proofErr w:type="spellStart"/>
-      <w:proofErr w:type="gramStart"/>
       <w:r>
         <w:rPr>
           <w:rFonts w:ascii="Consolas" w:eastAsia="Times New Roman" w:hAnsi="Consolas" w:cs="Times New Roman"/>
@@ -17028,7 +16663,6 @@
         <w:t>rating</w:t>
       </w:r>
       <w:proofErr w:type="spellEnd"/>
-      <w:proofErr w:type="gramEnd"/>
       <w:r>
         <w:rPr>
           <w:rFonts w:ascii="Consolas" w:eastAsia="Times New Roman" w:hAnsi="Consolas" w:cs="Times New Roman"/>
@@ -17173,7 +16807,6 @@
         <w:t xml:space="preserve">        </w:t>
       </w:r>
       <w:proofErr w:type="spellStart"/>
-      <w:proofErr w:type="gramStart"/>
       <w:r>
         <w:rPr>
           <w:rFonts w:ascii="Consolas" w:eastAsia="Times New Roman" w:hAnsi="Consolas" w:cs="Times New Roman"/>
@@ -17205,7 +16838,6 @@
         <w:t>comment</w:t>
       </w:r>
       <w:proofErr w:type="spellEnd"/>
-      <w:proofErr w:type="gramEnd"/>
       <w:r>
         <w:rPr>
           <w:rFonts w:ascii="Consolas" w:eastAsia="Times New Roman" w:hAnsi="Consolas" w:cs="Times New Roman"/>
@@ -17505,7 +17137,6 @@
         </w:rPr>
         <w:t>@</w:t>
       </w:r>
-      <w:proofErr w:type="gramStart"/>
       <w:r>
         <w:rPr>
           <w:rFonts w:ascii="Consolas" w:eastAsia="Times New Roman" w:hAnsi="Consolas" w:cs="Times New Roman"/>
@@ -17516,7 +17147,6 @@
         </w:rPr>
         <w:t>staticmethod</w:t>
       </w:r>
-      <w:proofErr w:type="gramEnd"/>
     </w:p>
     <w:p>
       <w:pPr>
@@ -17569,18 +17199,7 @@
           <w:szCs w:val="21"/>
           <w:lang w:val="en-US" w:eastAsia="ru-RU"/>
         </w:rPr>
-        <w:t>from_</w:t>
-      </w:r>
-      <w:proofErr w:type="gramStart"/>
-      <w:r>
-        <w:rPr>
-          <w:rFonts w:ascii="Consolas" w:eastAsia="Times New Roman" w:hAnsi="Consolas" w:cs="Times New Roman"/>
-          <w:color w:val="DCDCAA"/>
-          <w:sz w:val="21"/>
-          <w:szCs w:val="21"/>
-          <w:lang w:val="en-US" w:eastAsia="ru-RU"/>
-        </w:rPr>
-        <w:t>dict</w:t>
+        <w:t>from_dict</w:t>
       </w:r>
       <w:proofErr w:type="spellEnd"/>
       <w:r>
@@ -17593,7 +17212,6 @@
         </w:rPr>
         <w:t>(</w:t>
       </w:r>
-      <w:proofErr w:type="gramEnd"/>
       <w:r>
         <w:rPr>
           <w:rFonts w:ascii="Consolas" w:eastAsia="Times New Roman" w:hAnsi="Consolas" w:cs="Times New Roman"/>
@@ -18017,18 +17635,7 @@
           <w:szCs w:val="21"/>
           <w:lang w:val="en-US" w:eastAsia="ru-RU"/>
         </w:rPr>
-        <w:t>_</w:t>
-      </w:r>
-      <w:proofErr w:type="gramStart"/>
-      <w:r>
-        <w:rPr>
-          <w:rFonts w:ascii="Consolas" w:eastAsia="Times New Roman" w:hAnsi="Consolas" w:cs="Times New Roman"/>
-          <w:color w:val="DCDCAA"/>
-          <w:sz w:val="21"/>
-          <w:szCs w:val="21"/>
-          <w:lang w:val="en-US" w:eastAsia="ru-RU"/>
-        </w:rPr>
-        <w:t>_</w:t>
+        <w:t>__</w:t>
       </w:r>
       <w:r>
         <w:rPr>
@@ -18040,7 +17647,6 @@
         </w:rPr>
         <w:t>(</w:t>
       </w:r>
-      <w:proofErr w:type="gramEnd"/>
       <w:r>
         <w:rPr>
           <w:rFonts w:ascii="Consolas" w:eastAsia="Times New Roman" w:hAnsi="Consolas" w:cs="Times New Roman"/>
@@ -18431,7 +18037,6 @@
         <w:t xml:space="preserve">        </w:t>
       </w:r>
       <w:proofErr w:type="spellStart"/>
-      <w:proofErr w:type="gramStart"/>
       <w:r>
         <w:rPr>
           <w:rFonts w:ascii="Consolas" w:eastAsia="Times New Roman" w:hAnsi="Consolas" w:cs="Times New Roman"/>
@@ -18463,7 +18068,6 @@
         <w:t>description</w:t>
       </w:r>
       <w:proofErr w:type="spellEnd"/>
-      <w:proofErr w:type="gramEnd"/>
       <w:r>
         <w:rPr>
           <w:rFonts w:ascii="Consolas" w:eastAsia="Times New Roman" w:hAnsi="Consolas" w:cs="Times New Roman"/>
@@ -18753,7 +18357,6 @@
         </w:rPr>
         <w:t>@</w:t>
       </w:r>
-      <w:proofErr w:type="gramStart"/>
       <w:r>
         <w:rPr>
           <w:rFonts w:ascii="Consolas" w:eastAsia="Times New Roman" w:hAnsi="Consolas" w:cs="Times New Roman"/>
@@ -18764,7 +18367,6 @@
         </w:rPr>
         <w:t>staticmethod</w:t>
       </w:r>
-      <w:proofErr w:type="gramEnd"/>
     </w:p>
     <w:p>
       <w:pPr>
@@ -18817,18 +18419,7 @@
           <w:szCs w:val="21"/>
           <w:lang w:val="en-US" w:eastAsia="ru-RU"/>
         </w:rPr>
-        <w:t>from_</w:t>
-      </w:r>
-      <w:proofErr w:type="gramStart"/>
-      <w:r>
-        <w:rPr>
-          <w:rFonts w:ascii="Consolas" w:eastAsia="Times New Roman" w:hAnsi="Consolas" w:cs="Times New Roman"/>
-          <w:color w:val="DCDCAA"/>
-          <w:sz w:val="21"/>
-          <w:szCs w:val="21"/>
-          <w:lang w:val="en-US" w:eastAsia="ru-RU"/>
-        </w:rPr>
-        <w:t>dict</w:t>
+        <w:t>from_dict</w:t>
       </w:r>
       <w:proofErr w:type="spellEnd"/>
       <w:r>
@@ -18841,7 +18432,6 @@
         </w:rPr>
         <w:t>(</w:t>
       </w:r>
-      <w:proofErr w:type="gramEnd"/>
       <w:r>
         <w:rPr>
           <w:rFonts w:ascii="Consolas" w:eastAsia="Times New Roman" w:hAnsi="Consolas" w:cs="Times New Roman"/>
@@ -19348,7 +18938,6 @@
         <w:t xml:space="preserve">        </w:t>
       </w:r>
       <w:proofErr w:type="spellStart"/>
-      <w:proofErr w:type="gramStart"/>
       <w:r>
         <w:rPr>
           <w:rFonts w:ascii="Consolas" w:eastAsia="Times New Roman" w:hAnsi="Consolas" w:cs="Times New Roman"/>
@@ -19380,7 +18969,6 @@
         <w:t>products</w:t>
       </w:r>
       <w:proofErr w:type="spellEnd"/>
-      <w:proofErr w:type="gramEnd"/>
       <w:r>
         <w:rPr>
           <w:rFonts w:ascii="Consolas" w:eastAsia="Times New Roman" w:hAnsi="Consolas" w:cs="Times New Roman"/>
@@ -19476,7 +19064,6 @@
         <w:t xml:space="preserve">        </w:t>
       </w:r>
       <w:proofErr w:type="spellStart"/>
-      <w:proofErr w:type="gramStart"/>
       <w:r>
         <w:rPr>
           <w:rFonts w:ascii="Consolas" w:eastAsia="Times New Roman" w:hAnsi="Consolas" w:cs="Times New Roman"/>
@@ -19508,7 +19095,6 @@
         <w:t>customers</w:t>
       </w:r>
       <w:proofErr w:type="spellEnd"/>
-      <w:proofErr w:type="gramEnd"/>
       <w:r>
         <w:rPr>
           <w:rFonts w:ascii="Consolas" w:eastAsia="Times New Roman" w:hAnsi="Consolas" w:cs="Times New Roman"/>
@@ -19603,7 +19189,6 @@
         <w:t xml:space="preserve">        </w:t>
       </w:r>
       <w:proofErr w:type="spellStart"/>
-      <w:proofErr w:type="gramStart"/>
       <w:r>
         <w:rPr>
           <w:rFonts w:ascii="Consolas" w:eastAsia="Times New Roman" w:hAnsi="Consolas" w:cs="Times New Roman"/>
@@ -19635,7 +19220,6 @@
         <w:t>categories</w:t>
       </w:r>
       <w:proofErr w:type="spellEnd"/>
-      <w:proofErr w:type="gramEnd"/>
       <w:r>
         <w:rPr>
           <w:rFonts w:ascii="Consolas" w:eastAsia="Times New Roman" w:hAnsi="Consolas" w:cs="Times New Roman"/>
@@ -19730,7 +19314,6 @@
         <w:t xml:space="preserve">        </w:t>
       </w:r>
       <w:proofErr w:type="spellStart"/>
-      <w:proofErr w:type="gramStart"/>
       <w:r>
         <w:rPr>
           <w:rFonts w:ascii="Consolas" w:eastAsia="Times New Roman" w:hAnsi="Consolas" w:cs="Times New Roman"/>
@@ -19762,7 +19345,6 @@
         <w:t>orders</w:t>
       </w:r>
       <w:proofErr w:type="spellEnd"/>
-      <w:proofErr w:type="gramEnd"/>
       <w:r>
         <w:rPr>
           <w:rFonts w:ascii="Consolas" w:eastAsia="Times New Roman" w:hAnsi="Consolas" w:cs="Times New Roman"/>
@@ -19857,7 +19439,6 @@
         <w:t xml:space="preserve">        </w:t>
       </w:r>
       <w:proofErr w:type="spellStart"/>
-      <w:proofErr w:type="gramStart"/>
       <w:r>
         <w:rPr>
           <w:rFonts w:ascii="Consolas" w:eastAsia="Times New Roman" w:hAnsi="Consolas" w:cs="Times New Roman"/>
@@ -19889,7 +19470,6 @@
         <w:t>payments</w:t>
       </w:r>
       <w:proofErr w:type="spellEnd"/>
-      <w:proofErr w:type="gramEnd"/>
       <w:r>
         <w:rPr>
           <w:rFonts w:ascii="Consolas" w:eastAsia="Times New Roman" w:hAnsi="Consolas" w:cs="Times New Roman"/>
@@ -19984,7 +19564,6 @@
         <w:t xml:space="preserve">        </w:t>
       </w:r>
       <w:proofErr w:type="spellStart"/>
-      <w:proofErr w:type="gramStart"/>
       <w:r>
         <w:rPr>
           <w:rFonts w:ascii="Consolas" w:eastAsia="Times New Roman" w:hAnsi="Consolas" w:cs="Times New Roman"/>
@@ -20016,7 +19595,6 @@
         <w:t>deliveries</w:t>
       </w:r>
       <w:proofErr w:type="spellEnd"/>
-      <w:proofErr w:type="gramEnd"/>
       <w:r>
         <w:rPr>
           <w:rFonts w:ascii="Consolas" w:eastAsia="Times New Roman" w:hAnsi="Consolas" w:cs="Times New Roman"/>
@@ -20111,7 +19689,6 @@
         <w:t xml:space="preserve">        </w:t>
       </w:r>
       <w:proofErr w:type="spellStart"/>
-      <w:proofErr w:type="gramStart"/>
       <w:r>
         <w:rPr>
           <w:rFonts w:ascii="Consolas" w:eastAsia="Times New Roman" w:hAnsi="Consolas" w:cs="Times New Roman"/>
@@ -20143,7 +19720,6 @@
         <w:t>reviews</w:t>
       </w:r>
       <w:proofErr w:type="spellEnd"/>
-      <w:proofErr w:type="gramEnd"/>
       <w:r>
         <w:rPr>
           <w:rFonts w:ascii="Consolas" w:eastAsia="Times New Roman" w:hAnsi="Consolas" w:cs="Times New Roman"/>
@@ -20332,18 +19908,7 @@
           <w:szCs w:val="21"/>
           <w:lang w:val="en-US" w:eastAsia="ru-RU"/>
         </w:rPr>
-        <w:t>add_</w:t>
-      </w:r>
-      <w:proofErr w:type="gramStart"/>
-      <w:r>
-        <w:rPr>
-          <w:rFonts w:ascii="Consolas" w:eastAsia="Times New Roman" w:hAnsi="Consolas" w:cs="Times New Roman"/>
-          <w:color w:val="DCDCAA"/>
-          <w:sz w:val="21"/>
-          <w:szCs w:val="21"/>
-          <w:lang w:val="en-US" w:eastAsia="ru-RU"/>
-        </w:rPr>
-        <w:t>product</w:t>
+        <w:t>add_product</w:t>
       </w:r>
       <w:proofErr w:type="spellEnd"/>
       <w:r>
@@ -20356,7 +19921,6 @@
         </w:rPr>
         <w:t>(</w:t>
       </w:r>
-      <w:proofErr w:type="gramEnd"/>
       <w:r>
         <w:rPr>
           <w:rFonts w:ascii="Consolas" w:eastAsia="Times New Roman" w:hAnsi="Consolas" w:cs="Times New Roman"/>
@@ -20461,7 +20025,6 @@
         <w:t xml:space="preserve">        </w:t>
       </w:r>
       <w:proofErr w:type="spellStart"/>
-      <w:proofErr w:type="gramStart"/>
       <w:r>
         <w:rPr>
           <w:rFonts w:ascii="Consolas" w:eastAsia="Times New Roman" w:hAnsi="Consolas" w:cs="Times New Roman"/>
@@ -20492,7 +20055,6 @@
         </w:rPr>
         <w:t>products</w:t>
       </w:r>
-      <w:proofErr w:type="gramEnd"/>
       <w:r>
         <w:rPr>
           <w:rFonts w:ascii="Consolas" w:eastAsia="Times New Roman" w:hAnsi="Consolas" w:cs="Times New Roman"/>
@@ -20609,18 +20171,7 @@
           <w:szCs w:val="21"/>
           <w:lang w:val="en-US" w:eastAsia="ru-RU"/>
         </w:rPr>
-        <w:t>find_</w:t>
-      </w:r>
-      <w:proofErr w:type="gramStart"/>
-      <w:r>
-        <w:rPr>
-          <w:rFonts w:ascii="Consolas" w:eastAsia="Times New Roman" w:hAnsi="Consolas" w:cs="Times New Roman"/>
-          <w:color w:val="DCDCAA"/>
-          <w:sz w:val="21"/>
-          <w:szCs w:val="21"/>
-          <w:lang w:val="en-US" w:eastAsia="ru-RU"/>
-        </w:rPr>
-        <w:t>product</w:t>
+        <w:t>find_product</w:t>
       </w:r>
       <w:proofErr w:type="spellEnd"/>
       <w:r>
@@ -20633,7 +20184,6 @@
         </w:rPr>
         <w:t>(</w:t>
       </w:r>
-      <w:proofErr w:type="gramEnd"/>
       <w:r>
         <w:rPr>
           <w:rFonts w:ascii="Consolas" w:eastAsia="Times New Roman" w:hAnsi="Consolas" w:cs="Times New Roman"/>
@@ -20800,7 +20350,6 @@
         <w:t xml:space="preserve"> </w:t>
       </w:r>
       <w:proofErr w:type="spellStart"/>
-      <w:proofErr w:type="gramStart"/>
       <w:r>
         <w:rPr>
           <w:rFonts w:ascii="Consolas" w:eastAsia="Times New Roman" w:hAnsi="Consolas" w:cs="Times New Roman"/>
@@ -20832,7 +20381,6 @@
         <w:t>products</w:t>
       </w:r>
       <w:proofErr w:type="spellEnd"/>
-      <w:proofErr w:type="gramEnd"/>
       <w:r>
         <w:rPr>
           <w:rFonts w:ascii="Consolas" w:eastAsia="Times New Roman" w:hAnsi="Consolas" w:cs="Times New Roman"/>
@@ -21065,7 +20613,6 @@
         <w:t xml:space="preserve"> </w:t>
       </w:r>
       <w:proofErr w:type="spellStart"/>
-      <w:proofErr w:type="gramStart"/>
       <w:r>
         <w:rPr>
           <w:rFonts w:ascii="Consolas" w:eastAsia="Times New Roman" w:hAnsi="Consolas" w:cs="Times New Roman"/>
@@ -21087,7 +20634,6 @@
         </w:rPr>
         <w:t>(</w:t>
       </w:r>
-      <w:proofErr w:type="gramEnd"/>
       <w:r>
         <w:rPr>
           <w:rFonts w:ascii="Consolas" w:eastAsia="Times New Roman" w:hAnsi="Consolas" w:cs="Times New Roman"/>
@@ -21305,18 +20851,7 @@
           <w:szCs w:val="21"/>
           <w:lang w:val="en-US" w:eastAsia="ru-RU"/>
         </w:rPr>
-        <w:t>update_</w:t>
-      </w:r>
-      <w:proofErr w:type="gramStart"/>
-      <w:r>
-        <w:rPr>
-          <w:rFonts w:ascii="Consolas" w:eastAsia="Times New Roman" w:hAnsi="Consolas" w:cs="Times New Roman"/>
-          <w:color w:val="DCDCAA"/>
-          <w:sz w:val="21"/>
-          <w:szCs w:val="21"/>
-          <w:lang w:val="en-US" w:eastAsia="ru-RU"/>
-        </w:rPr>
-        <w:t>product</w:t>
+        <w:t>update_product</w:t>
       </w:r>
       <w:proofErr w:type="spellEnd"/>
       <w:r>
@@ -21329,7 +20864,6 @@
         </w:rPr>
         <w:t>(</w:t>
       </w:r>
-      <w:proofErr w:type="gramEnd"/>
       <w:r>
         <w:rPr>
           <w:rFonts w:ascii="Consolas" w:eastAsia="Times New Roman" w:hAnsi="Consolas" w:cs="Times New Roman"/>
@@ -21508,7 +21042,6 @@
         <w:t xml:space="preserve"> </w:t>
       </w:r>
       <w:proofErr w:type="spellStart"/>
-      <w:proofErr w:type="gramStart"/>
       <w:r>
         <w:rPr>
           <w:rFonts w:ascii="Consolas" w:eastAsia="Times New Roman" w:hAnsi="Consolas" w:cs="Times New Roman"/>
@@ -21537,18 +21070,7 @@
           <w:szCs w:val="21"/>
           <w:lang w:val="en-US" w:eastAsia="ru-RU"/>
         </w:rPr>
-        <w:t>find</w:t>
-      </w:r>
-      <w:proofErr w:type="gramEnd"/>
-      <w:r>
-        <w:rPr>
-          <w:rFonts w:ascii="Consolas" w:eastAsia="Times New Roman" w:hAnsi="Consolas" w:cs="Times New Roman"/>
-          <w:color w:val="DCDCAA"/>
-          <w:sz w:val="21"/>
-          <w:szCs w:val="21"/>
-          <w:lang w:val="en-US" w:eastAsia="ru-RU"/>
-        </w:rPr>
-        <w:t>_product</w:t>
+        <w:t>find_product</w:t>
       </w:r>
       <w:proofErr w:type="spellEnd"/>
       <w:r>
@@ -21687,7 +21209,6 @@
         <w:t xml:space="preserve"> </w:t>
       </w:r>
       <w:proofErr w:type="spellStart"/>
-      <w:proofErr w:type="gramStart"/>
       <w:r>
         <w:rPr>
           <w:rFonts w:ascii="Consolas" w:eastAsia="Times New Roman" w:hAnsi="Consolas" w:cs="Times New Roman"/>
@@ -21719,7 +21240,6 @@
         <w:t>items</w:t>
       </w:r>
       <w:proofErr w:type="spellEnd"/>
-      <w:proofErr w:type="gramEnd"/>
       <w:r>
         <w:rPr>
           <w:rFonts w:ascii="Consolas" w:eastAsia="Times New Roman" w:hAnsi="Consolas" w:cs="Times New Roman"/>
@@ -21774,7 +21294,6 @@
         <w:t xml:space="preserve"> </w:t>
       </w:r>
       <w:proofErr w:type="spellStart"/>
-      <w:proofErr w:type="gramStart"/>
       <w:r>
         <w:rPr>
           <w:rFonts w:ascii="Consolas" w:eastAsia="Times New Roman" w:hAnsi="Consolas" w:cs="Times New Roman"/>
@@ -21796,7 +21315,6 @@
         </w:rPr>
         <w:t>(</w:t>
       </w:r>
-      <w:proofErr w:type="gramEnd"/>
       <w:r>
         <w:rPr>
           <w:rFonts w:ascii="Consolas" w:eastAsia="Times New Roman" w:hAnsi="Consolas" w:cs="Times New Roman"/>
@@ -21861,7 +21379,6 @@
         <w:t xml:space="preserve">                </w:t>
       </w:r>
       <w:proofErr w:type="spellStart"/>
-      <w:proofErr w:type="gramStart"/>
       <w:r>
         <w:rPr>
           <w:rFonts w:ascii="Consolas" w:eastAsia="Times New Roman" w:hAnsi="Consolas" w:cs="Times New Roman"/>
@@ -21883,7 +21400,6 @@
         </w:rPr>
         <w:t>(</w:t>
       </w:r>
-      <w:proofErr w:type="gramEnd"/>
       <w:r>
         <w:rPr>
           <w:rFonts w:ascii="Consolas" w:eastAsia="Times New Roman" w:hAnsi="Consolas" w:cs="Times New Roman"/>
@@ -22009,18 +21525,7 @@
           <w:szCs w:val="21"/>
           <w:lang w:val="en-US" w:eastAsia="ru-RU"/>
         </w:rPr>
-        <w:t>remove_</w:t>
-      </w:r>
-      <w:proofErr w:type="gramStart"/>
-      <w:r>
-        <w:rPr>
-          <w:rFonts w:ascii="Consolas" w:eastAsia="Times New Roman" w:hAnsi="Consolas" w:cs="Times New Roman"/>
-          <w:color w:val="DCDCAA"/>
-          <w:sz w:val="21"/>
-          <w:szCs w:val="21"/>
-          <w:lang w:val="en-US" w:eastAsia="ru-RU"/>
-        </w:rPr>
-        <w:t>product</w:t>
+        <w:t>remove_product</w:t>
       </w:r>
       <w:proofErr w:type="spellEnd"/>
       <w:r>
@@ -22033,7 +21538,6 @@
         </w:rPr>
         <w:t>(</w:t>
       </w:r>
-      <w:proofErr w:type="gramEnd"/>
       <w:r>
         <w:rPr>
           <w:rFonts w:ascii="Consolas" w:eastAsia="Times New Roman" w:hAnsi="Consolas" w:cs="Times New Roman"/>
@@ -22140,7 +21644,6 @@
         <w:t xml:space="preserve">        </w:t>
       </w:r>
       <w:proofErr w:type="spellStart"/>
-      <w:proofErr w:type="gramStart"/>
       <w:r>
         <w:rPr>
           <w:rFonts w:ascii="Consolas" w:eastAsia="Times New Roman" w:hAnsi="Consolas" w:cs="Times New Roman"/>
@@ -22172,7 +21675,6 @@
         <w:t>products</w:t>
       </w:r>
       <w:proofErr w:type="spellEnd"/>
-      <w:proofErr w:type="gramEnd"/>
       <w:r>
         <w:rPr>
           <w:rFonts w:ascii="Consolas" w:eastAsia="Times New Roman" w:hAnsi="Consolas" w:cs="Times New Roman"/>
@@ -22558,18 +22060,7 @@
           <w:szCs w:val="21"/>
           <w:lang w:val="en-US" w:eastAsia="ru-RU"/>
         </w:rPr>
-        <w:t>add_</w:t>
-      </w:r>
-      <w:proofErr w:type="gramStart"/>
-      <w:r>
-        <w:rPr>
-          <w:rFonts w:ascii="Consolas" w:eastAsia="Times New Roman" w:hAnsi="Consolas" w:cs="Times New Roman"/>
-          <w:color w:val="DCDCAA"/>
-          <w:sz w:val="21"/>
-          <w:szCs w:val="21"/>
-          <w:lang w:val="en-US" w:eastAsia="ru-RU"/>
-        </w:rPr>
-        <w:t>category</w:t>
+        <w:t>add_category</w:t>
       </w:r>
       <w:proofErr w:type="spellEnd"/>
       <w:r>
@@ -22582,7 +22073,6 @@
         </w:rPr>
         <w:t>(</w:t>
       </w:r>
-      <w:proofErr w:type="gramEnd"/>
       <w:r>
         <w:rPr>
           <w:rFonts w:ascii="Consolas" w:eastAsia="Times New Roman" w:hAnsi="Consolas" w:cs="Times New Roman"/>
@@ -22667,7 +22157,6 @@
         <w:t xml:space="preserve">        </w:t>
       </w:r>
       <w:proofErr w:type="spellStart"/>
-      <w:proofErr w:type="gramStart"/>
       <w:r>
         <w:rPr>
           <w:rFonts w:ascii="Consolas" w:eastAsia="Times New Roman" w:hAnsi="Consolas" w:cs="Times New Roman"/>
@@ -22698,7 +22187,6 @@
         </w:rPr>
         <w:t>categories</w:t>
       </w:r>
-      <w:proofErr w:type="gramEnd"/>
       <w:r>
         <w:rPr>
           <w:rFonts w:ascii="Consolas" w:eastAsia="Times New Roman" w:hAnsi="Consolas" w:cs="Times New Roman"/>
@@ -22868,18 +22356,7 @@
           <w:szCs w:val="21"/>
           <w:lang w:val="en-US" w:eastAsia="ru-RU"/>
         </w:rPr>
-        <w:t>add_</w:t>
-      </w:r>
-      <w:proofErr w:type="gramStart"/>
-      <w:r>
-        <w:rPr>
-          <w:rFonts w:ascii="Consolas" w:eastAsia="Times New Roman" w:hAnsi="Consolas" w:cs="Times New Roman"/>
-          <w:color w:val="DCDCAA"/>
-          <w:sz w:val="21"/>
-          <w:szCs w:val="21"/>
-          <w:lang w:val="en-US" w:eastAsia="ru-RU"/>
-        </w:rPr>
-        <w:t>customer</w:t>
+        <w:t>add_customer</w:t>
       </w:r>
       <w:proofErr w:type="spellEnd"/>
       <w:r>
@@ -22892,7 +22369,6 @@
         </w:rPr>
         <w:t>(</w:t>
       </w:r>
-      <w:proofErr w:type="gramEnd"/>
       <w:r>
         <w:rPr>
           <w:rFonts w:ascii="Consolas" w:eastAsia="Times New Roman" w:hAnsi="Consolas" w:cs="Times New Roman"/>
@@ -22997,7 +22473,6 @@
         <w:t xml:space="preserve">        </w:t>
       </w:r>
       <w:proofErr w:type="spellStart"/>
-      <w:proofErr w:type="gramStart"/>
       <w:r>
         <w:rPr>
           <w:rFonts w:ascii="Consolas" w:eastAsia="Times New Roman" w:hAnsi="Consolas" w:cs="Times New Roman"/>
@@ -23028,7 +22503,6 @@
         </w:rPr>
         <w:t>customers</w:t>
       </w:r>
-      <w:proofErr w:type="gramEnd"/>
       <w:r>
         <w:rPr>
           <w:rFonts w:ascii="Consolas" w:eastAsia="Times New Roman" w:hAnsi="Consolas" w:cs="Times New Roman"/>
@@ -23145,18 +22619,7 @@
           <w:szCs w:val="21"/>
           <w:lang w:val="en-US" w:eastAsia="ru-RU"/>
         </w:rPr>
-        <w:t>find_</w:t>
-      </w:r>
-      <w:proofErr w:type="gramStart"/>
-      <w:r>
-        <w:rPr>
-          <w:rFonts w:ascii="Consolas" w:eastAsia="Times New Roman" w:hAnsi="Consolas" w:cs="Times New Roman"/>
-          <w:color w:val="DCDCAA"/>
-          <w:sz w:val="21"/>
-          <w:szCs w:val="21"/>
-          <w:lang w:val="en-US" w:eastAsia="ru-RU"/>
-        </w:rPr>
-        <w:t>customer</w:t>
+        <w:t>find_customer</w:t>
       </w:r>
       <w:proofErr w:type="spellEnd"/>
       <w:r>
@@ -23169,7 +22632,6 @@
         </w:rPr>
         <w:t>(</w:t>
       </w:r>
-      <w:proofErr w:type="gramEnd"/>
       <w:r>
         <w:rPr>
           <w:rFonts w:ascii="Consolas" w:eastAsia="Times New Roman" w:hAnsi="Consolas" w:cs="Times New Roman"/>
@@ -23336,7 +22798,6 @@
         <w:t xml:space="preserve"> </w:t>
       </w:r>
       <w:proofErr w:type="spellStart"/>
-      <w:proofErr w:type="gramStart"/>
       <w:r>
         <w:rPr>
           <w:rFonts w:ascii="Consolas" w:eastAsia="Times New Roman" w:hAnsi="Consolas" w:cs="Times New Roman"/>
@@ -23368,7 +22829,6 @@
         <w:t>customers</w:t>
       </w:r>
       <w:proofErr w:type="spellEnd"/>
-      <w:proofErr w:type="gramEnd"/>
       <w:r>
         <w:rPr>
           <w:rFonts w:ascii="Consolas" w:eastAsia="Times New Roman" w:hAnsi="Consolas" w:cs="Times New Roman"/>
@@ -23601,7 +23061,6 @@
         <w:t xml:space="preserve"> </w:t>
       </w:r>
       <w:proofErr w:type="spellStart"/>
-      <w:proofErr w:type="gramStart"/>
       <w:r>
         <w:rPr>
           <w:rFonts w:ascii="Consolas" w:eastAsia="Times New Roman" w:hAnsi="Consolas" w:cs="Times New Roman"/>
@@ -23623,7 +23082,6 @@
         </w:rPr>
         <w:t>(</w:t>
       </w:r>
-      <w:proofErr w:type="gramEnd"/>
       <w:r>
         <w:rPr>
           <w:rFonts w:ascii="Consolas" w:eastAsia="Times New Roman" w:hAnsi="Consolas" w:cs="Times New Roman"/>
@@ -23894,18 +23352,7 @@
           <w:szCs w:val="21"/>
           <w:lang w:val="en-US" w:eastAsia="ru-RU"/>
         </w:rPr>
-        <w:t>create_</w:t>
-      </w:r>
-      <w:proofErr w:type="gramStart"/>
-      <w:r>
-        <w:rPr>
-          <w:rFonts w:ascii="Consolas" w:eastAsia="Times New Roman" w:hAnsi="Consolas" w:cs="Times New Roman"/>
-          <w:color w:val="DCDCAA"/>
-          <w:sz w:val="21"/>
-          <w:szCs w:val="21"/>
-          <w:lang w:val="en-US" w:eastAsia="ru-RU"/>
-        </w:rPr>
-        <w:t>order</w:t>
+        <w:t>create_order</w:t>
       </w:r>
       <w:proofErr w:type="spellEnd"/>
       <w:r>
@@ -23918,7 +23365,6 @@
         </w:rPr>
         <w:t>(</w:t>
       </w:r>
-      <w:proofErr w:type="gramEnd"/>
       <w:r>
         <w:rPr>
           <w:rFonts w:ascii="Consolas" w:eastAsia="Times New Roman" w:hAnsi="Consolas" w:cs="Times New Roman"/>
@@ -24107,7 +23553,6 @@
         <w:t xml:space="preserve"> </w:t>
       </w:r>
       <w:proofErr w:type="spellStart"/>
-      <w:proofErr w:type="gramStart"/>
       <w:r>
         <w:rPr>
           <w:rFonts w:ascii="Consolas" w:eastAsia="Times New Roman" w:hAnsi="Consolas" w:cs="Times New Roman"/>
@@ -24136,18 +23581,7 @@
           <w:szCs w:val="21"/>
           <w:lang w:val="en-US" w:eastAsia="ru-RU"/>
         </w:rPr>
-        <w:t>find</w:t>
-      </w:r>
-      <w:proofErr w:type="gramEnd"/>
-      <w:r>
-        <w:rPr>
-          <w:rFonts w:ascii="Consolas" w:eastAsia="Times New Roman" w:hAnsi="Consolas" w:cs="Times New Roman"/>
-          <w:color w:val="DCDCAA"/>
-          <w:sz w:val="21"/>
-          <w:szCs w:val="21"/>
-          <w:lang w:val="en-US" w:eastAsia="ru-RU"/>
-        </w:rPr>
-        <w:t>_customer</w:t>
+        <w:t>find_customer</w:t>
       </w:r>
       <w:proofErr w:type="spellEnd"/>
       <w:r>
@@ -24266,7 +23700,6 @@
         <w:t xml:space="preserve"> </w:t>
       </w:r>
       <w:proofErr w:type="spellStart"/>
-      <w:proofErr w:type="gramStart"/>
       <w:r>
         <w:rPr>
           <w:rFonts w:ascii="Consolas" w:eastAsia="Times New Roman" w:hAnsi="Consolas" w:cs="Times New Roman"/>
@@ -24298,7 +23731,6 @@
         <w:t>items</w:t>
       </w:r>
       <w:proofErr w:type="spellEnd"/>
-      <w:proofErr w:type="gramEnd"/>
       <w:r>
         <w:rPr>
           <w:rFonts w:ascii="Consolas" w:eastAsia="Times New Roman" w:hAnsi="Consolas" w:cs="Times New Roman"/>
@@ -24333,7 +23765,6 @@
         <w:t xml:space="preserve">            </w:t>
       </w:r>
       <w:proofErr w:type="spellStart"/>
-      <w:proofErr w:type="gramStart"/>
       <w:r>
         <w:rPr>
           <w:rFonts w:ascii="Consolas" w:eastAsia="Times New Roman" w:hAnsi="Consolas" w:cs="Times New Roman"/>
@@ -24364,7 +23795,6 @@
         </w:rPr>
         <w:t>product</w:t>
       </w:r>
-      <w:proofErr w:type="gramEnd"/>
       <w:r>
         <w:rPr>
           <w:rFonts w:ascii="Consolas" w:eastAsia="Times New Roman" w:hAnsi="Consolas" w:cs="Times New Roman"/>
@@ -24554,7 +23984,6 @@
         <w:t>(</w:t>
       </w:r>
       <w:proofErr w:type="spellStart"/>
-      <w:proofErr w:type="gramStart"/>
       <w:r>
         <w:rPr>
           <w:rFonts w:ascii="Consolas" w:eastAsia="Times New Roman" w:hAnsi="Consolas" w:cs="Times New Roman"/>
@@ -24586,7 +24015,6 @@
         <w:t>orders</w:t>
       </w:r>
       <w:proofErr w:type="spellEnd"/>
-      <w:proofErr w:type="gramEnd"/>
       <w:r>
         <w:rPr>
           <w:rFonts w:ascii="Consolas" w:eastAsia="Times New Roman" w:hAnsi="Consolas" w:cs="Times New Roman"/>
@@ -24723,7 +24151,6 @@
         <w:t xml:space="preserve">        </w:t>
       </w:r>
       <w:proofErr w:type="spellStart"/>
-      <w:proofErr w:type="gramStart"/>
       <w:r>
         <w:rPr>
           <w:rFonts w:ascii="Consolas" w:eastAsia="Times New Roman" w:hAnsi="Consolas" w:cs="Times New Roman"/>
@@ -24754,7 +24181,6 @@
         </w:rPr>
         <w:t>orders</w:t>
       </w:r>
-      <w:proofErr w:type="gramEnd"/>
       <w:r>
         <w:rPr>
           <w:rFonts w:ascii="Consolas" w:eastAsia="Times New Roman" w:hAnsi="Consolas" w:cs="Times New Roman"/>
@@ -24978,18 +24404,7 @@
           <w:szCs w:val="21"/>
           <w:lang w:val="en-US" w:eastAsia="ru-RU"/>
         </w:rPr>
-        <w:t>add_</w:t>
-      </w:r>
-      <w:proofErr w:type="gramStart"/>
-      <w:r>
-        <w:rPr>
-          <w:rFonts w:ascii="Consolas" w:eastAsia="Times New Roman" w:hAnsi="Consolas" w:cs="Times New Roman"/>
-          <w:color w:val="DCDCAA"/>
-          <w:sz w:val="21"/>
-          <w:szCs w:val="21"/>
-          <w:lang w:val="en-US" w:eastAsia="ru-RU"/>
-        </w:rPr>
-        <w:t>review</w:t>
+        <w:t>add_review</w:t>
       </w:r>
       <w:proofErr w:type="spellEnd"/>
       <w:r>
@@ -25002,7 +24417,6 @@
         </w:rPr>
         <w:t>(</w:t>
       </w:r>
-      <w:proofErr w:type="gramEnd"/>
       <w:r>
         <w:rPr>
           <w:rFonts w:ascii="Consolas" w:eastAsia="Times New Roman" w:hAnsi="Consolas" w:cs="Times New Roman"/>
@@ -25107,7 +24521,6 @@
         <w:t xml:space="preserve">        </w:t>
       </w:r>
       <w:proofErr w:type="spellStart"/>
-      <w:proofErr w:type="gramStart"/>
       <w:r>
         <w:rPr>
           <w:rFonts w:ascii="Consolas" w:eastAsia="Times New Roman" w:hAnsi="Consolas" w:cs="Times New Roman"/>
@@ -25138,7 +24551,6 @@
         </w:rPr>
         <w:t>reviews</w:t>
       </w:r>
-      <w:proofErr w:type="gramEnd"/>
       <w:r>
         <w:rPr>
           <w:rFonts w:ascii="Consolas" w:eastAsia="Times New Roman" w:hAnsi="Consolas" w:cs="Times New Roman"/>
@@ -25308,18 +24720,7 @@
           <w:szCs w:val="21"/>
           <w:lang w:val="en-US" w:eastAsia="ru-RU"/>
         </w:rPr>
-        <w:t>add_</w:t>
-      </w:r>
-      <w:proofErr w:type="gramStart"/>
-      <w:r>
-        <w:rPr>
-          <w:rFonts w:ascii="Consolas" w:eastAsia="Times New Roman" w:hAnsi="Consolas" w:cs="Times New Roman"/>
-          <w:color w:val="DCDCAA"/>
-          <w:sz w:val="21"/>
-          <w:szCs w:val="21"/>
-          <w:lang w:val="en-US" w:eastAsia="ru-RU"/>
-        </w:rPr>
-        <w:t>payment</w:t>
+        <w:t>add_payment</w:t>
       </w:r>
       <w:proofErr w:type="spellEnd"/>
       <w:r>
@@ -25332,7 +24733,6 @@
         </w:rPr>
         <w:t>(</w:t>
       </w:r>
-      <w:proofErr w:type="gramEnd"/>
       <w:r>
         <w:rPr>
           <w:rFonts w:ascii="Consolas" w:eastAsia="Times New Roman" w:hAnsi="Consolas" w:cs="Times New Roman"/>
@@ -25437,7 +24837,6 @@
         <w:t xml:space="preserve">        </w:t>
       </w:r>
       <w:proofErr w:type="spellStart"/>
-      <w:proofErr w:type="gramStart"/>
       <w:r>
         <w:rPr>
           <w:rFonts w:ascii="Consolas" w:eastAsia="Times New Roman" w:hAnsi="Consolas" w:cs="Times New Roman"/>
@@ -25468,7 +24867,6 @@
         </w:rPr>
         <w:t>payments</w:t>
       </w:r>
-      <w:proofErr w:type="gramEnd"/>
       <w:r>
         <w:rPr>
           <w:rFonts w:ascii="Consolas" w:eastAsia="Times New Roman" w:hAnsi="Consolas" w:cs="Times New Roman"/>
@@ -25638,18 +25036,7 @@
           <w:szCs w:val="21"/>
           <w:lang w:val="en-US" w:eastAsia="ru-RU"/>
         </w:rPr>
-        <w:t>add_</w:t>
-      </w:r>
-      <w:proofErr w:type="gramStart"/>
-      <w:r>
-        <w:rPr>
-          <w:rFonts w:ascii="Consolas" w:eastAsia="Times New Roman" w:hAnsi="Consolas" w:cs="Times New Roman"/>
-          <w:color w:val="DCDCAA"/>
-          <w:sz w:val="21"/>
-          <w:szCs w:val="21"/>
-          <w:lang w:val="en-US" w:eastAsia="ru-RU"/>
-        </w:rPr>
-        <w:t>delivery</w:t>
+        <w:t>add_delivery</w:t>
       </w:r>
       <w:proofErr w:type="spellEnd"/>
       <w:r>
@@ -25662,7 +25049,6 @@
         </w:rPr>
         <w:t>(</w:t>
       </w:r>
-      <w:proofErr w:type="gramEnd"/>
       <w:r>
         <w:rPr>
           <w:rFonts w:ascii="Consolas" w:eastAsia="Times New Roman" w:hAnsi="Consolas" w:cs="Times New Roman"/>
@@ -25767,7 +25153,6 @@
         <w:t xml:space="preserve">        </w:t>
       </w:r>
       <w:proofErr w:type="spellStart"/>
-      <w:proofErr w:type="gramStart"/>
       <w:r>
         <w:rPr>
           <w:rFonts w:ascii="Consolas" w:eastAsia="Times New Roman" w:hAnsi="Consolas" w:cs="Times New Roman"/>
@@ -25798,7 +25183,6 @@
         </w:rPr>
         <w:t>deliveries</w:t>
       </w:r>
-      <w:proofErr w:type="gramEnd"/>
       <w:r>
         <w:rPr>
           <w:rFonts w:ascii="Consolas" w:eastAsia="Times New Roman" w:hAnsi="Consolas" w:cs="Times New Roman"/>
@@ -25988,18 +25372,7 @@
           <w:szCs w:val="21"/>
           <w:lang w:val="en-US" w:eastAsia="ru-RU"/>
         </w:rPr>
-        <w:t>save_to_</w:t>
-      </w:r>
-      <w:proofErr w:type="gramStart"/>
-      <w:r>
-        <w:rPr>
-          <w:rFonts w:ascii="Consolas" w:eastAsia="Times New Roman" w:hAnsi="Consolas" w:cs="Times New Roman"/>
-          <w:color w:val="DCDCAA"/>
-          <w:sz w:val="21"/>
-          <w:szCs w:val="21"/>
-          <w:lang w:val="en-US" w:eastAsia="ru-RU"/>
-        </w:rPr>
-        <w:t>json</w:t>
+        <w:t>save_to_json</w:t>
       </w:r>
       <w:proofErr w:type="spellEnd"/>
       <w:r>
@@ -26012,7 +25385,6 @@
         </w:rPr>
         <w:t>(</w:t>
       </w:r>
-      <w:proofErr w:type="gramEnd"/>
       <w:r>
         <w:rPr>
           <w:rFonts w:ascii="Consolas" w:eastAsia="Times New Roman" w:hAnsi="Consolas" w:cs="Times New Roman"/>
@@ -26228,18 +25600,7 @@
           <w:szCs w:val="21"/>
           <w:lang w:val="en-US" w:eastAsia="ru-RU"/>
         </w:rPr>
-        <w:t>to_</w:t>
-      </w:r>
-      <w:proofErr w:type="gramStart"/>
-      <w:r>
-        <w:rPr>
-          <w:rFonts w:ascii="Consolas" w:eastAsia="Times New Roman" w:hAnsi="Consolas" w:cs="Times New Roman"/>
-          <w:color w:val="DCDCAA"/>
-          <w:sz w:val="21"/>
-          <w:szCs w:val="21"/>
-          <w:lang w:val="en-US" w:eastAsia="ru-RU"/>
-        </w:rPr>
-        <w:t>dict</w:t>
+        <w:t>to_dict</w:t>
       </w:r>
       <w:proofErr w:type="spellEnd"/>
       <w:r>
@@ -26250,18 +25611,7 @@
           <w:szCs w:val="21"/>
           <w:lang w:val="en-US" w:eastAsia="ru-RU"/>
         </w:rPr>
-        <w:t>(</w:t>
-      </w:r>
-      <w:proofErr w:type="gramEnd"/>
-      <w:r>
-        <w:rPr>
-          <w:rFonts w:ascii="Consolas" w:eastAsia="Times New Roman" w:hAnsi="Consolas" w:cs="Times New Roman"/>
-          <w:color w:val="CCCCCC"/>
-          <w:sz w:val="21"/>
-          <w:szCs w:val="21"/>
-          <w:lang w:val="en-US" w:eastAsia="ru-RU"/>
-        </w:rPr>
-        <w:t xml:space="preserve">) </w:t>
+        <w:t xml:space="preserve">() </w:t>
       </w:r>
       <w:r>
         <w:rPr>
@@ -26437,18 +25787,7 @@
           <w:szCs w:val="21"/>
           <w:lang w:val="en-US" w:eastAsia="ru-RU"/>
         </w:rPr>
-        <w:t>to_</w:t>
-      </w:r>
-      <w:proofErr w:type="gramStart"/>
-      <w:r>
-        <w:rPr>
-          <w:rFonts w:ascii="Consolas" w:eastAsia="Times New Roman" w:hAnsi="Consolas" w:cs="Times New Roman"/>
-          <w:color w:val="DCDCAA"/>
-          <w:sz w:val="21"/>
-          <w:szCs w:val="21"/>
-          <w:lang w:val="en-US" w:eastAsia="ru-RU"/>
-        </w:rPr>
-        <w:t>dict</w:t>
+        <w:t>to_dict</w:t>
       </w:r>
       <w:proofErr w:type="spellEnd"/>
       <w:r>
@@ -26459,18 +25798,7 @@
           <w:szCs w:val="21"/>
           <w:lang w:val="en-US" w:eastAsia="ru-RU"/>
         </w:rPr>
-        <w:t>(</w:t>
-      </w:r>
-      <w:proofErr w:type="gramEnd"/>
-      <w:r>
-        <w:rPr>
-          <w:rFonts w:ascii="Consolas" w:eastAsia="Times New Roman" w:hAnsi="Consolas" w:cs="Times New Roman"/>
-          <w:color w:val="CCCCCC"/>
-          <w:sz w:val="21"/>
-          <w:szCs w:val="21"/>
-          <w:lang w:val="en-US" w:eastAsia="ru-RU"/>
-        </w:rPr>
-        <w:t xml:space="preserve">) </w:t>
+        <w:t xml:space="preserve">() </w:t>
       </w:r>
       <w:r>
         <w:rPr>
@@ -26646,18 +25974,7 @@
           <w:szCs w:val="21"/>
           <w:lang w:val="en-US" w:eastAsia="ru-RU"/>
         </w:rPr>
-        <w:t>to_</w:t>
-      </w:r>
-      <w:proofErr w:type="gramStart"/>
-      <w:r>
-        <w:rPr>
-          <w:rFonts w:ascii="Consolas" w:eastAsia="Times New Roman" w:hAnsi="Consolas" w:cs="Times New Roman"/>
-          <w:color w:val="DCDCAA"/>
-          <w:sz w:val="21"/>
-          <w:szCs w:val="21"/>
-          <w:lang w:val="en-US" w:eastAsia="ru-RU"/>
-        </w:rPr>
-        <w:t>dict</w:t>
+        <w:t>to_dict</w:t>
       </w:r>
       <w:proofErr w:type="spellEnd"/>
       <w:r>
@@ -26668,18 +25985,7 @@
           <w:szCs w:val="21"/>
           <w:lang w:val="en-US" w:eastAsia="ru-RU"/>
         </w:rPr>
-        <w:t>(</w:t>
-      </w:r>
-      <w:proofErr w:type="gramEnd"/>
-      <w:r>
-        <w:rPr>
-          <w:rFonts w:ascii="Consolas" w:eastAsia="Times New Roman" w:hAnsi="Consolas" w:cs="Times New Roman"/>
-          <w:color w:val="CCCCCC"/>
-          <w:sz w:val="21"/>
-          <w:szCs w:val="21"/>
-          <w:lang w:val="en-US" w:eastAsia="ru-RU"/>
-        </w:rPr>
-        <w:t xml:space="preserve">) </w:t>
+        <w:t xml:space="preserve">() </w:t>
       </w:r>
       <w:r>
         <w:rPr>
@@ -26855,18 +26161,7 @@
           <w:szCs w:val="21"/>
           <w:lang w:val="en-US" w:eastAsia="ru-RU"/>
         </w:rPr>
-        <w:t>to_</w:t>
-      </w:r>
-      <w:proofErr w:type="gramStart"/>
-      <w:r>
-        <w:rPr>
-          <w:rFonts w:ascii="Consolas" w:eastAsia="Times New Roman" w:hAnsi="Consolas" w:cs="Times New Roman"/>
-          <w:color w:val="DCDCAA"/>
-          <w:sz w:val="21"/>
-          <w:szCs w:val="21"/>
-          <w:lang w:val="en-US" w:eastAsia="ru-RU"/>
-        </w:rPr>
-        <w:t>dict</w:t>
+        <w:t>to_dict</w:t>
       </w:r>
       <w:proofErr w:type="spellEnd"/>
       <w:r>
@@ -26877,18 +26172,7 @@
           <w:szCs w:val="21"/>
           <w:lang w:val="en-US" w:eastAsia="ru-RU"/>
         </w:rPr>
-        <w:t>(</w:t>
-      </w:r>
-      <w:proofErr w:type="gramEnd"/>
-      <w:r>
-        <w:rPr>
-          <w:rFonts w:ascii="Consolas" w:eastAsia="Times New Roman" w:hAnsi="Consolas" w:cs="Times New Roman"/>
-          <w:color w:val="CCCCCC"/>
-          <w:sz w:val="21"/>
-          <w:szCs w:val="21"/>
-          <w:lang w:val="en-US" w:eastAsia="ru-RU"/>
-        </w:rPr>
-        <w:t xml:space="preserve">) </w:t>
+        <w:t xml:space="preserve">() </w:t>
       </w:r>
       <w:r>
         <w:rPr>
@@ -27064,18 +26348,7 @@
           <w:szCs w:val="21"/>
           <w:lang w:val="en-US" w:eastAsia="ru-RU"/>
         </w:rPr>
-        <w:t>to_</w:t>
-      </w:r>
-      <w:proofErr w:type="gramStart"/>
-      <w:r>
-        <w:rPr>
-          <w:rFonts w:ascii="Consolas" w:eastAsia="Times New Roman" w:hAnsi="Consolas" w:cs="Times New Roman"/>
-          <w:color w:val="DCDCAA"/>
-          <w:sz w:val="21"/>
-          <w:szCs w:val="21"/>
-          <w:lang w:val="en-US" w:eastAsia="ru-RU"/>
-        </w:rPr>
-        <w:t>dict</w:t>
+        <w:t>to_dict</w:t>
       </w:r>
       <w:proofErr w:type="spellEnd"/>
       <w:r>
@@ -27086,18 +26359,7 @@
           <w:szCs w:val="21"/>
           <w:lang w:val="en-US" w:eastAsia="ru-RU"/>
         </w:rPr>
-        <w:t>(</w:t>
-      </w:r>
-      <w:proofErr w:type="gramEnd"/>
-      <w:r>
-        <w:rPr>
-          <w:rFonts w:ascii="Consolas" w:eastAsia="Times New Roman" w:hAnsi="Consolas" w:cs="Times New Roman"/>
-          <w:color w:val="CCCCCC"/>
-          <w:sz w:val="21"/>
-          <w:szCs w:val="21"/>
-          <w:lang w:val="en-US" w:eastAsia="ru-RU"/>
-        </w:rPr>
-        <w:t xml:space="preserve">) </w:t>
+        <w:t xml:space="preserve">() </w:t>
       </w:r>
       <w:r>
         <w:rPr>
@@ -27273,18 +26535,7 @@
           <w:szCs w:val="21"/>
           <w:lang w:val="en-US" w:eastAsia="ru-RU"/>
         </w:rPr>
-        <w:t>to_</w:t>
-      </w:r>
-      <w:proofErr w:type="gramStart"/>
-      <w:r>
-        <w:rPr>
-          <w:rFonts w:ascii="Consolas" w:eastAsia="Times New Roman" w:hAnsi="Consolas" w:cs="Times New Roman"/>
-          <w:color w:val="DCDCAA"/>
-          <w:sz w:val="21"/>
-          <w:szCs w:val="21"/>
-          <w:lang w:val="en-US" w:eastAsia="ru-RU"/>
-        </w:rPr>
-        <w:t>dict</w:t>
+        <w:t>to_dict</w:t>
       </w:r>
       <w:proofErr w:type="spellEnd"/>
       <w:r>
@@ -27295,18 +26546,7 @@
           <w:szCs w:val="21"/>
           <w:lang w:val="en-US" w:eastAsia="ru-RU"/>
         </w:rPr>
-        <w:t>(</w:t>
-      </w:r>
-      <w:proofErr w:type="gramEnd"/>
-      <w:r>
-        <w:rPr>
-          <w:rFonts w:ascii="Consolas" w:eastAsia="Times New Roman" w:hAnsi="Consolas" w:cs="Times New Roman"/>
-          <w:color w:val="CCCCCC"/>
-          <w:sz w:val="21"/>
-          <w:szCs w:val="21"/>
-          <w:lang w:val="en-US" w:eastAsia="ru-RU"/>
-        </w:rPr>
-        <w:t xml:space="preserve">) </w:t>
+        <w:t xml:space="preserve">() </w:t>
       </w:r>
       <w:r>
         <w:rPr>
@@ -27482,18 +26722,7 @@
           <w:szCs w:val="21"/>
           <w:lang w:val="en-US" w:eastAsia="ru-RU"/>
         </w:rPr>
-        <w:t>to_</w:t>
-      </w:r>
-      <w:proofErr w:type="gramStart"/>
-      <w:r>
-        <w:rPr>
-          <w:rFonts w:ascii="Consolas" w:eastAsia="Times New Roman" w:hAnsi="Consolas" w:cs="Times New Roman"/>
-          <w:color w:val="DCDCAA"/>
-          <w:sz w:val="21"/>
-          <w:szCs w:val="21"/>
-          <w:lang w:val="en-US" w:eastAsia="ru-RU"/>
-        </w:rPr>
-        <w:t>dict</w:t>
+        <w:t>to_dict</w:t>
       </w:r>
       <w:proofErr w:type="spellEnd"/>
       <w:r>
@@ -27504,18 +26733,7 @@
           <w:szCs w:val="21"/>
           <w:lang w:val="en-US" w:eastAsia="ru-RU"/>
         </w:rPr>
-        <w:t>(</w:t>
-      </w:r>
-      <w:proofErr w:type="gramEnd"/>
-      <w:r>
-        <w:rPr>
-          <w:rFonts w:ascii="Consolas" w:eastAsia="Times New Roman" w:hAnsi="Consolas" w:cs="Times New Roman"/>
-          <w:color w:val="CCCCCC"/>
-          <w:sz w:val="21"/>
-          <w:szCs w:val="21"/>
-          <w:lang w:val="en-US" w:eastAsia="ru-RU"/>
-        </w:rPr>
-        <w:t xml:space="preserve">) </w:t>
+        <w:t xml:space="preserve">() </w:t>
       </w:r>
       <w:r>
         <w:rPr>
@@ -27685,7 +26903,6 @@
         </w:rPr>
         <w:t xml:space="preserve"> </w:t>
       </w:r>
-      <w:proofErr w:type="gramStart"/>
       <w:r>
         <w:rPr>
           <w:rFonts w:ascii="Consolas" w:eastAsia="Times New Roman" w:hAnsi="Consolas" w:cs="Times New Roman"/>
@@ -27706,7 +26923,6 @@
         </w:rPr>
         <w:t>(</w:t>
       </w:r>
-      <w:proofErr w:type="gramEnd"/>
       <w:r>
         <w:rPr>
           <w:rFonts w:ascii="Consolas" w:eastAsia="Times New Roman" w:hAnsi="Consolas" w:cs="Times New Roman"/>
@@ -27851,7 +27067,6 @@
         <w:t xml:space="preserve">            </w:t>
       </w:r>
       <w:proofErr w:type="spellStart"/>
-      <w:proofErr w:type="gramStart"/>
       <w:r>
         <w:rPr>
           <w:rFonts w:ascii="Consolas" w:eastAsia="Times New Roman" w:hAnsi="Consolas" w:cs="Times New Roman"/>
@@ -27883,7 +27098,6 @@
         <w:t>dump</w:t>
       </w:r>
       <w:proofErr w:type="spellEnd"/>
-      <w:proofErr w:type="gramEnd"/>
       <w:r>
         <w:rPr>
           <w:rFonts w:ascii="Consolas" w:eastAsia="Times New Roman" w:hAnsi="Consolas" w:cs="Times New Roman"/>
@@ -28081,18 +27295,7 @@
           <w:szCs w:val="21"/>
           <w:lang w:val="en-US" w:eastAsia="ru-RU"/>
         </w:rPr>
-        <w:t>load_from_</w:t>
-      </w:r>
-      <w:proofErr w:type="gramStart"/>
-      <w:r>
-        <w:rPr>
-          <w:rFonts w:ascii="Consolas" w:eastAsia="Times New Roman" w:hAnsi="Consolas" w:cs="Times New Roman"/>
-          <w:color w:val="DCDCAA"/>
-          <w:sz w:val="21"/>
-          <w:szCs w:val="21"/>
-          <w:lang w:val="en-US" w:eastAsia="ru-RU"/>
-        </w:rPr>
-        <w:t>json</w:t>
+        <w:t>load_from_json</w:t>
       </w:r>
       <w:proofErr w:type="spellEnd"/>
       <w:r>
@@ -28105,7 +27308,6 @@
         </w:rPr>
         <w:t>(</w:t>
       </w:r>
-      <w:proofErr w:type="gramEnd"/>
       <w:r>
         <w:rPr>
           <w:rFonts w:ascii="Consolas" w:eastAsia="Times New Roman" w:hAnsi="Consolas" w:cs="Times New Roman"/>
@@ -28272,7 +27474,6 @@
         </w:rPr>
         <w:t xml:space="preserve"> </w:t>
       </w:r>
-      <w:proofErr w:type="gramStart"/>
       <w:r>
         <w:rPr>
           <w:rFonts w:ascii="Consolas" w:eastAsia="Times New Roman" w:hAnsi="Consolas" w:cs="Times New Roman"/>
@@ -28293,7 +27494,6 @@
         </w:rPr>
         <w:t>(</w:t>
       </w:r>
-      <w:proofErr w:type="gramEnd"/>
       <w:r>
         <w:rPr>
           <w:rFonts w:ascii="Consolas" w:eastAsia="Times New Roman" w:hAnsi="Consolas" w:cs="Times New Roman"/>
@@ -28478,7 +27678,6 @@
         <w:t xml:space="preserve"> </w:t>
       </w:r>
       <w:proofErr w:type="spellStart"/>
-      <w:proofErr w:type="gramStart"/>
       <w:r>
         <w:rPr>
           <w:rFonts w:ascii="Consolas" w:eastAsia="Times New Roman" w:hAnsi="Consolas" w:cs="Times New Roman"/>
@@ -28510,7 +27709,6 @@
         <w:t>load</w:t>
       </w:r>
       <w:proofErr w:type="spellEnd"/>
-      <w:proofErr w:type="gramEnd"/>
       <w:r>
         <w:rPr>
           <w:rFonts w:ascii="Consolas" w:eastAsia="Times New Roman" w:hAnsi="Consolas" w:cs="Times New Roman"/>
@@ -28578,7 +27776,6 @@
         <w:t xml:space="preserve">            </w:t>
       </w:r>
       <w:proofErr w:type="spellStart"/>
-      <w:proofErr w:type="gramStart"/>
       <w:r>
         <w:rPr>
           <w:rFonts w:ascii="Consolas" w:eastAsia="Times New Roman" w:hAnsi="Consolas" w:cs="Times New Roman"/>
@@ -28610,7 +27807,6 @@
         <w:t>products</w:t>
       </w:r>
       <w:proofErr w:type="spellEnd"/>
-      <w:proofErr w:type="gramEnd"/>
       <w:r>
         <w:rPr>
           <w:rFonts w:ascii="Consolas" w:eastAsia="Times New Roman" w:hAnsi="Consolas" w:cs="Times New Roman"/>
@@ -28839,7 +28035,6 @@
         <w:t xml:space="preserve">            </w:t>
       </w:r>
       <w:proofErr w:type="spellStart"/>
-      <w:proofErr w:type="gramStart"/>
       <w:r>
         <w:rPr>
           <w:rFonts w:ascii="Consolas" w:eastAsia="Times New Roman" w:hAnsi="Consolas" w:cs="Times New Roman"/>
@@ -28871,7 +28066,6 @@
         <w:t>customers</w:t>
       </w:r>
       <w:proofErr w:type="spellEnd"/>
-      <w:proofErr w:type="gramEnd"/>
       <w:r>
         <w:rPr>
           <w:rFonts w:ascii="Consolas" w:eastAsia="Times New Roman" w:hAnsi="Consolas" w:cs="Times New Roman"/>
@@ -29100,7 +28294,6 @@
         <w:t xml:space="preserve">            </w:t>
       </w:r>
       <w:proofErr w:type="spellStart"/>
-      <w:proofErr w:type="gramStart"/>
       <w:r>
         <w:rPr>
           <w:rFonts w:ascii="Consolas" w:eastAsia="Times New Roman" w:hAnsi="Consolas" w:cs="Times New Roman"/>
@@ -29132,7 +28325,6 @@
         <w:t>categories</w:t>
       </w:r>
       <w:proofErr w:type="spellEnd"/>
-      <w:proofErr w:type="gramEnd"/>
       <w:r>
         <w:rPr>
           <w:rFonts w:ascii="Consolas" w:eastAsia="Times New Roman" w:hAnsi="Consolas" w:cs="Times New Roman"/>
@@ -29361,7 +28553,6 @@
         <w:t xml:space="preserve">            </w:t>
       </w:r>
       <w:proofErr w:type="spellStart"/>
-      <w:proofErr w:type="gramStart"/>
       <w:r>
         <w:rPr>
           <w:rFonts w:ascii="Consolas" w:eastAsia="Times New Roman" w:hAnsi="Consolas" w:cs="Times New Roman"/>
@@ -29393,7 +28584,6 @@
         <w:t>orders</w:t>
       </w:r>
       <w:proofErr w:type="spellEnd"/>
-      <w:proofErr w:type="gramEnd"/>
       <w:r>
         <w:rPr>
           <w:rFonts w:ascii="Consolas" w:eastAsia="Times New Roman" w:hAnsi="Consolas" w:cs="Times New Roman"/>
@@ -29706,7 +28896,6 @@
         <w:t xml:space="preserve">            </w:t>
       </w:r>
       <w:proofErr w:type="spellStart"/>
-      <w:proofErr w:type="gramStart"/>
       <w:r>
         <w:rPr>
           <w:rFonts w:ascii="Consolas" w:eastAsia="Times New Roman" w:hAnsi="Consolas" w:cs="Times New Roman"/>
@@ -29738,7 +28927,6 @@
         <w:t>payments</w:t>
       </w:r>
       <w:proofErr w:type="spellEnd"/>
-      <w:proofErr w:type="gramEnd"/>
       <w:r>
         <w:rPr>
           <w:rFonts w:ascii="Consolas" w:eastAsia="Times New Roman" w:hAnsi="Consolas" w:cs="Times New Roman"/>
@@ -29967,7 +29155,6 @@
         <w:t xml:space="preserve">            </w:t>
       </w:r>
       <w:proofErr w:type="spellStart"/>
-      <w:proofErr w:type="gramStart"/>
       <w:r>
         <w:rPr>
           <w:rFonts w:ascii="Consolas" w:eastAsia="Times New Roman" w:hAnsi="Consolas" w:cs="Times New Roman"/>
@@ -29999,7 +29186,6 @@
         <w:t>deliveries</w:t>
       </w:r>
       <w:proofErr w:type="spellEnd"/>
-      <w:proofErr w:type="gramEnd"/>
       <w:r>
         <w:rPr>
           <w:rFonts w:ascii="Consolas" w:eastAsia="Times New Roman" w:hAnsi="Consolas" w:cs="Times New Roman"/>
@@ -30228,7 +29414,6 @@
         <w:t xml:space="preserve">            </w:t>
       </w:r>
       <w:proofErr w:type="spellStart"/>
-      <w:proofErr w:type="gramStart"/>
       <w:r>
         <w:rPr>
           <w:rFonts w:ascii="Consolas" w:eastAsia="Times New Roman" w:hAnsi="Consolas" w:cs="Times New Roman"/>
@@ -30260,7 +29445,6 @@
         <w:t>reviews</w:t>
       </w:r>
       <w:proofErr w:type="spellEnd"/>
-      <w:proofErr w:type="gramEnd"/>
       <w:r>
         <w:rPr>
           <w:rFonts w:ascii="Consolas" w:eastAsia="Times New Roman" w:hAnsi="Consolas" w:cs="Times New Roman"/>
@@ -30566,7 +29750,6 @@
         </w:rPr>
         <w:t xml:space="preserve">            </w:t>
       </w:r>
-      <w:proofErr w:type="gramStart"/>
       <w:r>
         <w:rPr>
           <w:rFonts w:ascii="Consolas" w:eastAsia="Times New Roman" w:hAnsi="Consolas" w:cs="Times New Roman"/>
@@ -30587,7 +29770,6 @@
         </w:rPr>
         <w:t>(</w:t>
       </w:r>
-      <w:proofErr w:type="gramEnd"/>
       <w:r>
         <w:rPr>
           <w:rFonts w:ascii="Consolas" w:eastAsia="Times New Roman" w:hAnsi="Consolas" w:cs="Times New Roman"/>
@@ -30843,18 +30025,7 @@
           <w:szCs w:val="21"/>
           <w:lang w:val="en-US" w:eastAsia="ru-RU"/>
         </w:rPr>
-        <w:t>save_to_</w:t>
-      </w:r>
-      <w:proofErr w:type="gramStart"/>
-      <w:r>
-        <w:rPr>
-          <w:rFonts w:ascii="Consolas" w:eastAsia="Times New Roman" w:hAnsi="Consolas" w:cs="Times New Roman"/>
-          <w:color w:val="DCDCAA"/>
-          <w:sz w:val="21"/>
-          <w:szCs w:val="21"/>
-          <w:lang w:val="en-US" w:eastAsia="ru-RU"/>
-        </w:rPr>
-        <w:t>xml</w:t>
+        <w:t>save_to_xml</w:t>
       </w:r>
       <w:proofErr w:type="spellEnd"/>
       <w:r>
@@ -30867,7 +30038,6 @@
         </w:rPr>
         <w:t>(</w:t>
       </w:r>
-      <w:proofErr w:type="gramEnd"/>
       <w:r>
         <w:rPr>
           <w:rFonts w:ascii="Consolas" w:eastAsia="Times New Roman" w:hAnsi="Consolas" w:cs="Times New Roman"/>
@@ -30993,7 +30163,6 @@
         <w:t xml:space="preserve"> </w:t>
       </w:r>
       <w:proofErr w:type="spellStart"/>
-      <w:proofErr w:type="gramStart"/>
       <w:r>
         <w:rPr>
           <w:rFonts w:ascii="Consolas" w:eastAsia="Times New Roman" w:hAnsi="Consolas" w:cs="Times New Roman"/>
@@ -31025,7 +30194,6 @@
         <w:t>Element</w:t>
       </w:r>
       <w:proofErr w:type="spellEnd"/>
-      <w:proofErr w:type="gramEnd"/>
       <w:r>
         <w:rPr>
           <w:rFonts w:ascii="Consolas" w:eastAsia="Times New Roman" w:hAnsi="Consolas" w:cs="Times New Roman"/>
@@ -31180,7 +30348,6 @@
         <w:t xml:space="preserve">, </w:t>
       </w:r>
       <w:proofErr w:type="spellStart"/>
-      <w:proofErr w:type="gramStart"/>
       <w:r>
         <w:rPr>
           <w:rFonts w:ascii="Consolas" w:eastAsia="Times New Roman" w:hAnsi="Consolas" w:cs="Times New Roman"/>
@@ -31212,7 +30379,6 @@
         <w:t>products</w:t>
       </w:r>
       <w:proofErr w:type="spellEnd"/>
-      <w:proofErr w:type="gramEnd"/>
       <w:r>
         <w:rPr>
           <w:rFonts w:ascii="Consolas" w:eastAsia="Times New Roman" w:hAnsi="Consolas" w:cs="Times New Roman"/>
@@ -31267,7 +30433,6 @@
         <w:t xml:space="preserve">, </w:t>
       </w:r>
       <w:proofErr w:type="spellStart"/>
-      <w:proofErr w:type="gramStart"/>
       <w:r>
         <w:rPr>
           <w:rFonts w:ascii="Consolas" w:eastAsia="Times New Roman" w:hAnsi="Consolas" w:cs="Times New Roman"/>
@@ -31299,7 +30464,6 @@
         <w:t>customers</w:t>
       </w:r>
       <w:proofErr w:type="spellEnd"/>
-      <w:proofErr w:type="gramEnd"/>
       <w:r>
         <w:rPr>
           <w:rFonts w:ascii="Consolas" w:eastAsia="Times New Roman" w:hAnsi="Consolas" w:cs="Times New Roman"/>
@@ -31354,7 +30518,6 @@
         <w:t xml:space="preserve">, </w:t>
       </w:r>
       <w:proofErr w:type="spellStart"/>
-      <w:proofErr w:type="gramStart"/>
       <w:r>
         <w:rPr>
           <w:rFonts w:ascii="Consolas" w:eastAsia="Times New Roman" w:hAnsi="Consolas" w:cs="Times New Roman"/>
@@ -31386,7 +30549,6 @@
         <w:t>categories</w:t>
       </w:r>
       <w:proofErr w:type="spellEnd"/>
-      <w:proofErr w:type="gramEnd"/>
       <w:r>
         <w:rPr>
           <w:rFonts w:ascii="Consolas" w:eastAsia="Times New Roman" w:hAnsi="Consolas" w:cs="Times New Roman"/>
@@ -31441,7 +30603,6 @@
         <w:t xml:space="preserve">, </w:t>
       </w:r>
       <w:proofErr w:type="spellStart"/>
-      <w:proofErr w:type="gramStart"/>
       <w:r>
         <w:rPr>
           <w:rFonts w:ascii="Consolas" w:eastAsia="Times New Roman" w:hAnsi="Consolas" w:cs="Times New Roman"/>
@@ -31473,7 +30634,6 @@
         <w:t>orders</w:t>
       </w:r>
       <w:proofErr w:type="spellEnd"/>
-      <w:proofErr w:type="gramEnd"/>
       <w:r>
         <w:rPr>
           <w:rFonts w:ascii="Consolas" w:eastAsia="Times New Roman" w:hAnsi="Consolas" w:cs="Times New Roman"/>
@@ -31528,7 +30688,6 @@
         <w:t xml:space="preserve">, </w:t>
       </w:r>
       <w:proofErr w:type="spellStart"/>
-      <w:proofErr w:type="gramStart"/>
       <w:r>
         <w:rPr>
           <w:rFonts w:ascii="Consolas" w:eastAsia="Times New Roman" w:hAnsi="Consolas" w:cs="Times New Roman"/>
@@ -31560,7 +30719,6 @@
         <w:t>payments</w:t>
       </w:r>
       <w:proofErr w:type="spellEnd"/>
-      <w:proofErr w:type="gramEnd"/>
       <w:r>
         <w:rPr>
           <w:rFonts w:ascii="Consolas" w:eastAsia="Times New Roman" w:hAnsi="Consolas" w:cs="Times New Roman"/>
@@ -31615,7 +30773,6 @@
         <w:t xml:space="preserve">, </w:t>
       </w:r>
       <w:proofErr w:type="spellStart"/>
-      <w:proofErr w:type="gramStart"/>
       <w:r>
         <w:rPr>
           <w:rFonts w:ascii="Consolas" w:eastAsia="Times New Roman" w:hAnsi="Consolas" w:cs="Times New Roman"/>
@@ -31647,7 +30804,6 @@
         <w:t>deliveries</w:t>
       </w:r>
       <w:proofErr w:type="spellEnd"/>
-      <w:proofErr w:type="gramEnd"/>
       <w:r>
         <w:rPr>
           <w:rFonts w:ascii="Consolas" w:eastAsia="Times New Roman" w:hAnsi="Consolas" w:cs="Times New Roman"/>
@@ -31702,7 +30858,6 @@
         <w:t xml:space="preserve">, </w:t>
       </w:r>
       <w:proofErr w:type="spellStart"/>
-      <w:proofErr w:type="gramStart"/>
       <w:r>
         <w:rPr>
           <w:rFonts w:ascii="Consolas" w:eastAsia="Times New Roman" w:hAnsi="Consolas" w:cs="Times New Roman"/>
@@ -31734,7 +30889,6 @@
         <w:t>reviews</w:t>
       </w:r>
       <w:proofErr w:type="spellEnd"/>
-      <w:proofErr w:type="gramEnd"/>
       <w:r>
         <w:rPr>
           <w:rFonts w:ascii="Consolas" w:eastAsia="Times New Roman" w:hAnsi="Consolas" w:cs="Times New Roman"/>
@@ -31809,7 +30963,6 @@
         <w:t xml:space="preserve"> </w:t>
       </w:r>
       <w:proofErr w:type="spellStart"/>
-      <w:proofErr w:type="gramStart"/>
       <w:r>
         <w:rPr>
           <w:rFonts w:ascii="Consolas" w:eastAsia="Times New Roman" w:hAnsi="Consolas" w:cs="Times New Roman"/>
@@ -31841,7 +30994,6 @@
         <w:t>SubElement</w:t>
       </w:r>
       <w:proofErr w:type="spellEnd"/>
-      <w:proofErr w:type="gramEnd"/>
       <w:r>
         <w:rPr>
           <w:rFonts w:ascii="Consolas" w:eastAsia="Times New Roman" w:hAnsi="Consolas" w:cs="Times New Roman"/>
@@ -32061,7 +31213,6 @@
         <w:t xml:space="preserve"> </w:t>
       </w:r>
       <w:proofErr w:type="spellStart"/>
-      <w:proofErr w:type="gramStart"/>
       <w:r>
         <w:rPr>
           <w:rFonts w:ascii="Consolas" w:eastAsia="Times New Roman" w:hAnsi="Consolas" w:cs="Times New Roman"/>
@@ -32093,7 +31244,6 @@
         <w:t>SubElement</w:t>
       </w:r>
       <w:proofErr w:type="spellEnd"/>
-      <w:proofErr w:type="gramEnd"/>
       <w:r>
         <w:rPr>
           <w:rFonts w:ascii="Consolas" w:eastAsia="Times New Roman" w:hAnsi="Consolas" w:cs="Times New Roman"/>
@@ -32307,29 +31457,7 @@
           <w:szCs w:val="21"/>
           <w:lang w:val="en-US" w:eastAsia="ru-RU"/>
         </w:rPr>
-        <w:t>(</w:t>
-      </w:r>
-      <w:proofErr w:type="gramStart"/>
-      <w:r>
-        <w:rPr>
-          <w:rFonts w:ascii="Consolas" w:eastAsia="Times New Roman" w:hAnsi="Consolas" w:cs="Times New Roman"/>
-          <w:color w:val="CCCCCC"/>
-          <w:sz w:val="21"/>
-          <w:szCs w:val="21"/>
-          <w:lang w:val="en-US" w:eastAsia="ru-RU"/>
-        </w:rPr>
-        <w:t>).items</w:t>
-      </w:r>
-      <w:proofErr w:type="gramEnd"/>
-      <w:r>
-        <w:rPr>
-          <w:rFonts w:ascii="Consolas" w:eastAsia="Times New Roman" w:hAnsi="Consolas" w:cs="Times New Roman"/>
-          <w:color w:val="CCCCCC"/>
-          <w:sz w:val="21"/>
-          <w:szCs w:val="21"/>
-          <w:lang w:val="en-US" w:eastAsia="ru-RU"/>
-        </w:rPr>
-        <w:t>():</w:t>
+        <w:t>().items():</w:t>
       </w:r>
     </w:p>
     <w:p>
@@ -32395,7 +31523,6 @@
         <w:t xml:space="preserve"> </w:t>
       </w:r>
       <w:proofErr w:type="spellStart"/>
-      <w:proofErr w:type="gramStart"/>
       <w:r>
         <w:rPr>
           <w:rFonts w:ascii="Consolas" w:eastAsia="Times New Roman" w:hAnsi="Consolas" w:cs="Times New Roman"/>
@@ -32427,7 +31554,6 @@
         <w:t>SubElement</w:t>
       </w:r>
       <w:proofErr w:type="spellEnd"/>
-      <w:proofErr w:type="gramEnd"/>
       <w:r>
         <w:rPr>
           <w:rFonts w:ascii="Consolas" w:eastAsia="Times New Roman" w:hAnsi="Consolas" w:cs="Times New Roman"/>
@@ -32524,7 +31650,6 @@
         <w:t xml:space="preserve"> </w:t>
       </w:r>
       <w:proofErr w:type="spellStart"/>
-      <w:proofErr w:type="gramStart"/>
       <w:r>
         <w:rPr>
           <w:rFonts w:ascii="Consolas" w:eastAsia="Times New Roman" w:hAnsi="Consolas" w:cs="Times New Roman"/>
@@ -32546,7 +31671,6 @@
         </w:rPr>
         <w:t>(</w:t>
       </w:r>
-      <w:proofErr w:type="gramEnd"/>
       <w:r>
         <w:rPr>
           <w:rFonts w:ascii="Consolas" w:eastAsia="Times New Roman" w:hAnsi="Consolas" w:cs="Times New Roman"/>
@@ -32695,7 +31819,6 @@
         <w:t xml:space="preserve"> </w:t>
       </w:r>
       <w:proofErr w:type="spellStart"/>
-      <w:proofErr w:type="gramStart"/>
       <w:r>
         <w:rPr>
           <w:rFonts w:ascii="Consolas" w:eastAsia="Times New Roman" w:hAnsi="Consolas" w:cs="Times New Roman"/>
@@ -32727,7 +31850,6 @@
         <w:t>dumps</w:t>
       </w:r>
       <w:proofErr w:type="spellEnd"/>
-      <w:proofErr w:type="gramEnd"/>
       <w:r>
         <w:rPr>
           <w:rFonts w:ascii="Consolas" w:eastAsia="Times New Roman" w:hAnsi="Consolas" w:cs="Times New Roman"/>
@@ -33032,7 +32154,6 @@
         <w:t xml:space="preserve"> </w:t>
       </w:r>
       <w:proofErr w:type="spellStart"/>
-      <w:proofErr w:type="gramStart"/>
       <w:r>
         <w:rPr>
           <w:rFonts w:ascii="Consolas" w:eastAsia="Times New Roman" w:hAnsi="Consolas" w:cs="Times New Roman"/>
@@ -33064,7 +32185,6 @@
         <w:t>ElementTree</w:t>
       </w:r>
       <w:proofErr w:type="spellEnd"/>
-      <w:proofErr w:type="gramEnd"/>
       <w:r>
         <w:rPr>
           <w:rFonts w:ascii="Consolas" w:eastAsia="Times New Roman" w:hAnsi="Consolas" w:cs="Times New Roman"/>
@@ -33119,7 +32239,6 @@
         <w:t xml:space="preserve">        </w:t>
       </w:r>
       <w:proofErr w:type="spellStart"/>
-      <w:proofErr w:type="gramStart"/>
       <w:r>
         <w:rPr>
           <w:rFonts w:ascii="Consolas" w:eastAsia="Times New Roman" w:hAnsi="Consolas" w:cs="Times New Roman"/>
@@ -33151,7 +32270,6 @@
         <w:t>write</w:t>
       </w:r>
       <w:proofErr w:type="spellEnd"/>
-      <w:proofErr w:type="gramEnd"/>
       <w:r>
         <w:rPr>
           <w:rFonts w:ascii="Consolas" w:eastAsia="Times New Roman" w:hAnsi="Consolas" w:cs="Times New Roman"/>
@@ -33329,18 +32447,7 @@
           <w:szCs w:val="21"/>
           <w:lang w:val="en-US" w:eastAsia="ru-RU"/>
         </w:rPr>
-        <w:t>load_from_</w:t>
-      </w:r>
-      <w:proofErr w:type="gramStart"/>
-      <w:r>
-        <w:rPr>
-          <w:rFonts w:ascii="Consolas" w:eastAsia="Times New Roman" w:hAnsi="Consolas" w:cs="Times New Roman"/>
-          <w:color w:val="DCDCAA"/>
-          <w:sz w:val="21"/>
-          <w:szCs w:val="21"/>
-          <w:lang w:val="en-US" w:eastAsia="ru-RU"/>
-        </w:rPr>
-        <w:t>xml</w:t>
+        <w:t>load_from_xml</w:t>
       </w:r>
       <w:proofErr w:type="spellEnd"/>
       <w:r>
@@ -33353,7 +32460,6 @@
         </w:rPr>
         <w:t>(</w:t>
       </w:r>
-      <w:proofErr w:type="gramEnd"/>
       <w:r>
         <w:rPr>
           <w:rFonts w:ascii="Consolas" w:eastAsia="Times New Roman" w:hAnsi="Consolas" w:cs="Times New Roman"/>
@@ -33521,7 +32627,6 @@
         <w:t xml:space="preserve"> </w:t>
       </w:r>
       <w:proofErr w:type="spellStart"/>
-      <w:proofErr w:type="gramStart"/>
       <w:r>
         <w:rPr>
           <w:rFonts w:ascii="Consolas" w:eastAsia="Times New Roman" w:hAnsi="Consolas" w:cs="Times New Roman"/>
@@ -33553,7 +32658,6 @@
         <w:t>parse</w:t>
       </w:r>
       <w:proofErr w:type="spellEnd"/>
-      <w:proofErr w:type="gramEnd"/>
       <w:r>
         <w:rPr>
           <w:rFonts w:ascii="Consolas" w:eastAsia="Times New Roman" w:hAnsi="Consolas" w:cs="Times New Roman"/>
@@ -33648,7 +32752,6 @@
         <w:t xml:space="preserve"> </w:t>
       </w:r>
       <w:proofErr w:type="spellStart"/>
-      <w:proofErr w:type="gramStart"/>
       <w:r>
         <w:rPr>
           <w:rFonts w:ascii="Consolas" w:eastAsia="Times New Roman" w:hAnsi="Consolas" w:cs="Times New Roman"/>
@@ -33680,7 +32783,6 @@
         <w:t>getroot</w:t>
       </w:r>
       <w:proofErr w:type="spellEnd"/>
-      <w:proofErr w:type="gramEnd"/>
       <w:r>
         <w:rPr>
           <w:rFonts w:ascii="Consolas" w:eastAsia="Times New Roman" w:hAnsi="Consolas" w:cs="Times New Roman"/>
@@ -34117,7 +33219,6 @@
         <w:t xml:space="preserve"> </w:t>
       </w:r>
       <w:proofErr w:type="spellStart"/>
-      <w:proofErr w:type="gramStart"/>
       <w:r>
         <w:rPr>
           <w:rFonts w:ascii="Consolas" w:eastAsia="Times New Roman" w:hAnsi="Consolas" w:cs="Times New Roman"/>
@@ -34149,7 +33250,6 @@
         <w:t>find</w:t>
       </w:r>
       <w:proofErr w:type="spellEnd"/>
-      <w:proofErr w:type="gramEnd"/>
       <w:r>
         <w:rPr>
           <w:rFonts w:ascii="Consolas" w:eastAsia="Times New Roman" w:hAnsi="Consolas" w:cs="Times New Roman"/>
@@ -34661,7 +33761,6 @@
         <w:t xml:space="preserve">                        </w:t>
       </w:r>
       <w:proofErr w:type="spellStart"/>
-      <w:proofErr w:type="gramStart"/>
       <w:r>
         <w:rPr>
           <w:rFonts w:ascii="Consolas" w:eastAsia="Times New Roman" w:hAnsi="Consolas" w:cs="Times New Roman"/>
@@ -34693,7 +33792,6 @@
         <w:t>append</w:t>
       </w:r>
       <w:proofErr w:type="spellEnd"/>
-      <w:proofErr w:type="gramEnd"/>
       <w:r>
         <w:rPr>
           <w:rFonts w:ascii="Consolas" w:eastAsia="Times New Roman" w:hAnsi="Consolas" w:cs="Times New Roman"/>
@@ -35615,7 +34713,6 @@
         <w:t xml:space="preserve">            </w:t>
       </w:r>
       <w:proofErr w:type="spellStart"/>
-      <w:proofErr w:type="gramStart"/>
       <w:r>
         <w:rPr>
           <w:rFonts w:ascii="Consolas" w:eastAsia="Times New Roman" w:hAnsi="Consolas" w:cs="Times New Roman"/>
@@ -35647,7 +34744,6 @@
         <w:t>products</w:t>
       </w:r>
       <w:proofErr w:type="spellEnd"/>
-      <w:proofErr w:type="gramEnd"/>
       <w:r>
         <w:rPr>
           <w:rFonts w:ascii="Consolas" w:eastAsia="Times New Roman" w:hAnsi="Consolas" w:cs="Times New Roman"/>
@@ -35701,7 +34797,6 @@
         </w:rPr>
         <w:t xml:space="preserve">                </w:t>
       </w:r>
-      <w:proofErr w:type="gramStart"/>
       <w:r>
         <w:rPr>
           <w:rFonts w:ascii="Consolas" w:eastAsia="Times New Roman" w:hAnsi="Consolas" w:cs="Times New Roman"/>
@@ -35722,7 +34817,6 @@
         </w:rPr>
         <w:t>(</w:t>
       </w:r>
-      <w:proofErr w:type="gramEnd"/>
     </w:p>
     <w:p>
       <w:pPr>
@@ -35885,7 +34979,6 @@
         <w:t>=</w:t>
       </w:r>
       <w:proofErr w:type="spellStart"/>
-      <w:proofErr w:type="gramStart"/>
       <w:r>
         <w:rPr>
           <w:rFonts w:ascii="Consolas" w:eastAsia="Times New Roman" w:hAnsi="Consolas" w:cs="Times New Roman"/>
@@ -35917,7 +35010,6 @@
         </w:rPr>
         <w:t>(</w:t>
       </w:r>
-      <w:proofErr w:type="gramEnd"/>
       <w:r>
         <w:rPr>
           <w:rFonts w:ascii="Consolas" w:eastAsia="Times New Roman" w:hAnsi="Consolas" w:cs="Times New Roman"/>
@@ -36002,7 +35094,6 @@
         <w:t>=</w:t>
       </w:r>
       <w:proofErr w:type="spellStart"/>
-      <w:proofErr w:type="gramStart"/>
       <w:r>
         <w:rPr>
           <w:rFonts w:ascii="Consolas" w:eastAsia="Times New Roman" w:hAnsi="Consolas" w:cs="Times New Roman"/>
@@ -36034,7 +35125,6 @@
         </w:rPr>
         <w:t>(</w:t>
       </w:r>
-      <w:proofErr w:type="gramEnd"/>
       <w:r>
         <w:rPr>
           <w:rFonts w:ascii="Consolas" w:eastAsia="Times New Roman" w:hAnsi="Consolas" w:cs="Times New Roman"/>
@@ -36519,7 +35609,6 @@
         <w:t xml:space="preserve">            </w:t>
       </w:r>
       <w:proofErr w:type="spellStart"/>
-      <w:proofErr w:type="gramStart"/>
       <w:r>
         <w:rPr>
           <w:rFonts w:ascii="Consolas" w:eastAsia="Times New Roman" w:hAnsi="Consolas" w:cs="Times New Roman"/>
@@ -36551,7 +35640,6 @@
         <w:t>customers</w:t>
       </w:r>
       <w:proofErr w:type="spellEnd"/>
-      <w:proofErr w:type="gramEnd"/>
       <w:r>
         <w:rPr>
           <w:rFonts w:ascii="Consolas" w:eastAsia="Times New Roman" w:hAnsi="Consolas" w:cs="Times New Roman"/>
@@ -36605,7 +35693,6 @@
         </w:rPr>
         <w:t xml:space="preserve">                </w:t>
       </w:r>
-      <w:proofErr w:type="gramStart"/>
       <w:r>
         <w:rPr>
           <w:rFonts w:ascii="Consolas" w:eastAsia="Times New Roman" w:hAnsi="Consolas" w:cs="Times New Roman"/>
@@ -36626,7 +35713,6 @@
         </w:rPr>
         <w:t>(</w:t>
       </w:r>
-      <w:proofErr w:type="gramEnd"/>
     </w:p>
     <w:p>
       <w:pPr>
@@ -36788,7 +35874,6 @@
         <w:t>=</w:t>
       </w:r>
       <w:proofErr w:type="spellStart"/>
-      <w:proofErr w:type="gramStart"/>
       <w:r>
         <w:rPr>
           <w:rFonts w:ascii="Consolas" w:eastAsia="Times New Roman" w:hAnsi="Consolas" w:cs="Times New Roman"/>
@@ -36820,7 +35905,6 @@
         </w:rPr>
         <w:t>(</w:t>
       </w:r>
-      <w:proofErr w:type="gramEnd"/>
       <w:r>
         <w:rPr>
           <w:rFonts w:ascii="Consolas" w:eastAsia="Times New Roman" w:hAnsi="Consolas" w:cs="Times New Roman"/>
@@ -36905,7 +35989,6 @@
         <w:t>=</w:t>
       </w:r>
       <w:proofErr w:type="spellStart"/>
-      <w:proofErr w:type="gramStart"/>
       <w:r>
         <w:rPr>
           <w:rFonts w:ascii="Consolas" w:eastAsia="Times New Roman" w:hAnsi="Consolas" w:cs="Times New Roman"/>
@@ -36937,7 +36020,6 @@
         </w:rPr>
         <w:t>(</w:t>
       </w:r>
-      <w:proofErr w:type="gramEnd"/>
       <w:r>
         <w:rPr>
           <w:rFonts w:ascii="Consolas" w:eastAsia="Times New Roman" w:hAnsi="Consolas" w:cs="Times New Roman"/>
@@ -37022,7 +36104,6 @@
         <w:t>=</w:t>
       </w:r>
       <w:proofErr w:type="spellStart"/>
-      <w:proofErr w:type="gramStart"/>
       <w:r>
         <w:rPr>
           <w:rFonts w:ascii="Consolas" w:eastAsia="Times New Roman" w:hAnsi="Consolas" w:cs="Times New Roman"/>
@@ -37054,7 +36135,6 @@
         </w:rPr>
         <w:t>(</w:t>
       </w:r>
-      <w:proofErr w:type="gramEnd"/>
       <w:r>
         <w:rPr>
           <w:rFonts w:ascii="Consolas" w:eastAsia="Times New Roman" w:hAnsi="Consolas" w:cs="Times New Roman"/>
@@ -37305,7 +36385,6 @@
         <w:t xml:space="preserve">            </w:t>
       </w:r>
       <w:proofErr w:type="spellStart"/>
-      <w:proofErr w:type="gramStart"/>
       <w:r>
         <w:rPr>
           <w:rFonts w:ascii="Consolas" w:eastAsia="Times New Roman" w:hAnsi="Consolas" w:cs="Times New Roman"/>
@@ -37337,7 +36416,6 @@
         <w:t>categories</w:t>
       </w:r>
       <w:proofErr w:type="spellEnd"/>
-      <w:proofErr w:type="gramEnd"/>
       <w:r>
         <w:rPr>
           <w:rFonts w:ascii="Consolas" w:eastAsia="Times New Roman" w:hAnsi="Consolas" w:cs="Times New Roman"/>
@@ -37642,7 +36720,6 @@
         <w:t xml:space="preserve">            </w:t>
       </w:r>
       <w:proofErr w:type="spellStart"/>
-      <w:proofErr w:type="gramStart"/>
       <w:r>
         <w:rPr>
           <w:rFonts w:ascii="Consolas" w:eastAsia="Times New Roman" w:hAnsi="Consolas" w:cs="Times New Roman"/>
@@ -37674,7 +36751,6 @@
         <w:t>orders</w:t>
       </w:r>
       <w:proofErr w:type="spellEnd"/>
-      <w:proofErr w:type="gramEnd"/>
       <w:r>
         <w:rPr>
           <w:rFonts w:ascii="Consolas" w:eastAsia="Times New Roman" w:hAnsi="Consolas" w:cs="Times New Roman"/>
@@ -38048,7 +37124,6 @@
         <w:t>"</w:t>
       </w:r>
       <w:proofErr w:type="spellStart"/>
-      <w:proofErr w:type="gramStart"/>
       <w:r>
         <w:rPr>
           <w:rFonts w:ascii="Consolas" w:eastAsia="Times New Roman" w:hAnsi="Consolas" w:cs="Times New Roman"/>
@@ -38057,18 +37132,7 @@
           <w:szCs w:val="21"/>
           <w:lang w:val="en-US" w:eastAsia="ru-RU"/>
         </w:rPr>
-        <w:t>customer</w:t>
-      </w:r>
-      <w:proofErr w:type="gramEnd"/>
-      <w:r>
-        <w:rPr>
-          <w:rFonts w:ascii="Consolas" w:eastAsia="Times New Roman" w:hAnsi="Consolas" w:cs="Times New Roman"/>
-          <w:color w:val="CE9178"/>
-          <w:sz w:val="21"/>
-          <w:szCs w:val="21"/>
-          <w:lang w:val="en-US" w:eastAsia="ru-RU"/>
-        </w:rPr>
-        <w:t>_id</w:t>
+        <w:t>customer_id</w:t>
       </w:r>
       <w:proofErr w:type="spellEnd"/>
       <w:r>
@@ -38231,7 +37295,6 @@
         <w:t xml:space="preserve">: </w:t>
       </w:r>
       <w:proofErr w:type="spellStart"/>
-      <w:proofErr w:type="gramStart"/>
       <w:r>
         <w:rPr>
           <w:rFonts w:ascii="Consolas" w:eastAsia="Times New Roman" w:hAnsi="Consolas" w:cs="Times New Roman"/>
@@ -38263,7 +37326,6 @@
         <w:t>loads</w:t>
       </w:r>
       <w:proofErr w:type="spellEnd"/>
-      <w:proofErr w:type="gramEnd"/>
       <w:r>
         <w:rPr>
           <w:rFonts w:ascii="Consolas" w:eastAsia="Times New Roman" w:hAnsi="Consolas" w:cs="Times New Roman"/>
@@ -38390,7 +37452,6 @@
         <w:t xml:space="preserve">: </w:t>
       </w:r>
       <w:proofErr w:type="spellStart"/>
-      <w:proofErr w:type="gramStart"/>
       <w:r>
         <w:rPr>
           <w:rFonts w:ascii="Consolas" w:eastAsia="Times New Roman" w:hAnsi="Consolas" w:cs="Times New Roman"/>
@@ -38422,7 +37483,6 @@
         </w:rPr>
         <w:t>(</w:t>
       </w:r>
-      <w:proofErr w:type="gramEnd"/>
       <w:r>
         <w:rPr>
           <w:rFonts w:ascii="Consolas" w:eastAsia="Times New Roman" w:hAnsi="Consolas" w:cs="Times New Roman"/>
@@ -38535,18 +37595,7 @@
           <w:szCs w:val="21"/>
           <w:lang w:val="en-US" w:eastAsia="ru-RU"/>
         </w:rPr>
-        <w:t>to_</w:t>
-      </w:r>
-      <w:proofErr w:type="gramStart"/>
-      <w:r>
-        <w:rPr>
-          <w:rFonts w:ascii="Consolas" w:eastAsia="Times New Roman" w:hAnsi="Consolas" w:cs="Times New Roman"/>
-          <w:color w:val="DCDCAA"/>
-          <w:sz w:val="21"/>
-          <w:szCs w:val="21"/>
-          <w:lang w:val="en-US" w:eastAsia="ru-RU"/>
-        </w:rPr>
-        <w:t>float</w:t>
+        <w:t>to_float</w:t>
       </w:r>
       <w:proofErr w:type="spellEnd"/>
       <w:r>
@@ -38560,7 +37609,6 @@
         <w:t>(</w:t>
       </w:r>
       <w:proofErr w:type="spellStart"/>
-      <w:proofErr w:type="gramEnd"/>
       <w:r>
         <w:rPr>
           <w:rFonts w:ascii="Consolas" w:eastAsia="Times New Roman" w:hAnsi="Consolas" w:cs="Times New Roman"/>
@@ -38790,18 +37838,7 @@
           <w:szCs w:val="21"/>
           <w:lang w:val="en-US" w:eastAsia="ru-RU"/>
         </w:rPr>
-        <w:t>from_</w:t>
-      </w:r>
-      <w:proofErr w:type="gramStart"/>
-      <w:r>
-        <w:rPr>
-          <w:rFonts w:ascii="Consolas" w:eastAsia="Times New Roman" w:hAnsi="Consolas" w:cs="Times New Roman"/>
-          <w:color w:val="DCDCAA"/>
-          <w:sz w:val="21"/>
-          <w:szCs w:val="21"/>
-          <w:lang w:val="en-US" w:eastAsia="ru-RU"/>
-        </w:rPr>
-        <w:t>dict</w:t>
+        <w:t>from_dict</w:t>
       </w:r>
       <w:proofErr w:type="spellEnd"/>
       <w:r>
@@ -38815,7 +37852,6 @@
         <w:t>(</w:t>
       </w:r>
       <w:proofErr w:type="spellStart"/>
-      <w:proofErr w:type="gramEnd"/>
       <w:r>
         <w:rPr>
           <w:rFonts w:ascii="Consolas" w:eastAsia="Times New Roman" w:hAnsi="Consolas" w:cs="Times New Roman"/>
@@ -38945,7 +37981,6 @@
         <w:t xml:space="preserve">                    </w:t>
       </w:r>
       <w:proofErr w:type="spellStart"/>
-      <w:proofErr w:type="gramStart"/>
       <w:r>
         <w:rPr>
           <w:rFonts w:ascii="Consolas" w:eastAsia="Times New Roman" w:hAnsi="Consolas" w:cs="Times New Roman"/>
@@ -38976,7 +38011,6 @@
         </w:rPr>
         <w:t>orders</w:t>
       </w:r>
-      <w:proofErr w:type="gramEnd"/>
       <w:r>
         <w:rPr>
           <w:rFonts w:ascii="Consolas" w:eastAsia="Times New Roman" w:hAnsi="Consolas" w:cs="Times New Roman"/>
@@ -39117,7 +38151,6 @@
         <w:t xml:space="preserve">                    </w:t>
       </w:r>
       <w:proofErr w:type="spellStart"/>
-      <w:proofErr w:type="gramStart"/>
       <w:r>
         <w:rPr>
           <w:rFonts w:ascii="Consolas" w:eastAsia="Times New Roman" w:hAnsi="Consolas" w:cs="Times New Roman"/>
@@ -39140,7 +38173,6 @@
         <w:t>(</w:t>
       </w:r>
       <w:proofErr w:type="spellStart"/>
-      <w:proofErr w:type="gramEnd"/>
       <w:r>
         <w:rPr>
           <w:rFonts w:ascii="Consolas" w:eastAsia="Times New Roman" w:hAnsi="Consolas" w:cs="Times New Roman"/>
@@ -39366,7 +38398,6 @@
         <w:t xml:space="preserve">            </w:t>
       </w:r>
       <w:proofErr w:type="spellStart"/>
-      <w:proofErr w:type="gramStart"/>
       <w:r>
         <w:rPr>
           <w:rFonts w:ascii="Consolas" w:eastAsia="Times New Roman" w:hAnsi="Consolas" w:cs="Times New Roman"/>
@@ -39398,7 +38429,6 @@
         <w:t>payments</w:t>
       </w:r>
       <w:proofErr w:type="spellEnd"/>
-      <w:proofErr w:type="gramEnd"/>
       <w:r>
         <w:rPr>
           <w:rFonts w:ascii="Consolas" w:eastAsia="Times New Roman" w:hAnsi="Consolas" w:cs="Times New Roman"/>
@@ -39452,7 +38482,6 @@
         </w:rPr>
         <w:t xml:space="preserve">                </w:t>
       </w:r>
-      <w:proofErr w:type="gramStart"/>
       <w:r>
         <w:rPr>
           <w:rFonts w:ascii="Consolas" w:eastAsia="Times New Roman" w:hAnsi="Consolas" w:cs="Times New Roman"/>
@@ -39473,7 +38502,6 @@
         </w:rPr>
         <w:t>(</w:t>
       </w:r>
-      <w:proofErr w:type="gramEnd"/>
     </w:p>
     <w:p>
       <w:pPr>
@@ -39776,7 +38804,6 @@
         <w:t>=</w:t>
       </w:r>
       <w:proofErr w:type="spellStart"/>
-      <w:proofErr w:type="gramStart"/>
       <w:r>
         <w:rPr>
           <w:rFonts w:ascii="Consolas" w:eastAsia="Times New Roman" w:hAnsi="Consolas" w:cs="Times New Roman"/>
@@ -39808,7 +38835,6 @@
         </w:rPr>
         <w:t>(</w:t>
       </w:r>
-      <w:proofErr w:type="gramEnd"/>
       <w:r>
         <w:rPr>
           <w:rFonts w:ascii="Consolas" w:eastAsia="Times New Roman" w:hAnsi="Consolas" w:cs="Times New Roman"/>
@@ -39893,7 +38919,6 @@
         <w:t>=</w:t>
       </w:r>
       <w:proofErr w:type="spellStart"/>
-      <w:proofErr w:type="gramStart"/>
       <w:r>
         <w:rPr>
           <w:rFonts w:ascii="Consolas" w:eastAsia="Times New Roman" w:hAnsi="Consolas" w:cs="Times New Roman"/>
@@ -39925,7 +38950,6 @@
         </w:rPr>
         <w:t>(</w:t>
       </w:r>
-      <w:proofErr w:type="gramEnd"/>
       <w:r>
         <w:rPr>
           <w:rFonts w:ascii="Consolas" w:eastAsia="Times New Roman" w:hAnsi="Consolas" w:cs="Times New Roman"/>
@@ -40250,7 +39274,6 @@
         <w:t xml:space="preserve">            </w:t>
       </w:r>
       <w:proofErr w:type="spellStart"/>
-      <w:proofErr w:type="gramStart"/>
       <w:r>
         <w:rPr>
           <w:rFonts w:ascii="Consolas" w:eastAsia="Times New Roman" w:hAnsi="Consolas" w:cs="Times New Roman"/>
@@ -40282,7 +39305,6 @@
         <w:t>deliveries</w:t>
       </w:r>
       <w:proofErr w:type="spellEnd"/>
-      <w:proofErr w:type="gramEnd"/>
       <w:r>
         <w:rPr>
           <w:rFonts w:ascii="Consolas" w:eastAsia="Times New Roman" w:hAnsi="Consolas" w:cs="Times New Roman"/>
@@ -40336,7 +39358,6 @@
         </w:rPr>
         <w:t xml:space="preserve">                </w:t>
       </w:r>
-      <w:proofErr w:type="gramStart"/>
       <w:r>
         <w:rPr>
           <w:rFonts w:ascii="Consolas" w:eastAsia="Times New Roman" w:hAnsi="Consolas" w:cs="Times New Roman"/>
@@ -40357,7 +39378,6 @@
         </w:rPr>
         <w:t>(</w:t>
       </w:r>
-      <w:proofErr w:type="gramEnd"/>
     </w:p>
     <w:p>
       <w:pPr>
@@ -40543,7 +39563,6 @@
         <w:t>=</w:t>
       </w:r>
       <w:proofErr w:type="spellStart"/>
-      <w:proofErr w:type="gramStart"/>
       <w:r>
         <w:rPr>
           <w:rFonts w:ascii="Consolas" w:eastAsia="Times New Roman" w:hAnsi="Consolas" w:cs="Times New Roman"/>
@@ -40575,7 +39594,6 @@
         </w:rPr>
         <w:t>(</w:t>
       </w:r>
-      <w:proofErr w:type="gramEnd"/>
       <w:r>
         <w:rPr>
           <w:rFonts w:ascii="Consolas" w:eastAsia="Times New Roman" w:hAnsi="Consolas" w:cs="Times New Roman"/>
@@ -40660,7 +39678,6 @@
         <w:t>=</w:t>
       </w:r>
       <w:proofErr w:type="spellStart"/>
-      <w:proofErr w:type="gramStart"/>
       <w:r>
         <w:rPr>
           <w:rFonts w:ascii="Consolas" w:eastAsia="Times New Roman" w:hAnsi="Consolas" w:cs="Times New Roman"/>
@@ -40692,7 +39709,6 @@
         </w:rPr>
         <w:t>(</w:t>
       </w:r>
-      <w:proofErr w:type="gramEnd"/>
       <w:r>
         <w:rPr>
           <w:rFonts w:ascii="Consolas" w:eastAsia="Times New Roman" w:hAnsi="Consolas" w:cs="Times New Roman"/>
@@ -41036,7 +40052,6 @@
         <w:t xml:space="preserve">            </w:t>
       </w:r>
       <w:proofErr w:type="spellStart"/>
-      <w:proofErr w:type="gramStart"/>
       <w:r>
         <w:rPr>
           <w:rFonts w:ascii="Consolas" w:eastAsia="Times New Roman" w:hAnsi="Consolas" w:cs="Times New Roman"/>
@@ -41068,7 +40083,6 @@
         <w:t>reviews</w:t>
       </w:r>
       <w:proofErr w:type="spellEnd"/>
-      <w:proofErr w:type="gramEnd"/>
       <w:r>
         <w:rPr>
           <w:rFonts w:ascii="Consolas" w:eastAsia="Times New Roman" w:hAnsi="Consolas" w:cs="Times New Roman"/>
@@ -41122,7 +40136,6 @@
         </w:rPr>
         <w:t xml:space="preserve">                </w:t>
       </w:r>
-      <w:proofErr w:type="gramStart"/>
       <w:r>
         <w:rPr>
           <w:rFonts w:ascii="Consolas" w:eastAsia="Times New Roman" w:hAnsi="Consolas" w:cs="Times New Roman"/>
@@ -41143,7 +40156,6 @@
         </w:rPr>
         <w:t>(</w:t>
       </w:r>
-      <w:proofErr w:type="gramEnd"/>
     </w:p>
     <w:p>
       <w:pPr>
@@ -41704,7 +40716,6 @@
         <w:t>=</w:t>
       </w:r>
       <w:proofErr w:type="spellStart"/>
-      <w:proofErr w:type="gramStart"/>
       <w:r>
         <w:rPr>
           <w:rFonts w:ascii="Consolas" w:eastAsia="Times New Roman" w:hAnsi="Consolas" w:cs="Times New Roman"/>
@@ -41736,7 +40747,6 @@
         </w:rPr>
         <w:t>(</w:t>
       </w:r>
-      <w:proofErr w:type="gramEnd"/>
       <w:r>
         <w:rPr>
           <w:rFonts w:ascii="Consolas" w:eastAsia="Times New Roman" w:hAnsi="Consolas" w:cs="Times New Roman"/>
@@ -41997,7 +41007,6 @@
         <w:t xml:space="preserve">            </w:t>
       </w:r>
       <w:proofErr w:type="spellStart"/>
-      <w:proofErr w:type="gramStart"/>
       <w:r>
         <w:rPr>
           <w:rFonts w:ascii="Consolas" w:eastAsia="Times New Roman" w:hAnsi="Consolas" w:cs="Times New Roman"/>
@@ -42020,7 +41029,6 @@
         <w:t>(</w:t>
       </w:r>
       <w:proofErr w:type="spellStart"/>
-      <w:proofErr w:type="gramEnd"/>
       <w:r>
         <w:rPr>
           <w:rFonts w:ascii="Consolas" w:eastAsia="Times New Roman" w:hAnsi="Consolas" w:cs="Times New Roman"/>
@@ -42205,7 +41213,6 @@
         </w:rPr>
         <w:t xml:space="preserve">            </w:t>
       </w:r>
-      <w:proofErr w:type="gramStart"/>
       <w:r>
         <w:rPr>
           <w:rFonts w:ascii="Consolas" w:eastAsia="Times New Roman" w:hAnsi="Consolas" w:cs="Times New Roman"/>
@@ -42226,7 +41233,6 @@
         </w:rPr>
         <w:t>(</w:t>
       </w:r>
-      <w:proofErr w:type="gramEnd"/>
       <w:r>
         <w:rPr>
           <w:rFonts w:ascii="Consolas" w:eastAsia="Times New Roman" w:hAnsi="Consolas" w:cs="Times New Roman"/>
@@ -42401,7 +41407,6 @@
         <w:t xml:space="preserve"> </w:t>
       </w:r>
       <w:proofErr w:type="spellStart"/>
-      <w:proofErr w:type="gramStart"/>
       <w:r>
         <w:rPr>
           <w:rFonts w:ascii="Consolas" w:eastAsia="Times New Roman" w:hAnsi="Consolas" w:cs="Times New Roman"/>
@@ -42433,7 +41438,6 @@
         <w:t>ParseError</w:t>
       </w:r>
       <w:proofErr w:type="spellEnd"/>
-      <w:proofErr w:type="gramEnd"/>
       <w:r>
         <w:rPr>
           <w:rFonts w:ascii="Consolas" w:eastAsia="Times New Roman" w:hAnsi="Consolas" w:cs="Times New Roman"/>
@@ -42467,7 +41471,6 @@
         </w:rPr>
         <w:t xml:space="preserve">            </w:t>
       </w:r>
-      <w:proofErr w:type="gramStart"/>
       <w:r>
         <w:rPr>
           <w:rFonts w:ascii="Consolas" w:eastAsia="Times New Roman" w:hAnsi="Consolas" w:cs="Times New Roman"/>
@@ -42488,7 +41491,6 @@
         </w:rPr>
         <w:t>(</w:t>
       </w:r>
-      <w:proofErr w:type="gramEnd"/>
       <w:r>
         <w:rPr>
           <w:rFonts w:ascii="Consolas" w:eastAsia="Times New Roman" w:hAnsi="Consolas" w:cs="Times New Roman"/>
@@ -42822,7 +41824,6 @@
         <w:t xml:space="preserve"> </w:t>
       </w:r>
       <w:proofErr w:type="spellStart"/>
-      <w:proofErr w:type="gramStart"/>
       <w:r>
         <w:rPr>
           <w:rFonts w:ascii="Consolas" w:eastAsia="Times New Roman" w:hAnsi="Consolas" w:cs="Times New Roman"/>
@@ -42842,18 +41843,7 @@
           <w:szCs w:val="21"/>
           <w:lang w:val="en-US" w:eastAsia="ru-RU"/>
         </w:rPr>
-        <w:t>(</w:t>
-      </w:r>
-      <w:proofErr w:type="gramEnd"/>
-      <w:r>
-        <w:rPr>
-          <w:rFonts w:ascii="Consolas" w:eastAsia="Times New Roman" w:hAnsi="Consolas" w:cs="Times New Roman"/>
-          <w:color w:val="CCCCCC"/>
-          <w:sz w:val="21"/>
-          <w:szCs w:val="21"/>
-          <w:lang w:val="en-US" w:eastAsia="ru-RU"/>
-        </w:rPr>
-        <w:t>)</w:t>
+        <w:t>()</w:t>
       </w:r>
     </w:p>
     <w:p>
@@ -42920,18 +41910,7 @@
           <w:szCs w:val="21"/>
           <w:lang w:val="en-US" w:eastAsia="ru-RU"/>
         </w:rPr>
-        <w:t>add_</w:t>
-      </w:r>
-      <w:proofErr w:type="gramStart"/>
-      <w:r>
-        <w:rPr>
-          <w:rFonts w:ascii="Consolas" w:eastAsia="Times New Roman" w:hAnsi="Consolas" w:cs="Times New Roman"/>
-          <w:color w:val="DCDCAA"/>
-          <w:sz w:val="21"/>
-          <w:szCs w:val="21"/>
-          <w:lang w:val="en-US" w:eastAsia="ru-RU"/>
-        </w:rPr>
-        <w:t>category</w:t>
+        <w:t>add_category</w:t>
       </w:r>
       <w:proofErr w:type="spellEnd"/>
       <w:r>
@@ -42944,7 +41923,6 @@
         </w:rPr>
         <w:t>(</w:t>
       </w:r>
-      <w:proofErr w:type="gramEnd"/>
       <w:r>
         <w:rPr>
           <w:rFonts w:ascii="Consolas" w:eastAsia="Times New Roman" w:hAnsi="Consolas" w:cs="Times New Roman"/>
@@ -43077,18 +42055,7 @@
           <w:szCs w:val="21"/>
           <w:lang w:val="en-US" w:eastAsia="ru-RU"/>
         </w:rPr>
-        <w:t>add_</w:t>
-      </w:r>
-      <w:proofErr w:type="gramStart"/>
-      <w:r>
-        <w:rPr>
-          <w:rFonts w:ascii="Consolas" w:eastAsia="Times New Roman" w:hAnsi="Consolas" w:cs="Times New Roman"/>
-          <w:color w:val="DCDCAA"/>
-          <w:sz w:val="21"/>
-          <w:szCs w:val="21"/>
-          <w:lang w:val="en-US" w:eastAsia="ru-RU"/>
-        </w:rPr>
-        <w:t>category</w:t>
+        <w:t>add_category</w:t>
       </w:r>
       <w:proofErr w:type="spellEnd"/>
       <w:r>
@@ -43101,7 +42068,6 @@
         </w:rPr>
         <w:t>(</w:t>
       </w:r>
-      <w:proofErr w:type="gramEnd"/>
       <w:r>
         <w:rPr>
           <w:rFonts w:ascii="Consolas" w:eastAsia="Times New Roman" w:hAnsi="Consolas" w:cs="Times New Roman"/>
@@ -43234,18 +42200,7 @@
           <w:szCs w:val="21"/>
           <w:lang w:val="en-US" w:eastAsia="ru-RU"/>
         </w:rPr>
-        <w:t>add_</w:t>
-      </w:r>
-      <w:proofErr w:type="gramStart"/>
-      <w:r>
-        <w:rPr>
-          <w:rFonts w:ascii="Consolas" w:eastAsia="Times New Roman" w:hAnsi="Consolas" w:cs="Times New Roman"/>
-          <w:color w:val="DCDCAA"/>
-          <w:sz w:val="21"/>
-          <w:szCs w:val="21"/>
-          <w:lang w:val="en-US" w:eastAsia="ru-RU"/>
-        </w:rPr>
-        <w:t>category</w:t>
+        <w:t>add_category</w:t>
       </w:r>
       <w:proofErr w:type="spellEnd"/>
       <w:r>
@@ -43258,7 +42213,6 @@
         </w:rPr>
         <w:t>(</w:t>
       </w:r>
-      <w:proofErr w:type="gramEnd"/>
       <w:r>
         <w:rPr>
           <w:rFonts w:ascii="Consolas" w:eastAsia="Times New Roman" w:hAnsi="Consolas" w:cs="Times New Roman"/>
@@ -43517,18 +42471,7 @@
           <w:szCs w:val="21"/>
           <w:lang w:val="en-US" w:eastAsia="ru-RU"/>
         </w:rPr>
-        <w:t>add_</w:t>
-      </w:r>
-      <w:proofErr w:type="gramStart"/>
-      <w:r>
-        <w:rPr>
-          <w:rFonts w:ascii="Consolas" w:eastAsia="Times New Roman" w:hAnsi="Consolas" w:cs="Times New Roman"/>
-          <w:color w:val="DCDCAA"/>
-          <w:sz w:val="21"/>
-          <w:szCs w:val="21"/>
-          <w:lang w:val="en-US" w:eastAsia="ru-RU"/>
-        </w:rPr>
-        <w:t>product</w:t>
+        <w:t>add_product</w:t>
       </w:r>
       <w:proofErr w:type="spellEnd"/>
       <w:r>
@@ -43541,7 +42484,6 @@
         </w:rPr>
         <w:t>(</w:t>
       </w:r>
-      <w:proofErr w:type="gramEnd"/>
       <w:r>
         <w:rPr>
           <w:rFonts w:ascii="Consolas" w:eastAsia="Times New Roman" w:hAnsi="Consolas" w:cs="Times New Roman"/>
@@ -43754,18 +42696,7 @@
           <w:szCs w:val="21"/>
           <w:lang w:val="en-US" w:eastAsia="ru-RU"/>
         </w:rPr>
-        <w:t>add_</w:t>
-      </w:r>
-      <w:proofErr w:type="gramStart"/>
-      <w:r>
-        <w:rPr>
-          <w:rFonts w:ascii="Consolas" w:eastAsia="Times New Roman" w:hAnsi="Consolas" w:cs="Times New Roman"/>
-          <w:color w:val="DCDCAA"/>
-          <w:sz w:val="21"/>
-          <w:szCs w:val="21"/>
-          <w:lang w:val="en-US" w:eastAsia="ru-RU"/>
-        </w:rPr>
-        <w:t>product</w:t>
+        <w:t>add_product</w:t>
       </w:r>
       <w:proofErr w:type="spellEnd"/>
       <w:r>
@@ -43778,7 +42709,6 @@
         </w:rPr>
         <w:t>(</w:t>
       </w:r>
-      <w:proofErr w:type="gramEnd"/>
       <w:r>
         <w:rPr>
           <w:rFonts w:ascii="Consolas" w:eastAsia="Times New Roman" w:hAnsi="Consolas" w:cs="Times New Roman"/>
@@ -43991,18 +42921,7 @@
           <w:szCs w:val="21"/>
           <w:lang w:val="en-US" w:eastAsia="ru-RU"/>
         </w:rPr>
-        <w:t>add_</w:t>
-      </w:r>
-      <w:proofErr w:type="gramStart"/>
-      <w:r>
-        <w:rPr>
-          <w:rFonts w:ascii="Consolas" w:eastAsia="Times New Roman" w:hAnsi="Consolas" w:cs="Times New Roman"/>
-          <w:color w:val="DCDCAA"/>
-          <w:sz w:val="21"/>
-          <w:szCs w:val="21"/>
-          <w:lang w:val="en-US" w:eastAsia="ru-RU"/>
-        </w:rPr>
-        <w:t>product</w:t>
+        <w:t>add_product</w:t>
       </w:r>
       <w:proofErr w:type="spellEnd"/>
       <w:r>
@@ -44015,7 +42934,6 @@
         </w:rPr>
         <w:t>(</w:t>
       </w:r>
-      <w:proofErr w:type="gramEnd"/>
       <w:r>
         <w:rPr>
           <w:rFonts w:ascii="Consolas" w:eastAsia="Times New Roman" w:hAnsi="Consolas" w:cs="Times New Roman"/>
@@ -44228,18 +43146,7 @@
           <w:szCs w:val="21"/>
           <w:lang w:val="en-US" w:eastAsia="ru-RU"/>
         </w:rPr>
-        <w:t>add_</w:t>
-      </w:r>
-      <w:proofErr w:type="gramStart"/>
-      <w:r>
-        <w:rPr>
-          <w:rFonts w:ascii="Consolas" w:eastAsia="Times New Roman" w:hAnsi="Consolas" w:cs="Times New Roman"/>
-          <w:color w:val="DCDCAA"/>
-          <w:sz w:val="21"/>
-          <w:szCs w:val="21"/>
-          <w:lang w:val="en-US" w:eastAsia="ru-RU"/>
-        </w:rPr>
-        <w:t>customer</w:t>
+        <w:t>add_customer</w:t>
       </w:r>
       <w:proofErr w:type="spellEnd"/>
       <w:r>
@@ -44252,7 +43159,6 @@
         </w:rPr>
         <w:t>(</w:t>
       </w:r>
-      <w:proofErr w:type="gramEnd"/>
       <w:r>
         <w:rPr>
           <w:rFonts w:ascii="Consolas" w:eastAsia="Times New Roman" w:hAnsi="Consolas" w:cs="Times New Roman"/>
@@ -44527,18 +43433,7 @@
           <w:szCs w:val="21"/>
           <w:lang w:val="en-US" w:eastAsia="ru-RU"/>
         </w:rPr>
-        <w:t>add_</w:t>
-      </w:r>
-      <w:proofErr w:type="gramStart"/>
-      <w:r>
-        <w:rPr>
-          <w:rFonts w:ascii="Consolas" w:eastAsia="Times New Roman" w:hAnsi="Consolas" w:cs="Times New Roman"/>
-          <w:color w:val="DCDCAA"/>
-          <w:sz w:val="21"/>
-          <w:szCs w:val="21"/>
-          <w:lang w:val="en-US" w:eastAsia="ru-RU"/>
-        </w:rPr>
-        <w:t>customer</w:t>
+        <w:t>add_customer</w:t>
       </w:r>
       <w:proofErr w:type="spellEnd"/>
       <w:r>
@@ -44551,7 +43446,6 @@
         </w:rPr>
         <w:t>(</w:t>
       </w:r>
-      <w:proofErr w:type="gramEnd"/>
       <w:r>
         <w:rPr>
           <w:rFonts w:ascii="Consolas" w:eastAsia="Times New Roman" w:hAnsi="Consolas" w:cs="Times New Roman"/>
@@ -44886,7 +43780,6 @@
         <w:t xml:space="preserve">    </w:t>
       </w:r>
       <w:proofErr w:type="spellStart"/>
-      <w:proofErr w:type="gramStart"/>
       <w:r>
         <w:rPr>
           <w:rFonts w:ascii="Consolas" w:eastAsia="Times New Roman" w:hAnsi="Consolas" w:cs="Times New Roman"/>
@@ -44915,18 +43808,7 @@
           <w:szCs w:val="21"/>
           <w:lang w:val="en-US" w:eastAsia="ru-RU"/>
         </w:rPr>
-        <w:t>update</w:t>
-      </w:r>
-      <w:proofErr w:type="gramEnd"/>
-      <w:r>
-        <w:rPr>
-          <w:rFonts w:ascii="Consolas" w:eastAsia="Times New Roman" w:hAnsi="Consolas" w:cs="Times New Roman"/>
-          <w:color w:val="DCDCAA"/>
-          <w:sz w:val="21"/>
-          <w:szCs w:val="21"/>
-          <w:lang w:val="en-US" w:eastAsia="ru-RU"/>
-        </w:rPr>
-        <w:t>_product</w:t>
+        <w:t>update_product</w:t>
       </w:r>
       <w:proofErr w:type="spellEnd"/>
       <w:r>
@@ -45062,7 +43944,6 @@
         </w:rPr>
         <w:t xml:space="preserve">    </w:t>
       </w:r>
-      <w:proofErr w:type="gramStart"/>
       <w:r>
         <w:rPr>
           <w:rFonts w:ascii="Consolas" w:eastAsia="Times New Roman" w:hAnsi="Consolas" w:cs="Times New Roman"/>
@@ -45083,7 +43964,6 @@
         </w:rPr>
         <w:t>(</w:t>
       </w:r>
-      <w:proofErr w:type="gramEnd"/>
       <w:r>
         <w:rPr>
           <w:rFonts w:ascii="Consolas" w:eastAsia="Times New Roman" w:hAnsi="Consolas" w:cs="Times New Roman"/>
@@ -45398,7 +44278,6 @@
         <w:t>(</w:t>
       </w:r>
       <w:proofErr w:type="spellStart"/>
-      <w:proofErr w:type="gramStart"/>
       <w:r>
         <w:rPr>
           <w:rFonts w:ascii="Consolas" w:eastAsia="Times New Roman" w:hAnsi="Consolas" w:cs="Times New Roman"/>
@@ -45427,18 +44306,7 @@
           <w:szCs w:val="21"/>
           <w:lang w:val="en-US" w:eastAsia="ru-RU"/>
         </w:rPr>
-        <w:t>find</w:t>
-      </w:r>
-      <w:proofErr w:type="gramEnd"/>
-      <w:r>
-        <w:rPr>
-          <w:rFonts w:ascii="Consolas" w:eastAsia="Times New Roman" w:hAnsi="Consolas" w:cs="Times New Roman"/>
-          <w:color w:val="DCDCAA"/>
-          <w:sz w:val="21"/>
-          <w:szCs w:val="21"/>
-          <w:lang w:val="en-US" w:eastAsia="ru-RU"/>
-        </w:rPr>
-        <w:t>_customer</w:t>
+        <w:t>find_customer</w:t>
       </w:r>
       <w:proofErr w:type="spellEnd"/>
       <w:r>
@@ -45537,7 +44405,6 @@
         <w:t>(</w:t>
       </w:r>
       <w:proofErr w:type="spellStart"/>
-      <w:proofErr w:type="gramStart"/>
       <w:r>
         <w:rPr>
           <w:rFonts w:ascii="Consolas" w:eastAsia="Times New Roman" w:hAnsi="Consolas" w:cs="Times New Roman"/>
@@ -45566,18 +44433,7 @@
           <w:szCs w:val="21"/>
           <w:lang w:val="en-US" w:eastAsia="ru-RU"/>
         </w:rPr>
-        <w:t>find</w:t>
-      </w:r>
-      <w:proofErr w:type="gramEnd"/>
-      <w:r>
-        <w:rPr>
-          <w:rFonts w:ascii="Consolas" w:eastAsia="Times New Roman" w:hAnsi="Consolas" w:cs="Times New Roman"/>
-          <w:color w:val="DCDCAA"/>
-          <w:sz w:val="21"/>
-          <w:szCs w:val="21"/>
-          <w:lang w:val="en-US" w:eastAsia="ru-RU"/>
-        </w:rPr>
-        <w:t>_product</w:t>
+        <w:t>find_product</w:t>
       </w:r>
       <w:proofErr w:type="spellEnd"/>
       <w:r>
@@ -45696,7 +44552,6 @@
         <w:t>(</w:t>
       </w:r>
       <w:proofErr w:type="spellStart"/>
-      <w:proofErr w:type="gramStart"/>
       <w:r>
         <w:rPr>
           <w:rFonts w:ascii="Consolas" w:eastAsia="Times New Roman" w:hAnsi="Consolas" w:cs="Times New Roman"/>
@@ -45725,18 +44580,7 @@
           <w:szCs w:val="21"/>
           <w:lang w:val="en-US" w:eastAsia="ru-RU"/>
         </w:rPr>
-        <w:t>find</w:t>
-      </w:r>
-      <w:proofErr w:type="gramEnd"/>
-      <w:r>
-        <w:rPr>
-          <w:rFonts w:ascii="Consolas" w:eastAsia="Times New Roman" w:hAnsi="Consolas" w:cs="Times New Roman"/>
-          <w:color w:val="DCDCAA"/>
-          <w:sz w:val="21"/>
-          <w:szCs w:val="21"/>
-          <w:lang w:val="en-US" w:eastAsia="ru-RU"/>
-        </w:rPr>
-        <w:t>_product</w:t>
+        <w:t>find_product</w:t>
       </w:r>
       <w:proofErr w:type="spellEnd"/>
       <w:r>
@@ -45982,7 +44826,6 @@
         <w:t xml:space="preserve"> </w:t>
       </w:r>
       <w:proofErr w:type="spellStart"/>
-      <w:proofErr w:type="gramStart"/>
       <w:r>
         <w:rPr>
           <w:rFonts w:ascii="Consolas" w:eastAsia="Times New Roman" w:hAnsi="Consolas" w:cs="Times New Roman"/>
@@ -46011,18 +44854,7 @@
           <w:szCs w:val="21"/>
           <w:lang w:val="en-US" w:eastAsia="ru-RU"/>
         </w:rPr>
-        <w:t>create</w:t>
-      </w:r>
-      <w:proofErr w:type="gramEnd"/>
-      <w:r>
-        <w:rPr>
-          <w:rFonts w:ascii="Consolas" w:eastAsia="Times New Roman" w:hAnsi="Consolas" w:cs="Times New Roman"/>
-          <w:color w:val="DCDCAA"/>
-          <w:sz w:val="21"/>
-          <w:szCs w:val="21"/>
-          <w:lang w:val="en-US" w:eastAsia="ru-RU"/>
-        </w:rPr>
-        <w:t>_order</w:t>
+        <w:t>create_order</w:t>
       </w:r>
       <w:proofErr w:type="spellEnd"/>
       <w:r>
@@ -46098,7 +44930,6 @@
         </w:rPr>
         <w:t xml:space="preserve">        </w:t>
       </w:r>
-      <w:proofErr w:type="gramStart"/>
       <w:r>
         <w:rPr>
           <w:rFonts w:ascii="Consolas" w:eastAsia="Times New Roman" w:hAnsi="Consolas" w:cs="Times New Roman"/>
@@ -46119,7 +44950,6 @@
         </w:rPr>
         <w:t>(</w:t>
       </w:r>
-      <w:proofErr w:type="gramEnd"/>
       <w:r>
         <w:rPr>
           <w:rFonts w:ascii="Consolas" w:eastAsia="Times New Roman" w:hAnsi="Consolas" w:cs="Times New Roman"/>
@@ -46301,7 +45131,6 @@
         <w:t>{</w:t>
       </w:r>
       <w:proofErr w:type="spellStart"/>
-      <w:proofErr w:type="gramStart"/>
       <w:r>
         <w:rPr>
           <w:rFonts w:ascii="Consolas" w:eastAsia="Times New Roman" w:hAnsi="Consolas" w:cs="Times New Roman"/>
@@ -46333,7 +45162,6 @@
         <w:t>total</w:t>
       </w:r>
       <w:proofErr w:type="spellEnd"/>
-      <w:proofErr w:type="gramEnd"/>
       <w:r>
         <w:rPr>
           <w:rFonts w:ascii="Consolas" w:eastAsia="Times New Roman" w:hAnsi="Consolas" w:cs="Times New Roman"/>
@@ -46559,7 +45387,6 @@
         <w:t xml:space="preserve">        </w:t>
       </w:r>
       <w:proofErr w:type="spellStart"/>
-      <w:proofErr w:type="gramStart"/>
       <w:r>
         <w:rPr>
           <w:rFonts w:ascii="Consolas" w:eastAsia="Times New Roman" w:hAnsi="Consolas" w:cs="Times New Roman"/>
@@ -46581,7 +45408,6 @@
         </w:rPr>
         <w:t>(</w:t>
       </w:r>
-      <w:proofErr w:type="gramEnd"/>
       <w:r>
         <w:rPr>
           <w:rFonts w:ascii="Consolas" w:eastAsia="Times New Roman" w:hAnsi="Consolas" w:cs="Times New Roman"/>
@@ -46771,7 +45597,6 @@
         </w:rPr>
         <w:t xml:space="preserve"> </w:t>
       </w:r>
-      <w:proofErr w:type="gramStart"/>
       <w:r>
         <w:rPr>
           <w:rFonts w:ascii="Consolas" w:eastAsia="Times New Roman" w:hAnsi="Consolas" w:cs="Times New Roman"/>
@@ -46793,7 +45618,6 @@
         <w:t>(</w:t>
       </w:r>
       <w:proofErr w:type="spellStart"/>
-      <w:proofErr w:type="gramEnd"/>
       <w:r>
         <w:rPr>
           <w:rFonts w:ascii="Consolas" w:eastAsia="Times New Roman" w:hAnsi="Consolas" w:cs="Times New Roman"/>
@@ -47001,7 +45825,6 @@
         <w:t xml:space="preserve">    </w:t>
       </w:r>
       <w:proofErr w:type="spellStart"/>
-      <w:proofErr w:type="gramStart"/>
       <w:r>
         <w:rPr>
           <w:rFonts w:ascii="Consolas" w:eastAsia="Times New Roman" w:hAnsi="Consolas" w:cs="Times New Roman"/>
@@ -47033,7 +45856,6 @@
         <w:t>status</w:t>
       </w:r>
       <w:proofErr w:type="spellEnd"/>
-      <w:proofErr w:type="gramEnd"/>
       <w:r>
         <w:rPr>
           <w:rFonts w:ascii="Consolas" w:eastAsia="Times New Roman" w:hAnsi="Consolas" w:cs="Times New Roman"/>
@@ -47203,7 +46025,6 @@
         <w:t xml:space="preserve">    </w:t>
       </w:r>
       <w:proofErr w:type="spellStart"/>
-      <w:proofErr w:type="gramStart"/>
       <w:r>
         <w:rPr>
           <w:rFonts w:ascii="Consolas" w:eastAsia="Times New Roman" w:hAnsi="Consolas" w:cs="Times New Roman"/>
@@ -47225,7 +46046,6 @@
         </w:rPr>
         <w:t>(</w:t>
       </w:r>
-      <w:proofErr w:type="gramEnd"/>
       <w:r>
         <w:rPr>
           <w:rFonts w:ascii="Consolas" w:eastAsia="Times New Roman" w:hAnsi="Consolas" w:cs="Times New Roman"/>
@@ -47479,7 +46299,6 @@
         </w:rPr>
         <w:t xml:space="preserve"> </w:t>
       </w:r>
-      <w:proofErr w:type="gramStart"/>
       <w:r>
         <w:rPr>
           <w:rFonts w:ascii="Consolas" w:eastAsia="Times New Roman" w:hAnsi="Consolas" w:cs="Times New Roman"/>
@@ -47501,7 +46320,6 @@
         <w:t>(</w:t>
       </w:r>
       <w:proofErr w:type="spellStart"/>
-      <w:proofErr w:type="gramEnd"/>
       <w:r>
         <w:rPr>
           <w:rFonts w:ascii="Consolas" w:eastAsia="Times New Roman" w:hAnsi="Consolas" w:cs="Times New Roman"/>
@@ -47669,7 +46487,6 @@
         <w:t xml:space="preserve">    </w:t>
       </w:r>
       <w:proofErr w:type="spellStart"/>
-      <w:proofErr w:type="gramStart"/>
       <w:r>
         <w:rPr>
           <w:rFonts w:ascii="Consolas" w:eastAsia="Times New Roman" w:hAnsi="Consolas" w:cs="Times New Roman"/>
@@ -47701,7 +46518,6 @@
         <w:t>status</w:t>
       </w:r>
       <w:proofErr w:type="spellEnd"/>
-      <w:proofErr w:type="gramEnd"/>
       <w:r>
         <w:rPr>
           <w:rFonts w:ascii="Consolas" w:eastAsia="Times New Roman" w:hAnsi="Consolas" w:cs="Times New Roman"/>
@@ -47871,7 +46687,6 @@
         <w:t xml:space="preserve">    </w:t>
       </w:r>
       <w:proofErr w:type="spellStart"/>
-      <w:proofErr w:type="gramStart"/>
       <w:r>
         <w:rPr>
           <w:rFonts w:ascii="Consolas" w:eastAsia="Times New Roman" w:hAnsi="Consolas" w:cs="Times New Roman"/>
@@ -47893,7 +46708,6 @@
         </w:rPr>
         <w:t>(</w:t>
       </w:r>
-      <w:proofErr w:type="gramEnd"/>
       <w:r>
         <w:rPr>
           <w:rFonts w:ascii="Consolas" w:eastAsia="Times New Roman" w:hAnsi="Consolas" w:cs="Times New Roman"/>
@@ -48063,18 +46877,7 @@
           <w:szCs w:val="21"/>
           <w:lang w:val="en-US" w:eastAsia="ru-RU"/>
         </w:rPr>
-        <w:t>add_</w:t>
-      </w:r>
-      <w:proofErr w:type="gramStart"/>
-      <w:r>
-        <w:rPr>
-          <w:rFonts w:ascii="Consolas" w:eastAsia="Times New Roman" w:hAnsi="Consolas" w:cs="Times New Roman"/>
-          <w:color w:val="DCDCAA"/>
-          <w:sz w:val="21"/>
-          <w:szCs w:val="21"/>
-          <w:lang w:val="en-US" w:eastAsia="ru-RU"/>
-        </w:rPr>
-        <w:t>review</w:t>
+        <w:t>add_review</w:t>
       </w:r>
       <w:proofErr w:type="spellEnd"/>
       <w:r>
@@ -48087,7 +46890,6 @@
         </w:rPr>
         <w:t>(</w:t>
       </w:r>
-      <w:proofErr w:type="gramEnd"/>
       <w:r>
         <w:rPr>
           <w:rFonts w:ascii="Consolas" w:eastAsia="Times New Roman" w:hAnsi="Consolas" w:cs="Times New Roman"/>
@@ -48398,7 +47200,6 @@
         <w:t xml:space="preserve">    </w:t>
       </w:r>
       <w:proofErr w:type="spellStart"/>
-      <w:proofErr w:type="gramStart"/>
       <w:r>
         <w:rPr>
           <w:rFonts w:ascii="Consolas" w:eastAsia="Times New Roman" w:hAnsi="Consolas" w:cs="Times New Roman"/>
@@ -48427,18 +47228,7 @@
           <w:szCs w:val="21"/>
           <w:lang w:val="en-US" w:eastAsia="ru-RU"/>
         </w:rPr>
-        <w:t>save</w:t>
-      </w:r>
-      <w:proofErr w:type="gramEnd"/>
-      <w:r>
-        <w:rPr>
-          <w:rFonts w:ascii="Consolas" w:eastAsia="Times New Roman" w:hAnsi="Consolas" w:cs="Times New Roman"/>
-          <w:color w:val="DCDCAA"/>
-          <w:sz w:val="21"/>
-          <w:szCs w:val="21"/>
-          <w:lang w:val="en-US" w:eastAsia="ru-RU"/>
-        </w:rPr>
-        <w:t>_to_json</w:t>
+        <w:t>save_to_json</w:t>
       </w:r>
       <w:proofErr w:type="spellEnd"/>
       <w:r>
@@ -48517,7 +47307,6 @@
         <w:t xml:space="preserve">    </w:t>
       </w:r>
       <w:proofErr w:type="spellStart"/>
-      <w:proofErr w:type="gramStart"/>
       <w:r>
         <w:rPr>
           <w:rFonts w:ascii="Consolas" w:eastAsia="Times New Roman" w:hAnsi="Consolas" w:cs="Times New Roman"/>
@@ -48546,18 +47335,7 @@
           <w:szCs w:val="21"/>
           <w:lang w:val="en-US" w:eastAsia="ru-RU"/>
         </w:rPr>
-        <w:t>save</w:t>
-      </w:r>
-      <w:proofErr w:type="gramEnd"/>
-      <w:r>
-        <w:rPr>
-          <w:rFonts w:ascii="Consolas" w:eastAsia="Times New Roman" w:hAnsi="Consolas" w:cs="Times New Roman"/>
-          <w:color w:val="DCDCAA"/>
-          <w:sz w:val="21"/>
-          <w:szCs w:val="21"/>
-          <w:lang w:val="en-US" w:eastAsia="ru-RU"/>
-        </w:rPr>
-        <w:t>_to_xml</w:t>
+        <w:t>save_to_xml</w:t>
       </w:r>
       <w:proofErr w:type="spellEnd"/>
       <w:r>
@@ -48614,7 +47392,6 @@
         <w:t xml:space="preserve">    </w:t>
       </w:r>
       <w:proofErr w:type="spellStart"/>
-      <w:proofErr w:type="gramStart"/>
       <w:r>
         <w:rPr>
           <w:rFonts w:ascii="Consolas" w:eastAsia="Times New Roman" w:hAnsi="Consolas" w:cs="Times New Roman"/>
@@ -48636,7 +47413,6 @@
         </w:rPr>
         <w:t>(</w:t>
       </w:r>
-      <w:proofErr w:type="gramEnd"/>
       <w:r>
         <w:rPr>
           <w:rFonts w:ascii="Consolas" w:eastAsia="Times New Roman" w:hAnsi="Consolas" w:cs="Times New Roman"/>
@@ -48791,7 +47567,6 @@
         <w:t xml:space="preserve">    </w:t>
       </w:r>
       <w:proofErr w:type="spellStart"/>
-      <w:proofErr w:type="gramStart"/>
       <w:r>
         <w:rPr>
           <w:rFonts w:ascii="Consolas" w:eastAsia="Times New Roman" w:hAnsi="Consolas" w:cs="Times New Roman"/>
@@ -48813,7 +47588,6 @@
         </w:rPr>
         <w:t>(</w:t>
       </w:r>
-      <w:proofErr w:type="gramEnd"/>
       <w:r>
         <w:rPr>
           <w:rFonts w:ascii="Consolas" w:eastAsia="Times New Roman" w:hAnsi="Consolas" w:cs="Times New Roman"/>
@@ -48940,7 +47714,6 @@
         <w:t xml:space="preserve"> </w:t>
       </w:r>
       <w:proofErr w:type="spellStart"/>
-      <w:proofErr w:type="gramStart"/>
       <w:r>
         <w:rPr>
           <w:rFonts w:ascii="Consolas" w:eastAsia="Times New Roman" w:hAnsi="Consolas" w:cs="Times New Roman"/>
@@ -48960,18 +47733,7 @@
           <w:szCs w:val="21"/>
           <w:lang w:val="en-US" w:eastAsia="ru-RU"/>
         </w:rPr>
-        <w:t>(</w:t>
-      </w:r>
-      <w:proofErr w:type="gramEnd"/>
-      <w:r>
-        <w:rPr>
-          <w:rFonts w:ascii="Consolas" w:eastAsia="Times New Roman" w:hAnsi="Consolas" w:cs="Times New Roman"/>
-          <w:color w:val="CCCCCC"/>
-          <w:sz w:val="21"/>
-          <w:szCs w:val="21"/>
-          <w:lang w:val="en-US" w:eastAsia="ru-RU"/>
-        </w:rPr>
-        <w:t>)</w:t>
+        <w:t>()</w:t>
       </w:r>
     </w:p>
     <w:p>
@@ -49047,7 +47809,6 @@
         <w:t>"</w:t>
       </w:r>
       <w:proofErr w:type="spellStart"/>
-      <w:proofErr w:type="gramStart"/>
       <w:r>
         <w:rPr>
           <w:rFonts w:ascii="Consolas" w:eastAsia="Times New Roman" w:hAnsi="Consolas" w:cs="Times New Roman"/>
@@ -49059,7 +47820,6 @@
         <w:t>store.json</w:t>
       </w:r>
       <w:proofErr w:type="spellEnd"/>
-      <w:proofErr w:type="gramEnd"/>
       <w:r>
         <w:rPr>
           <w:rFonts w:ascii="Consolas" w:eastAsia="Times New Roman" w:hAnsi="Consolas" w:cs="Times New Roman"/>
@@ -49275,18 +48035,7 @@
           <w:szCs w:val="21"/>
           <w:lang w:val="en-US" w:eastAsia="ru-RU"/>
         </w:rPr>
-        <w:t>to_</w:t>
-      </w:r>
-      <w:proofErr w:type="gramStart"/>
-      <w:r>
-        <w:rPr>
-          <w:rFonts w:ascii="Consolas" w:eastAsia="Times New Roman" w:hAnsi="Consolas" w:cs="Times New Roman"/>
-          <w:color w:val="DCDCAA"/>
-          <w:sz w:val="21"/>
-          <w:szCs w:val="21"/>
-          <w:lang w:val="en-US" w:eastAsia="ru-RU"/>
-        </w:rPr>
-        <w:t>dict</w:t>
+        <w:t>to_dict</w:t>
       </w:r>
       <w:proofErr w:type="spellEnd"/>
       <w:r>
@@ -49297,18 +48046,7 @@
           <w:szCs w:val="21"/>
           <w:lang w:val="en-US" w:eastAsia="ru-RU"/>
         </w:rPr>
-        <w:t>(</w:t>
-      </w:r>
-      <w:proofErr w:type="gramEnd"/>
-      <w:r>
-        <w:rPr>
-          <w:rFonts w:ascii="Consolas" w:eastAsia="Times New Roman" w:hAnsi="Consolas" w:cs="Times New Roman"/>
-          <w:color w:val="CCCCCC"/>
-          <w:sz w:val="21"/>
-          <w:szCs w:val="21"/>
-          <w:lang w:val="en-US" w:eastAsia="ru-RU"/>
-        </w:rPr>
-        <w:t>))</w:t>
+        <w:t>())</w:t>
       </w:r>
     </w:p>
     <w:p>
@@ -49356,7 +48094,6 @@
         </w:rPr>
         <w:t xml:space="preserve">    </w:t>
       </w:r>
-      <w:proofErr w:type="gramStart"/>
       <w:r>
         <w:rPr>
           <w:rFonts w:ascii="Consolas" w:eastAsia="Times New Roman" w:hAnsi="Consolas" w:cs="Times New Roman"/>
@@ -49377,7 +48114,6 @@
         </w:rPr>
         <w:t>(</w:t>
       </w:r>
-      <w:proofErr w:type="gramEnd"/>
       <w:r>
         <w:rPr>
           <w:rFonts w:ascii="Consolas" w:eastAsia="Times New Roman" w:hAnsi="Consolas" w:cs="Times New Roman"/>
@@ -49532,7 +48268,6 @@
         <w:t xml:space="preserve"> </w:t>
       </w:r>
       <w:proofErr w:type="spellStart"/>
-      <w:proofErr w:type="gramStart"/>
       <w:r>
         <w:rPr>
           <w:rFonts w:ascii="Consolas" w:eastAsia="Times New Roman" w:hAnsi="Consolas" w:cs="Times New Roman"/>
@@ -49552,18 +48287,7 @@
           <w:szCs w:val="21"/>
           <w:lang w:val="en-US" w:eastAsia="ru-RU"/>
         </w:rPr>
-        <w:t>(</w:t>
-      </w:r>
-      <w:proofErr w:type="gramEnd"/>
-      <w:r>
-        <w:rPr>
-          <w:rFonts w:ascii="Consolas" w:eastAsia="Times New Roman" w:hAnsi="Consolas" w:cs="Times New Roman"/>
-          <w:color w:val="CCCCCC"/>
-          <w:sz w:val="21"/>
-          <w:szCs w:val="21"/>
-          <w:lang w:val="en-US" w:eastAsia="ru-RU"/>
-        </w:rPr>
-        <w:t>)</w:t>
+        <w:t>()</w:t>
       </w:r>
     </w:p>
     <w:p>
@@ -49843,18 +48567,7 @@
           <w:szCs w:val="21"/>
           <w:lang w:val="en-US" w:eastAsia="ru-RU"/>
         </w:rPr>
-        <w:t>to_</w:t>
-      </w:r>
-      <w:proofErr w:type="gramStart"/>
-      <w:r>
-        <w:rPr>
-          <w:rFonts w:ascii="Consolas" w:eastAsia="Times New Roman" w:hAnsi="Consolas" w:cs="Times New Roman"/>
-          <w:color w:val="DCDCAA"/>
-          <w:sz w:val="21"/>
-          <w:szCs w:val="21"/>
-          <w:lang w:val="en-US" w:eastAsia="ru-RU"/>
-        </w:rPr>
-        <w:t>dict</w:t>
+        <w:t>to_dict</w:t>
       </w:r>
       <w:proofErr w:type="spellEnd"/>
       <w:r>
@@ -49865,18 +48578,7 @@
           <w:szCs w:val="21"/>
           <w:lang w:val="en-US" w:eastAsia="ru-RU"/>
         </w:rPr>
-        <w:t>(</w:t>
-      </w:r>
-      <w:proofErr w:type="gramEnd"/>
-      <w:r>
-        <w:rPr>
-          <w:rFonts w:ascii="Consolas" w:eastAsia="Times New Roman" w:hAnsi="Consolas" w:cs="Times New Roman"/>
-          <w:color w:val="CCCCCC"/>
-          <w:sz w:val="21"/>
-          <w:szCs w:val="21"/>
-          <w:lang w:val="en-US" w:eastAsia="ru-RU"/>
-        </w:rPr>
-        <w:t>))</w:t>
+        <w:t>())</w:t>
       </w:r>
     </w:p>
     <w:p>
@@ -49987,7 +48689,6 @@
         </w:rPr>
         <w:t xml:space="preserve">    </w:t>
       </w:r>
-      <w:proofErr w:type="gramStart"/>
       <w:r>
         <w:rPr>
           <w:rFonts w:ascii="Consolas" w:eastAsia="Times New Roman" w:hAnsi="Consolas" w:cs="Times New Roman"/>
@@ -50008,7 +48709,6 @@
         </w:rPr>
         <w:t>(</w:t>
       </w:r>
-      <w:proofErr w:type="gramEnd"/>
       <w:r>
         <w:rPr>
           <w:rFonts w:ascii="Consolas" w:eastAsia="Times New Roman" w:hAnsi="Consolas" w:cs="Times New Roman"/>
@@ -50274,18 +48974,7 @@
           <w:szCs w:val="21"/>
           <w:lang w:val="en-US" w:eastAsia="ru-RU"/>
         </w:rPr>
-        <w:t>to_</w:t>
-      </w:r>
-      <w:proofErr w:type="gramStart"/>
-      <w:r>
-        <w:rPr>
-          <w:rFonts w:ascii="Consolas" w:eastAsia="Times New Roman" w:hAnsi="Consolas" w:cs="Times New Roman"/>
-          <w:color w:val="DCDCAA"/>
-          <w:sz w:val="21"/>
-          <w:szCs w:val="21"/>
-          <w:lang w:val="en-US" w:eastAsia="ru-RU"/>
-        </w:rPr>
-        <w:t>dict</w:t>
+        <w:t>to_dict</w:t>
       </w:r>
       <w:proofErr w:type="spellEnd"/>
       <w:r>
@@ -50296,18 +48985,7 @@
           <w:szCs w:val="21"/>
           <w:lang w:val="en-US" w:eastAsia="ru-RU"/>
         </w:rPr>
-        <w:t>(</w:t>
-      </w:r>
-      <w:proofErr w:type="gramEnd"/>
-      <w:r>
-        <w:rPr>
-          <w:rFonts w:ascii="Consolas" w:eastAsia="Times New Roman" w:hAnsi="Consolas" w:cs="Times New Roman"/>
-          <w:color w:val="CCCCCC"/>
-          <w:sz w:val="21"/>
-          <w:szCs w:val="21"/>
-          <w:lang w:val="en-US" w:eastAsia="ru-RU"/>
-        </w:rPr>
-        <w:t>))</w:t>
+        <w:t>())</w:t>
       </w:r>
     </w:p>
     <w:p>
@@ -50360,18 +49038,7 @@
           <w:szCs w:val="21"/>
           <w:lang w:val="en-US" w:eastAsia="ru-RU"/>
         </w:rPr>
-        <w:t>remove_</w:t>
-      </w:r>
-      <w:proofErr w:type="gramStart"/>
-      <w:r>
-        <w:rPr>
-          <w:rFonts w:ascii="Consolas" w:eastAsia="Times New Roman" w:hAnsi="Consolas" w:cs="Times New Roman"/>
-          <w:color w:val="DCDCAA"/>
-          <w:sz w:val="21"/>
-          <w:szCs w:val="21"/>
-          <w:lang w:val="en-US" w:eastAsia="ru-RU"/>
-        </w:rPr>
-        <w:t>product</w:t>
+        <w:t>remove_product</w:t>
       </w:r>
       <w:r>
         <w:rPr>
@@ -50383,7 +49050,6 @@
         </w:rPr>
         <w:t>(</w:t>
       </w:r>
-      <w:proofErr w:type="gramEnd"/>
       <w:r>
         <w:rPr>
           <w:rFonts w:ascii="Consolas" w:eastAsia="Times New Roman" w:hAnsi="Consolas" w:cs="Times New Roman"/>
@@ -50428,7 +49094,6 @@
         <w:t xml:space="preserve">    </w:t>
       </w:r>
       <w:proofErr w:type="spellStart"/>
-      <w:proofErr w:type="gramStart"/>
       <w:r>
         <w:rPr>
           <w:rFonts w:ascii="Consolas" w:eastAsia="Times New Roman" w:hAnsi="Consolas" w:cs="Times New Roman"/>
@@ -50450,7 +49115,6 @@
         </w:rPr>
         <w:t>(</w:t>
       </w:r>
-      <w:proofErr w:type="gramEnd"/>
       <w:r>
         <w:rPr>
           <w:rFonts w:ascii="Consolas" w:eastAsia="Times New Roman" w:hAnsi="Consolas" w:cs="Times New Roman"/>
@@ -50711,40 +49375,18 @@
           <w:szCs w:val="21"/>
           <w:lang w:eastAsia="ru-RU"/>
         </w:rPr>
-        <w:t>to_</w:t>
-      </w:r>
-      <w:proofErr w:type="gramStart"/>
-      <w:r>
-        <w:rPr>
-          <w:rFonts w:ascii="Consolas" w:eastAsia="Times New Roman" w:hAnsi="Consolas" w:cs="Times New Roman"/>
-          <w:color w:val="DCDCAA"/>
+        <w:t>to_dict</w:t>
+      </w:r>
+      <w:proofErr w:type="spellEnd"/>
+      <w:r>
+        <w:rPr>
+          <w:rFonts w:ascii="Consolas" w:eastAsia="Times New Roman" w:hAnsi="Consolas" w:cs="Times New Roman"/>
+          <w:color w:val="CCCCCC"/>
           <w:sz w:val="21"/>
           <w:szCs w:val="21"/>
           <w:lang w:eastAsia="ru-RU"/>
         </w:rPr>
-        <w:t>dict</w:t>
-      </w:r>
-      <w:proofErr w:type="spellEnd"/>
-      <w:r>
-        <w:rPr>
-          <w:rFonts w:ascii="Consolas" w:eastAsia="Times New Roman" w:hAnsi="Consolas" w:cs="Times New Roman"/>
-          <w:color w:val="CCCCCC"/>
-          <w:sz w:val="21"/>
-          <w:szCs w:val="21"/>
-          <w:lang w:eastAsia="ru-RU"/>
-        </w:rPr>
-        <w:t>(</w:t>
-      </w:r>
-      <w:proofErr w:type="gramEnd"/>
-      <w:r>
-        <w:rPr>
-          <w:rFonts w:ascii="Consolas" w:eastAsia="Times New Roman" w:hAnsi="Consolas" w:cs="Times New Roman"/>
-          <w:color w:val="CCCCCC"/>
-          <w:sz w:val="21"/>
-          <w:szCs w:val="21"/>
-          <w:lang w:eastAsia="ru-RU"/>
-        </w:rPr>
-        <w:t>))</w:t>
+        <w:t>())</w:t>
       </w:r>
     </w:p>
     <w:p>
@@ -50815,7 +49457,6 @@
         </w:rPr>
         <w:t xml:space="preserve">    </w:t>
       </w:r>
-      <w:proofErr w:type="gramStart"/>
       <w:r>
         <w:rPr>
           <w:rFonts w:ascii="Consolas" w:eastAsia="Times New Roman" w:hAnsi="Consolas" w:cs="Times New Roman"/>
@@ -50836,7 +49477,6 @@
         </w:rPr>
         <w:t>(</w:t>
       </w:r>
-      <w:proofErr w:type="gramEnd"/>
       <w:r>
         <w:rPr>
           <w:rFonts w:ascii="Consolas" w:eastAsia="Times New Roman" w:hAnsi="Consolas" w:cs="Times New Roman"/>
@@ -50974,7 +49614,6 @@
         <w:t xml:space="preserve">        </w:t>
       </w:r>
       <w:proofErr w:type="spellStart"/>
-      <w:proofErr w:type="gramStart"/>
       <w:r>
         <w:rPr>
           <w:rFonts w:ascii="Consolas" w:eastAsia="Times New Roman" w:hAnsi="Consolas" w:cs="Times New Roman"/>
@@ -51003,18 +49642,7 @@
           <w:szCs w:val="21"/>
           <w:lang w:val="en-US" w:eastAsia="ru-RU"/>
         </w:rPr>
-        <w:t>find</w:t>
-      </w:r>
-      <w:proofErr w:type="gramEnd"/>
-      <w:r>
-        <w:rPr>
-          <w:rFonts w:ascii="Consolas" w:eastAsia="Times New Roman" w:hAnsi="Consolas" w:cs="Times New Roman"/>
-          <w:color w:val="DCDCAA"/>
-          <w:sz w:val="21"/>
-          <w:szCs w:val="21"/>
-          <w:lang w:val="en-US" w:eastAsia="ru-RU"/>
-        </w:rPr>
-        <w:t>_product</w:t>
+        <w:t>find_product</w:t>
       </w:r>
       <w:proofErr w:type="spellEnd"/>
       <w:r>
@@ -51175,7 +49803,6 @@
         </w:rPr>
         <w:t xml:space="preserve">        </w:t>
       </w:r>
-      <w:proofErr w:type="gramStart"/>
       <w:r>
         <w:rPr>
           <w:rFonts w:ascii="Consolas" w:eastAsia="Times New Roman" w:hAnsi="Consolas" w:cs="Times New Roman"/>
@@ -51196,7 +49823,6 @@
         </w:rPr>
         <w:t>(</w:t>
       </w:r>
-      <w:proofErr w:type="gramEnd"/>
       <w:r>
         <w:rPr>
           <w:rFonts w:ascii="Consolas" w:eastAsia="Times New Roman" w:hAnsi="Consolas" w:cs="Times New Roman"/>
@@ -51411,10 +50037,7 @@
         <w:t>Git</w:t>
       </w:r>
       <w:r>
-        <w:t xml:space="preserve">: </w:t>
-      </w:r>
-      <w:r>
-        <w:t>https://github.com/ZAGAIQ/ProgLabStankin.git</w:t>
+        <w:t>: https://github.com/ZAGAIQ/ProgLabStankin.git</w:t>
       </w:r>
     </w:p>
     <w:p>
